--- a/Entrega 1/Fase 1/Evidencias Grupales/1.5_GuiaEstudiante_Fase 1_Definicion Proyecto APT.docx
+++ b/Entrega 1/Fase 1/Evidencias Grupales/1.5_GuiaEstudiante_Fase 1_Definicion Proyecto APT.docx
@@ -234,16 +234,16 @@
                 <wp:extent cx="6580505" cy="1486535"/>
                 <wp:effectExtent b="0" l="0" r="0" t="0"/>
                 <wp:wrapNone/>
-                <wp:docPr id="48" name="image2.png"/>
+                <wp:docPr id="48" name="image3.png"/>
                 <a:graphic>
                   <a:graphicData uri="http://schemas.openxmlformats.org/drawingml/2006/picture">
                     <pic:pic>
                       <pic:nvPicPr>
-                        <pic:cNvPr id="0" name="image2.png"/>
+                        <pic:cNvPr id="0" name="image3.png"/>
                         <pic:cNvPicPr preferRelativeResize="0"/>
                       </pic:nvPicPr>
                       <pic:blipFill>
-                        <a:blip r:embed="rId10"/>
+                        <a:blip r:embed="rId8"/>
                         <a:srcRect/>
                         <a:stretch>
                           <a:fillRect/>
@@ -340,7 +340,7 @@
         <w:widowControl w:val="1"/>
         <w:numPr>
           <w:ilvl w:val="0"/>
-          <w:numId w:val="4"/>
+          <w:numId w:val="5"/>
         </w:numPr>
         <w:pBdr>
           <w:top w:space="0" w:sz="0" w:val="nil"/>
@@ -584,7 +584,7 @@
                 <w:color w:val="1f3864"/>
                 <w:rtl w:val="0"/>
               </w:rPr>
-              <w:t xml:space="preserve">Nombre estudiante</w:t>
+              <w:t xml:space="preserve">Nombres estudiantes</w:t>
             </w:r>
           </w:p>
         </w:tc>
@@ -595,14 +595,23 @@
           <w:p>
             <w:pPr>
               <w:rPr>
-                <w:b w:val="1"/>
-                <w:bCs w:val="1"/>
-              </w:rPr>
-            </w:pPr>
-            <w:r>
-              <w:rPr>
-                <w:rtl w:val="0"/>
-              </w:rPr>
+                <w:color w:val="1f3864"/>
+              </w:rPr>
+            </w:pPr>
+            <w:r>
+              <w:rPr>
+                <w:color w:val="1f3864"/>
+                <w:rtl w:val="0"/>
+              </w:rPr>
+              <w:t xml:space="preserve">- Ámbar Hidalgo</w:t>
+              <w:br w:type="textWrapping"/>
+              <w:t xml:space="preserve">- Carol Pacheco</w:t>
+              <w:br w:type="textWrapping"/>
+              <w:t xml:space="preserve">- Katherine Pereira</w:t>
+              <w:br w:type="textWrapping"/>
+              <w:t xml:space="preserve">- Joaquín Peréz</w:t>
+              <w:br w:type="textWrapping"/>
+              <w:t xml:space="preserve">- Felipe Ponce</w:t>
             </w:r>
           </w:p>
         </w:tc>
@@ -686,11 +695,15 @@
           </w:tcPr>
           <w:p>
             <w:pPr>
-              <w:rPr>
-                <w:b w:val="1"/>
-                <w:bCs w:val="1"/>
-              </w:rPr>
-            </w:pPr>
+              <w:rPr/>
+            </w:pPr>
+            <w:r>
+              <w:rPr>
+                <w:color w:val="1f3864"/>
+                <w:rtl w:val="0"/>
+              </w:rPr>
+              <w:t xml:space="preserve"> Ingeniería en informática</w:t>
+            </w:r>
             <w:r>
               <w:rPr>
                 <w:rtl w:val="0"/>
@@ -737,6 +750,13 @@
                 <w:bCs w:val="1"/>
               </w:rPr>
             </w:pPr>
+            <w:r>
+              <w:rPr>
+                <w:color w:val="1f3864"/>
+                <w:rtl w:val="0"/>
+              </w:rPr>
+              <w:t xml:space="preserve"> Puente Alto </w:t>
+            </w:r>
             <w:r>
               <w:rPr>
                 <w:rtl w:val="0"/>
@@ -1023,7 +1043,7 @@
             <w:pPr>
               <w:numPr>
                 <w:ilvl w:val="0"/>
-                <w:numId w:val="5"/>
+                <w:numId w:val="6"/>
               </w:numPr>
               <w:spacing w:after="0" w:afterAutospacing="0"/>
               <w:ind w:left="720" w:hanging="360"/>
@@ -1043,7 +1063,7 @@
             <w:pPr>
               <w:numPr>
                 <w:ilvl w:val="0"/>
-                <w:numId w:val="5"/>
+                <w:numId w:val="6"/>
               </w:numPr>
               <w:spacing w:after="0" w:afterAutospacing="0"/>
               <w:ind w:left="720" w:hanging="360"/>
@@ -1063,7 +1083,7 @@
             <w:pPr>
               <w:numPr>
                 <w:ilvl w:val="0"/>
-                <w:numId w:val="5"/>
+                <w:numId w:val="6"/>
               </w:numPr>
               <w:ind w:left="720" w:hanging="360"/>
               <w:rPr>
@@ -1128,40 +1148,47 @@
             <w:pPr>
               <w:numPr>
                 <w:ilvl w:val="0"/>
-                <w:numId w:val="3"/>
+                <w:numId w:val="4"/>
               </w:numPr>
-              <w:spacing w:after="0" w:afterAutospacing="0"/>
+              <w:spacing w:after="0" w:afterAutospacing="0" w:before="240" w:lineRule="auto"/>
               <w:ind w:left="720" w:hanging="360"/>
               <w:rPr>
                 <w:color w:val="0b5394"/>
-              </w:rPr>
-            </w:pPr>
-            <w:r>
-              <w:rPr>
-                <w:color w:val="0b5394"/>
-                <w:rtl w:val="0"/>
-              </w:rPr>
-              <w:t xml:space="preserve">Diseñar y generar soluciones de software innovadoras y de calidad, aplicando el ciclo de vida de éste, según las características del proyecto, las mejores prácticas de la industria y sus estándares de calidad.</w:t>
+                <w:u w:val="none"/>
+              </w:rPr>
+            </w:pPr>
+            <w:r>
+              <w:rPr>
+                <w:color w:val="0b5394"/>
+                <w:rtl w:val="0"/>
+              </w:rPr>
+              <w:t xml:space="preserve">Construir modelos de datos para soportar los requerimientos de la organización de acuerdo a un diseño definido y escalable en el tiempo.</w:t>
             </w:r>
           </w:p>
           <w:p>
             <w:pPr>
               <w:numPr>
                 <w:ilvl w:val="0"/>
-                <w:numId w:val="3"/>
+                <w:numId w:val="4"/>
               </w:numPr>
               <w:spacing w:after="240" w:before="0" w:beforeAutospacing="0" w:lineRule="auto"/>
               <w:ind w:left="720" w:hanging="360"/>
               <w:rPr>
                 <w:color w:val="0b5394"/>
-              </w:rPr>
-            </w:pPr>
-            <w:r>
-              <w:rPr>
-                <w:color w:val="0b5394"/>
-                <w:rtl w:val="0"/>
-              </w:rPr>
-              <w:t xml:space="preserve">Diseñar y generar soluciones que permitan resolver los requerimientos de información en el contexto de las organizaciones, considerando bases de datos relacionales y no relacionales.</w:t>
+                <w:u w:val="none"/>
+              </w:rPr>
+            </w:pPr>
+            <w:r>
+              <w:rPr>
+                <w:color w:val="0b5394"/>
+                <w:rtl w:val="0"/>
+              </w:rPr>
+              <w:t xml:space="preserve">Desarrollar una solución de software utilizando técnicas que permitan sistematizar el proceso de desarrollo y mantenimiento, asegurando el logro de los objetivos.  </w:t>
+            </w:r>
+            <w:r>
+              <w:rPr>
+                <w:rtl w:val="0"/>
+              </w:rPr>
             </w:r>
           </w:p>
         </w:tc>
@@ -1761,7 +1788,7 @@
               <w:widowControl w:val="1"/>
               <w:numPr>
                 <w:ilvl w:val="0"/>
-                <w:numId w:val="1"/>
+                <w:numId w:val="2"/>
               </w:numPr>
               <w:pBdr>
                 <w:top w:space="0" w:sz="0" w:val="nil"/>
@@ -1825,595 +1852,6 @@
               <w:rPr>
                 <w:rtl w:val="0"/>
               </w:rPr>
-            </w:r>
-          </w:p>
-          <w:p>
-            <w:pPr>
-              <w:keepNext w:val="0"/>
-              <w:keepLines w:val="0"/>
-              <w:widowControl w:val="1"/>
-              <w:numPr>
-                <w:ilvl w:val="0"/>
-                <w:numId w:val="1"/>
-              </w:numPr>
-              <w:pBdr>
-                <w:top w:space="0" w:sz="0" w:val="nil"/>
-                <w:left w:space="0" w:sz="0" w:val="nil"/>
-                <w:bottom w:space="0" w:sz="0" w:val="nil"/>
-                <w:right w:space="0" w:sz="0" w:val="nil"/>
-                <w:between w:space="0" w:sz="0" w:val="nil"/>
-              </w:pBdr>
-              <w:shd w:fill="auto" w:val="clear"/>
-              <w:spacing w:after="0" w:afterAutospacing="0" w:before="0" w:line="259" w:lineRule="auto"/>
-              <w:ind w:left="720" w:right="0" w:hanging="360"/>
-              <w:jc w:val="both"/>
-              <w:rPr>
-                <w:b w:val="1"/>
-                <w:bCs w:val="1"/>
-                <w:color w:val="0b5394"/>
-                <w:u w:val="none"/>
-              </w:rPr>
-            </w:pPr>
-            <w:r>
-              <w:rPr>
-                <w:b w:val="1"/>
-                <w:bCs w:val="1"/>
-                <w:color w:val="0b5394"/>
-                <w:rtl w:val="0"/>
-              </w:rPr>
-              <w:t xml:space="preserve">Plataforma Web (Dashboard Administrativo y Exploración Completa):</w:t>
-            </w:r>
-          </w:p>
-          <w:p>
-            <w:pPr>
-              <w:keepNext w:val="0"/>
-              <w:keepLines w:val="0"/>
-              <w:widowControl w:val="1"/>
-              <w:numPr>
-                <w:ilvl w:val="1"/>
-                <w:numId w:val="1"/>
-              </w:numPr>
-              <w:pBdr>
-                <w:top w:space="0" w:sz="0" w:val="nil"/>
-                <w:left w:space="0" w:sz="0" w:val="nil"/>
-                <w:bottom w:space="0" w:sz="0" w:val="nil"/>
-                <w:right w:space="0" w:sz="0" w:val="nil"/>
-                <w:between w:space="0" w:sz="0" w:val="nil"/>
-              </w:pBdr>
-              <w:shd w:fill="auto" w:val="clear"/>
-              <w:spacing w:after="0" w:afterAutospacing="0" w:before="0" w:line="259" w:lineRule="auto"/>
-              <w:ind w:left="1440" w:right="0" w:hanging="360"/>
-              <w:jc w:val="both"/>
-              <w:rPr>
-                <w:b w:val="1"/>
-                <w:bCs w:val="1"/>
-                <w:color w:val="0b5394"/>
-                <w:u w:val="none"/>
-              </w:rPr>
-            </w:pPr>
-            <w:r>
-              <w:rPr>
-                <w:b w:val="1"/>
-                <w:bCs w:val="1"/>
-                <w:color w:val="0b5394"/>
-                <w:rtl w:val="0"/>
-              </w:rPr>
-              <w:t xml:space="preserve">Panel de moderación: </w:t>
-            </w:r>
-            <w:r>
-              <w:rPr>
-                <w:color w:val="0b5394"/>
-                <w:rtl w:val="0"/>
-              </w:rPr>
-              <w:t xml:space="preserve">Exclusivo para administradores. Permite revisar publicaciones reportadas, ejecutar bloqueos de usuarios, auditar el cumplimiento del reglamento estudiantil y visualizar analítica agregada por sede/carrera.</w:t>
-            </w:r>
-          </w:p>
-          <w:p>
-            <w:pPr>
-              <w:keepNext w:val="0"/>
-              <w:keepLines w:val="0"/>
-              <w:widowControl w:val="1"/>
-              <w:numPr>
-                <w:ilvl w:val="1"/>
-                <w:numId w:val="1"/>
-              </w:numPr>
-              <w:pBdr>
-                <w:top w:space="0" w:sz="0" w:val="nil"/>
-                <w:left w:space="0" w:sz="0" w:val="nil"/>
-                <w:bottom w:space="0" w:sz="0" w:val="nil"/>
-                <w:right w:space="0" w:sz="0" w:val="nil"/>
-                <w:between w:space="0" w:sz="0" w:val="nil"/>
-              </w:pBdr>
-              <w:shd w:fill="auto" w:val="clear"/>
-              <w:spacing w:after="0" w:afterAutospacing="0" w:before="0" w:line="259" w:lineRule="auto"/>
-              <w:ind w:left="1440" w:right="0" w:hanging="360"/>
-              <w:jc w:val="both"/>
-              <w:rPr>
-                <w:b w:val="1"/>
-                <w:bCs w:val="1"/>
-                <w:color w:val="0b5394"/>
-                <w:u w:val="none"/>
-              </w:rPr>
-            </w:pPr>
-            <w:r>
-              <w:rPr>
-                <w:b w:val="1"/>
-                <w:bCs w:val="1"/>
-                <w:color w:val="0b5394"/>
-                <w:rtl w:val="0"/>
-              </w:rPr>
-              <w:t xml:space="preserve">Gestión de banners y marcas: </w:t>
-            </w:r>
-            <w:r>
-              <w:rPr>
-                <w:color w:val="0b5394"/>
-                <w:rtl w:val="0"/>
-              </w:rPr>
-              <w:t xml:space="preserve">Administración centralizada de publicidad y campañas institucionales.</w:t>
-            </w:r>
-          </w:p>
-          <w:p>
-            <w:pPr>
-              <w:keepNext w:val="0"/>
-              <w:keepLines w:val="0"/>
-              <w:widowControl w:val="1"/>
-              <w:numPr>
-                <w:ilvl w:val="1"/>
-                <w:numId w:val="1"/>
-              </w:numPr>
-              <w:pBdr>
-                <w:top w:space="0" w:sz="0" w:val="nil"/>
-                <w:left w:space="0" w:sz="0" w:val="nil"/>
-                <w:bottom w:space="0" w:sz="0" w:val="nil"/>
-                <w:right w:space="0" w:sz="0" w:val="nil"/>
-                <w:between w:space="0" w:sz="0" w:val="nil"/>
-              </w:pBdr>
-              <w:shd w:fill="auto" w:val="clear"/>
-              <w:spacing w:after="0" w:afterAutospacing="0" w:before="0" w:line="259" w:lineRule="auto"/>
-              <w:ind w:left="1440" w:right="0" w:hanging="360"/>
-              <w:jc w:val="both"/>
-              <w:rPr>
-                <w:b w:val="1"/>
-                <w:bCs w:val="1"/>
-                <w:color w:val="0b5394"/>
-                <w:u w:val="none"/>
-              </w:rPr>
-            </w:pPr>
-            <w:r>
-              <w:rPr>
-                <w:b w:val="1"/>
-                <w:bCs w:val="1"/>
-                <w:color w:val="0b5394"/>
-                <w:rtl w:val="0"/>
-              </w:rPr>
-              <w:t xml:space="preserve">Catálogo Web: </w:t>
-            </w:r>
-            <w:r>
-              <w:rPr>
-                <w:color w:val="0b5394"/>
-                <w:rtl w:val="0"/>
-              </w:rPr>
-              <w:t xml:space="preserve">Exploración y búsqueda avanzada en escritorio con filtros por sede, comuna y categorías.</w:t>
-            </w:r>
-          </w:p>
-          <w:p>
-            <w:pPr>
-              <w:keepNext w:val="0"/>
-              <w:keepLines w:val="0"/>
-              <w:widowControl w:val="1"/>
-              <w:numPr>
-                <w:ilvl w:val="0"/>
-                <w:numId w:val="1"/>
-              </w:numPr>
-              <w:pBdr>
-                <w:top w:space="0" w:sz="0" w:val="nil"/>
-                <w:left w:space="0" w:sz="0" w:val="nil"/>
-                <w:bottom w:space="0" w:sz="0" w:val="nil"/>
-                <w:right w:space="0" w:sz="0" w:val="nil"/>
-                <w:between w:space="0" w:sz="0" w:val="nil"/>
-              </w:pBdr>
-              <w:shd w:fill="auto" w:val="clear"/>
-              <w:spacing w:after="0" w:afterAutospacing="0" w:before="0" w:line="259" w:lineRule="auto"/>
-              <w:ind w:left="720" w:right="0" w:hanging="360"/>
-              <w:jc w:val="both"/>
-              <w:rPr>
-                <w:b w:val="1"/>
-                <w:bCs w:val="1"/>
-                <w:color w:val="0b5394"/>
-                <w:u w:val="none"/>
-              </w:rPr>
-            </w:pPr>
-            <w:r>
-              <w:rPr>
-                <w:b w:val="1"/>
-                <w:bCs w:val="1"/>
-                <w:color w:val="0b5394"/>
-                <w:rtl w:val="0"/>
-              </w:rPr>
-              <w:t xml:space="preserve">Aplicación Móvil (Experiencia intuitiva para el estudiante):</w:t>
-            </w:r>
-          </w:p>
-          <w:p>
-            <w:pPr>
-              <w:keepNext w:val="0"/>
-              <w:keepLines w:val="0"/>
-              <w:widowControl w:val="1"/>
-              <w:numPr>
-                <w:ilvl w:val="1"/>
-                <w:numId w:val="1"/>
-              </w:numPr>
-              <w:pBdr>
-                <w:top w:space="0" w:sz="0" w:val="nil"/>
-                <w:left w:space="0" w:sz="0" w:val="nil"/>
-                <w:bottom w:space="0" w:sz="0" w:val="nil"/>
-                <w:right w:space="0" w:sz="0" w:val="nil"/>
-                <w:between w:space="0" w:sz="0" w:val="nil"/>
-              </w:pBdr>
-              <w:shd w:fill="auto" w:val="clear"/>
-              <w:spacing w:after="0" w:afterAutospacing="0" w:before="0" w:line="259" w:lineRule="auto"/>
-              <w:ind w:left="1440" w:right="0" w:hanging="360"/>
-              <w:jc w:val="both"/>
-              <w:rPr>
-                <w:b w:val="1"/>
-                <w:bCs w:val="1"/>
-                <w:color w:val="0b5394"/>
-                <w:u w:val="none"/>
-              </w:rPr>
-            </w:pPr>
-            <w:r>
-              <w:rPr>
-                <w:b w:val="1"/>
-                <w:bCs w:val="1"/>
-                <w:color w:val="0b5394"/>
-                <w:rtl w:val="0"/>
-              </w:rPr>
-              <w:t xml:space="preserve">Publicación rápida: </w:t>
-            </w:r>
-            <w:r>
-              <w:rPr>
-                <w:color w:val="0b5394"/>
-                <w:rtl w:val="0"/>
-              </w:rPr>
-              <w:t xml:space="preserve">Uso nativo de la cámara del smartphone y almacenamiento local/galería para fotografiar y subir un producto en cuestión de segundos desde la sede.</w:t>
-            </w:r>
-          </w:p>
-          <w:p>
-            <w:pPr>
-              <w:keepNext w:val="0"/>
-              <w:keepLines w:val="0"/>
-              <w:widowControl w:val="1"/>
-              <w:numPr>
-                <w:ilvl w:val="1"/>
-                <w:numId w:val="1"/>
-              </w:numPr>
-              <w:pBdr>
-                <w:top w:space="0" w:sz="0" w:val="nil"/>
-                <w:left w:space="0" w:sz="0" w:val="nil"/>
-                <w:bottom w:space="0" w:sz="0" w:val="nil"/>
-                <w:right w:space="0" w:sz="0" w:val="nil"/>
-                <w:between w:space="0" w:sz="0" w:val="nil"/>
-              </w:pBdr>
-              <w:shd w:fill="auto" w:val="clear"/>
-              <w:spacing w:after="0" w:afterAutospacing="0" w:before="0" w:line="259" w:lineRule="auto"/>
-              <w:ind w:left="1440" w:right="0" w:hanging="360"/>
-              <w:jc w:val="both"/>
-              <w:rPr>
-                <w:b w:val="1"/>
-                <w:bCs w:val="1"/>
-                <w:color w:val="0b5394"/>
-                <w:u w:val="none"/>
-              </w:rPr>
-            </w:pPr>
-            <w:r>
-              <w:rPr>
-                <w:b w:val="1"/>
-                <w:bCs w:val="1"/>
-                <w:color w:val="0b5394"/>
-                <w:rtl w:val="0"/>
-              </w:rPr>
-              <w:t xml:space="preserve">Notificaciones push instantáneas: </w:t>
-            </w:r>
-            <w:r>
-              <w:rPr>
-                <w:color w:val="0b5394"/>
-                <w:rtl w:val="0"/>
-              </w:rPr>
-              <w:t xml:space="preserve">Alertas inmediatas en el celular ante nuevos mensajes de chat o cambios de estado en publicaciones/reportes.</w:t>
-            </w:r>
-          </w:p>
-          <w:p>
-            <w:pPr>
-              <w:keepNext w:val="0"/>
-              <w:keepLines w:val="0"/>
-              <w:widowControl w:val="1"/>
-              <w:numPr>
-                <w:ilvl w:val="1"/>
-                <w:numId w:val="1"/>
-              </w:numPr>
-              <w:pBdr>
-                <w:top w:space="0" w:sz="0" w:val="nil"/>
-                <w:left w:space="0" w:sz="0" w:val="nil"/>
-                <w:bottom w:space="0" w:sz="0" w:val="nil"/>
-                <w:right w:space="0" w:sz="0" w:val="nil"/>
-                <w:between w:space="0" w:sz="0" w:val="nil"/>
-              </w:pBdr>
-              <w:shd w:fill="auto" w:val="clear"/>
-              <w:spacing w:after="0" w:afterAutospacing="0" w:before="0" w:line="259" w:lineRule="auto"/>
-              <w:ind w:left="1440" w:right="0" w:hanging="360"/>
-              <w:jc w:val="both"/>
-              <w:rPr>
-                <w:b w:val="1"/>
-                <w:bCs w:val="1"/>
-                <w:color w:val="0b5394"/>
-                <w:u w:val="none"/>
-              </w:rPr>
-            </w:pPr>
-            <w:r>
-              <w:rPr>
-                <w:b w:val="1"/>
-                <w:bCs w:val="1"/>
-                <w:color w:val="0b5394"/>
-                <w:rtl w:val="0"/>
-              </w:rPr>
-              <w:t xml:space="preserve">Sistema de chat en tiempo real: </w:t>
-            </w:r>
-            <w:r>
-              <w:rPr>
-                <w:color w:val="0b5394"/>
-                <w:rtl w:val="0"/>
-              </w:rPr>
-              <w:t xml:space="preserve">Interfaz de mensajería móvil adaptada para coordinar entregas de forma rápida y segura entre clases.</w:t>
-            </w:r>
-          </w:p>
-          <w:p>
-            <w:pPr>
-              <w:keepNext w:val="0"/>
-              <w:keepLines w:val="0"/>
-              <w:widowControl w:val="1"/>
-              <w:numPr>
-                <w:ilvl w:val="1"/>
-                <w:numId w:val="1"/>
-              </w:numPr>
-              <w:pBdr>
-                <w:top w:space="0" w:sz="0" w:val="nil"/>
-                <w:left w:space="0" w:sz="0" w:val="nil"/>
-                <w:bottom w:space="0" w:sz="0" w:val="nil"/>
-                <w:right w:space="0" w:sz="0" w:val="nil"/>
-                <w:between w:space="0" w:sz="0" w:val="nil"/>
-              </w:pBdr>
-              <w:shd w:fill="auto" w:val="clear"/>
-              <w:spacing w:after="0" w:afterAutospacing="0" w:before="0" w:line="259" w:lineRule="auto"/>
-              <w:ind w:left="1440" w:right="0" w:hanging="360"/>
-              <w:jc w:val="both"/>
-              <w:rPr>
-                <w:b w:val="1"/>
-                <w:bCs w:val="1"/>
-                <w:color w:val="0b5394"/>
-                <w:u w:val="none"/>
-              </w:rPr>
-            </w:pPr>
-            <w:r>
-              <w:rPr>
-                <w:b w:val="1"/>
-                <w:bCs w:val="1"/>
-                <w:color w:val="0b5394"/>
-                <w:rtl w:val="0"/>
-              </w:rPr>
-              <w:t xml:space="preserve">Guardado rapido y favoritos: </w:t>
-            </w:r>
-            <w:r>
-              <w:rPr>
-                <w:color w:val="0b5394"/>
-                <w:rtl w:val="0"/>
-              </w:rPr>
-              <w:t xml:space="preserve">Vista optimizada al tacto para navegación rápida entre bloques de clases.</w:t>
-            </w:r>
-          </w:p>
-          <w:p>
-            <w:pPr>
-              <w:keepNext w:val="0"/>
-              <w:keepLines w:val="0"/>
-              <w:widowControl w:val="1"/>
-              <w:numPr>
-                <w:ilvl w:val="0"/>
-                <w:numId w:val="1"/>
-              </w:numPr>
-              <w:pBdr>
-                <w:top w:space="0" w:sz="0" w:val="nil"/>
-                <w:left w:space="0" w:sz="0" w:val="nil"/>
-                <w:bottom w:space="0" w:sz="0" w:val="nil"/>
-                <w:right w:space="0" w:sz="0" w:val="nil"/>
-                <w:between w:space="0" w:sz="0" w:val="nil"/>
-              </w:pBdr>
-              <w:shd w:fill="auto" w:val="clear"/>
-              <w:spacing w:after="160" w:before="0" w:line="259" w:lineRule="auto"/>
-              <w:ind w:left="720" w:right="0" w:hanging="360"/>
-              <w:jc w:val="both"/>
-              <w:rPr>
-                <w:b w:val="1"/>
-                <w:bCs w:val="1"/>
-                <w:color w:val="0b5394"/>
-                <w:u w:val="none"/>
-              </w:rPr>
-            </w:pPr>
-            <w:r>
-              <w:rPr>
-                <w:b w:val="1"/>
-                <w:bCs w:val="1"/>
-                <w:color w:val="0b5394"/>
-                <w:rtl w:val="0"/>
-              </w:rPr>
-              <w:t xml:space="preserve">Módulo de chat en tiempo real y persistencia (Híbrido):</w:t>
-            </w:r>
-          </w:p>
-          <w:p>
-            <w:pPr>
-              <w:keepNext w:val="0"/>
-              <w:keepLines w:val="0"/>
-              <w:widowControl w:val="1"/>
-              <w:pBdr>
-                <w:top w:space="0" w:sz="0" w:val="nil"/>
-                <w:left w:space="0" w:sz="0" w:val="nil"/>
-                <w:bottom w:space="0" w:sz="0" w:val="nil"/>
-                <w:right w:space="0" w:sz="0" w:val="nil"/>
-                <w:between w:space="0" w:sz="0" w:val="nil"/>
-              </w:pBdr>
-              <w:shd w:fill="auto" w:val="clear"/>
-              <w:spacing w:after="160" w:before="0" w:line="259" w:lineRule="auto"/>
-              <w:ind w:left="1440" w:right="0" w:firstLine="0"/>
-              <w:jc w:val="both"/>
-              <w:rPr>
-                <w:color w:val="0b5394"/>
-              </w:rPr>
-            </w:pPr>
-            <w:r>
-              <w:rPr>
-                <w:color w:val="0b5394"/>
-                <w:rtl w:val="0"/>
-              </w:rPr>
-              <w:t xml:space="preserve">Comunicación bidireccional inmediata mediante WebSockets respaldada en MongoDB para consultar conversaciones desde la Web o la App Móvil sin perder la trazabilidad de los mensajes.</w:t>
-            </w:r>
-          </w:p>
-          <w:p>
-            <w:pPr>
-              <w:keepNext w:val="0"/>
-              <w:keepLines w:val="0"/>
-              <w:widowControl w:val="1"/>
-              <w:numPr>
-                <w:ilvl w:val="0"/>
-                <w:numId w:val="1"/>
-              </w:numPr>
-              <w:pBdr>
-                <w:top w:space="0" w:sz="0" w:val="nil"/>
-                <w:left w:space="0" w:sz="0" w:val="nil"/>
-                <w:bottom w:space="0" w:sz="0" w:val="nil"/>
-                <w:right w:space="0" w:sz="0" w:val="nil"/>
-                <w:between w:space="0" w:sz="0" w:val="nil"/>
-              </w:pBdr>
-              <w:shd w:fill="auto" w:val="clear"/>
-              <w:spacing w:after="160" w:before="0" w:line="259" w:lineRule="auto"/>
-              <w:ind w:left="720" w:right="0" w:hanging="360"/>
-              <w:jc w:val="both"/>
-              <w:rPr>
-                <w:b w:val="1"/>
-                <w:bCs w:val="1"/>
-                <w:color w:val="0b5394"/>
-                <w:u w:val="none"/>
-              </w:rPr>
-            </w:pPr>
-            <w:r>
-              <w:rPr>
-                <w:b w:val="1"/>
-                <w:bCs w:val="1"/>
-                <w:color w:val="0b5394"/>
-                <w:rtl w:val="0"/>
-              </w:rPr>
-              <w:t xml:space="preserve">Moderación y Seguridad Institucional:</w:t>
-            </w:r>
-          </w:p>
-          <w:p>
-            <w:pPr>
-              <w:keepNext w:val="0"/>
-              <w:keepLines w:val="0"/>
-              <w:widowControl w:val="1"/>
-              <w:pBdr>
-                <w:top w:space="0" w:sz="0" w:val="nil"/>
-                <w:left w:space="0" w:sz="0" w:val="nil"/>
-                <w:bottom w:space="0" w:sz="0" w:val="nil"/>
-                <w:right w:space="0" w:sz="0" w:val="nil"/>
-                <w:between w:space="0" w:sz="0" w:val="nil"/>
-              </w:pBdr>
-              <w:shd w:fill="auto" w:val="clear"/>
-              <w:spacing w:after="160" w:before="0" w:line="259" w:lineRule="auto"/>
-              <w:ind w:left="1440" w:right="0" w:firstLine="0"/>
-              <w:jc w:val="both"/>
-              <w:rPr>
-                <w:b w:val="1"/>
-                <w:bCs w:val="1"/>
-                <w:color w:val="0b5394"/>
-              </w:rPr>
-            </w:pPr>
-            <w:r>
-              <w:rPr>
-                <w:color w:val="0b5394"/>
-                <w:rtl w:val="0"/>
-              </w:rPr>
-              <w:t xml:space="preserve">Filtro automático de palabras sensibles ejecutado en el backend antes de que cualquier publicación o foto se visibilice en la Web o en la App Móvil</w:t>
-            </w:r>
-            <w:r>
-              <w:rPr>
-                <w:rtl w:val="0"/>
-              </w:rPr>
-            </w:r>
-          </w:p>
-        </w:tc>
-      </w:tr>
-      <w:tr>
-        <w:trPr>
-          <w:cantSplit w:val="0"/>
-          <w:trHeight w:val="2898.33740234375" w:hRule="atLeast"/>
-          <w:tblHeader w:val="0"/>
-        </w:trPr>
-        <w:tc>
-          <w:tcPr>
-            <w:vAlign w:val="center"/>
-          </w:tcPr>
-          <w:p>
-            <w:pPr>
-              <w:rPr>
-                <w:rFonts w:ascii="Calibri" w:cs="Calibri" w:eastAsia="Calibri" w:hAnsi="Calibri"/>
-                <w:color w:val="1f3864"/>
-              </w:rPr>
-            </w:pPr>
-            <w:r>
-              <w:rPr>
-                <w:rFonts w:ascii="Calibri" w:cs="Calibri" w:eastAsia="Calibri" w:hAnsi="Calibri"/>
-                <w:color w:val="1f3864"/>
-                <w:rtl w:val="0"/>
-              </w:rPr>
-              <w:t xml:space="preserve">Pertinencia del proyecto con el perfil de egreso</w:t>
-            </w:r>
-          </w:p>
-        </w:tc>
-        <w:tc>
-          <w:tcPr>
-            <w:vAlign w:val="center"/>
-          </w:tcPr>
-          <w:p>
-            <w:pPr>
-              <w:keepNext w:val="0"/>
-              <w:keepLines w:val="0"/>
-              <w:widowControl w:val="1"/>
-              <w:pBdr>
-                <w:top w:space="0" w:sz="0" w:val="nil"/>
-                <w:left w:space="0" w:sz="0" w:val="nil"/>
-                <w:bottom w:space="0" w:sz="0" w:val="nil"/>
-                <w:right w:space="0" w:sz="0" w:val="nil"/>
-                <w:between w:space="0" w:sz="0" w:val="nil"/>
-              </w:pBdr>
-              <w:shd w:fill="auto" w:val="clear"/>
-              <w:spacing w:after="160" w:before="0" w:line="259" w:lineRule="auto"/>
-              <w:ind w:left="0" w:right="0" w:firstLine="0"/>
-              <w:jc w:val="both"/>
-              <w:rPr>
-                <w:color w:val="0b5394"/>
-              </w:rPr>
-            </w:pPr>
-            <w:r>
-              <w:rPr>
-                <w:b w:val="1"/>
-                <w:bCs w:val="1"/>
-                <w:color w:val="0b5394"/>
-                <w:rtl w:val="0"/>
-              </w:rPr>
-              <w:t xml:space="preserve">“Pasa el Dato Duoc” </w:t>
-            </w:r>
-            <w:r>
-              <w:rPr>
-                <w:color w:val="0b5394"/>
-                <w:rtl w:val="0"/>
-              </w:rPr>
-              <w:t xml:space="preserve">se relaciona directamente con el perfil de egreso de la carrera, respondiendo explícitamente a las competencias asociadas mediante la resolución de una problemática real de seguridad, gobernanza y comercio comunitario. </w:t>
             </w:r>
           </w:p>
           <w:p>
@@ -2450,7 +1888,7 @@
                 <w:color w:val="0b5394"/>
                 <w:rtl w:val="0"/>
               </w:rPr>
-              <w:t xml:space="preserve">Competencia: Diseñar y generar soluciones de software innovadoras y de calidad, aplicando el ciclo de vida de éste, según las características del proyecto, las mejores prácticas de la industria y sus estándares de calidad.</w:t>
+              <w:t xml:space="preserve">Plataforma Web (Dashboard Administrativo y Exploración Completa):</w:t>
             </w:r>
           </w:p>
           <w:p>
@@ -2487,14 +1925,14 @@
                 <w:color w:val="0b5394"/>
                 <w:rtl w:val="0"/>
               </w:rPr>
-              <w:t xml:space="preserve">Relación con el proyecto: </w:t>
-            </w:r>
-            <w:r>
-              <w:rPr>
-                <w:color w:val="0b5394"/>
-                <w:rtl w:val="0"/>
-              </w:rPr>
-              <w:t xml:space="preserve">Para resolver el problema de la informalidad y los riesgos de seguridad en el comercio estudiantil, el proyecto no se limita a un único sistema, sino que aborda un ecosistema de software completo (Web y App Móvil) cubriendo todas las fases del ciclo de vida del software (análisis de requerimientos, arquitectura, diseño UI/UX, desarrollo backend/frontend/móvil, pruebas y despliegue).</w:t>
+              <w:t xml:space="preserve">Panel de moderación: </w:t>
+            </w:r>
+            <w:r>
+              <w:rPr>
+                <w:color w:val="0b5394"/>
+                <w:rtl w:val="0"/>
+              </w:rPr>
+              <w:t xml:space="preserve">Exclusivo para administradores. Permite revisar publicaciones reportadas, ejecutar bloqueos de usuarios, auditar el cumplimiento del reglamento estudiantil y visualizar analítica agregada por sede/carrera.</w:t>
             </w:r>
           </w:p>
           <w:p>
@@ -2531,7 +1969,14 @@
                 <w:color w:val="0b5394"/>
                 <w:rtl w:val="0"/>
               </w:rPr>
-              <w:t xml:space="preserve">Aplicación de estándares y calidad: </w:t>
+              <w:t xml:space="preserve">Gestión de banners y marcas: </w:t>
+            </w:r>
+            <w:r>
+              <w:rPr>
+                <w:color w:val="0b5394"/>
+                <w:rtl w:val="0"/>
+              </w:rPr>
+              <w:t xml:space="preserve">Administración centralizada de publicidad y campañas institucionales.</w:t>
             </w:r>
           </w:p>
           <w:p>
@@ -2540,7 +1985,7 @@
               <w:keepLines w:val="0"/>
               <w:widowControl w:val="1"/>
               <w:numPr>
-                <w:ilvl w:val="2"/>
+                <w:ilvl w:val="1"/>
                 <w:numId w:val="2"/>
               </w:numPr>
               <w:pBdr>
@@ -2552,18 +1997,30 @@
               </w:pBdr>
               <w:shd w:fill="auto" w:val="clear"/>
               <w:spacing w:after="0" w:afterAutospacing="0" w:before="0" w:line="259" w:lineRule="auto"/>
-              <w:ind w:left="2160" w:right="0" w:hanging="360"/>
-              <w:jc w:val="both"/>
-              <w:rPr>
-                <w:color w:val="0b5394"/>
-              </w:rPr>
-            </w:pPr>
-            <w:r>
-              <w:rPr>
-                <w:color w:val="0b5394"/>
-                <w:rtl w:val="0"/>
-              </w:rPr>
-              <w:t xml:space="preserve">Se implementa un estándar de identidad verificada restringiendo el acceso exclusivamente a correos "@duocuc.cl" mediante tokens JWT.</w:t>
+              <w:ind w:left="1440" w:right="0" w:hanging="360"/>
+              <w:jc w:val="both"/>
+              <w:rPr>
+                <w:b w:val="1"/>
+                <w:bCs w:val="1"/>
+                <w:color w:val="0b5394"/>
+                <w:u w:val="none"/>
+              </w:rPr>
+            </w:pPr>
+            <w:r>
+              <w:rPr>
+                <w:b w:val="1"/>
+                <w:bCs w:val="1"/>
+                <w:color w:val="0b5394"/>
+                <w:rtl w:val="0"/>
+              </w:rPr>
+              <w:t xml:space="preserve">Catálogo Web: </w:t>
+            </w:r>
+            <w:r>
+              <w:rPr>
+                <w:color w:val="0b5394"/>
+                <w:rtl w:val="0"/>
+              </w:rPr>
+              <w:t xml:space="preserve">Exploración y búsqueda avanzada en escritorio con filtros por sede, comuna y categorías.</w:t>
             </w:r>
           </w:p>
           <w:p>
@@ -2572,7 +2029,7 @@
               <w:keepLines w:val="0"/>
               <w:widowControl w:val="1"/>
               <w:numPr>
-                <w:ilvl w:val="2"/>
+                <w:ilvl w:val="0"/>
                 <w:numId w:val="2"/>
               </w:numPr>
               <w:pBdr>
@@ -2584,35 +2041,23 @@
               </w:pBdr>
               <w:shd w:fill="auto" w:val="clear"/>
               <w:spacing w:after="0" w:afterAutospacing="0" w:before="0" w:line="259" w:lineRule="auto"/>
-              <w:ind w:left="2160" w:right="0" w:hanging="360"/>
-              <w:jc w:val="both"/>
-              <w:rPr>
-                <w:color w:val="0b5394"/>
-                <w:u w:val="none"/>
-              </w:rPr>
-            </w:pPr>
-            <w:r>
-              <w:rPr>
-                <w:color w:val="0b5394"/>
-                <w:rtl w:val="0"/>
-              </w:rPr>
-              <w:t xml:space="preserve">Se aplican mecanismos de moderación automática (filtro de palabras sensibles) en la creación de contenidos y un</w:t>
-            </w:r>
-            <w:r>
+              <w:ind w:left="720" w:right="0" w:hanging="360"/>
+              <w:jc w:val="both"/>
               <w:rPr>
                 <w:b w:val="1"/>
                 <w:bCs w:val="1"/>
                 <w:color w:val="0b5394"/>
-                <w:rtl w:val="0"/>
-              </w:rPr>
-              <w:t xml:space="preserve"> panel de administración </w:t>
-            </w:r>
-            <w:r>
-              <w:rPr>
-                <w:color w:val="0b5394"/>
-                <w:rtl w:val="0"/>
-              </w:rPr>
-              <w:t xml:space="preserve">web para el cumplimiento del reglamento de convivencia.</w:t>
+                <w:u w:val="none"/>
+              </w:rPr>
+            </w:pPr>
+            <w:r>
+              <w:rPr>
+                <w:b w:val="1"/>
+                <w:bCs w:val="1"/>
+                <w:color w:val="0b5394"/>
+                <w:rtl w:val="0"/>
+              </w:rPr>
+              <w:t xml:space="preserve">Aplicación Móvil (Experiencia intuitiva para el estudiante):</w:t>
             </w:r>
           </w:p>
           <w:p>
@@ -2621,7 +2066,7 @@
               <w:keepLines w:val="0"/>
               <w:widowControl w:val="1"/>
               <w:numPr>
-                <w:ilvl w:val="2"/>
+                <w:ilvl w:val="1"/>
                 <w:numId w:val="2"/>
               </w:numPr>
               <w:pBdr>
@@ -2633,34 +2078,189 @@
               </w:pBdr>
               <w:shd w:fill="auto" w:val="clear"/>
               <w:spacing w:after="0" w:afterAutospacing="0" w:before="0" w:line="259" w:lineRule="auto"/>
-              <w:ind w:left="2160" w:right="0" w:hanging="360"/>
-              <w:jc w:val="both"/>
-              <w:rPr>
+              <w:ind w:left="1440" w:right="0" w:hanging="360"/>
+              <w:jc w:val="both"/>
+              <w:rPr>
+                <w:b w:val="1"/>
+                <w:bCs w:val="1"/>
                 <w:color w:val="0b5394"/>
                 <w:u w:val="none"/>
               </w:rPr>
             </w:pPr>
             <w:r>
               <w:rPr>
-                <w:color w:val="0b5394"/>
-                <w:rtl w:val="0"/>
-              </w:rPr>
-              <w:t xml:space="preserve">En la App Móvil, se aplican patrones de diseño modernos orientados a la usabilidad on-the-go (uso nativo de la cámara para publicar productos rápidamente, notificaciones push instantáneas y chat ágil para entregas dentro del campus).</w:t>
-            </w:r>
-          </w:p>
-          <w:p>
-            <w:pPr>
+                <w:b w:val="1"/>
+                <w:bCs w:val="1"/>
+                <w:color w:val="0b5394"/>
+                <w:rtl w:val="0"/>
+              </w:rPr>
+              <w:t xml:space="preserve">Publicación rápida: </w:t>
+            </w:r>
+            <w:r>
+              <w:rPr>
+                <w:color w:val="0b5394"/>
+                <w:rtl w:val="0"/>
+              </w:rPr>
+              <w:t xml:space="preserve">Uso nativo de la cámara del smartphone y almacenamiento local/galería para fotografiar y subir un producto en cuestión de segundos desde la sede.</w:t>
+            </w:r>
+          </w:p>
+          <w:p>
+            <w:pPr>
+              <w:keepNext w:val="0"/>
+              <w:keepLines w:val="0"/>
+              <w:widowControl w:val="1"/>
+              <w:numPr>
+                <w:ilvl w:val="1"/>
+                <w:numId w:val="2"/>
+              </w:numPr>
+              <w:pBdr>
+                <w:top w:space="0" w:sz="0" w:val="nil"/>
+                <w:left w:space="0" w:sz="0" w:val="nil"/>
+                <w:bottom w:space="0" w:sz="0" w:val="nil"/>
+                <w:right w:space="0" w:sz="0" w:val="nil"/>
+                <w:between w:space="0" w:sz="0" w:val="nil"/>
+              </w:pBdr>
+              <w:shd w:fill="auto" w:val="clear"/>
+              <w:spacing w:after="0" w:afterAutospacing="0" w:before="0" w:line="259" w:lineRule="auto"/>
+              <w:ind w:left="1440" w:right="0" w:hanging="360"/>
+              <w:jc w:val="both"/>
+              <w:rPr>
+                <w:b w:val="1"/>
+                <w:bCs w:val="1"/>
+                <w:color w:val="0b5394"/>
+                <w:u w:val="none"/>
+              </w:rPr>
+            </w:pPr>
+            <w:r>
+              <w:rPr>
+                <w:b w:val="1"/>
+                <w:bCs w:val="1"/>
+                <w:color w:val="0b5394"/>
+                <w:rtl w:val="0"/>
+              </w:rPr>
+              <w:t xml:space="preserve">Notificaciones push instantáneas: </w:t>
+            </w:r>
+            <w:r>
+              <w:rPr>
+                <w:color w:val="0b5394"/>
+                <w:rtl w:val="0"/>
+              </w:rPr>
+              <w:t xml:space="preserve">Alertas inmediatas en el celular ante nuevos mensajes de chat o cambios de estado en publicaciones/reportes.</w:t>
+            </w:r>
+          </w:p>
+          <w:p>
+            <w:pPr>
+              <w:keepNext w:val="0"/>
+              <w:keepLines w:val="0"/>
+              <w:widowControl w:val="1"/>
+              <w:numPr>
+                <w:ilvl w:val="1"/>
+                <w:numId w:val="2"/>
+              </w:numPr>
+              <w:pBdr>
+                <w:top w:space="0" w:sz="0" w:val="nil"/>
+                <w:left w:space="0" w:sz="0" w:val="nil"/>
+                <w:bottom w:space="0" w:sz="0" w:val="nil"/>
+                <w:right w:space="0" w:sz="0" w:val="nil"/>
+                <w:between w:space="0" w:sz="0" w:val="nil"/>
+              </w:pBdr>
+              <w:shd w:fill="auto" w:val="clear"/>
+              <w:spacing w:after="0" w:afterAutospacing="0" w:before="0" w:line="259" w:lineRule="auto"/>
+              <w:ind w:left="1440" w:right="0" w:hanging="360"/>
+              <w:jc w:val="both"/>
+              <w:rPr>
+                <w:b w:val="1"/>
+                <w:bCs w:val="1"/>
+                <w:color w:val="0b5394"/>
+                <w:u w:val="none"/>
+              </w:rPr>
+            </w:pPr>
+            <w:r>
+              <w:rPr>
+                <w:b w:val="1"/>
+                <w:bCs w:val="1"/>
+                <w:color w:val="0b5394"/>
+                <w:rtl w:val="0"/>
+              </w:rPr>
+              <w:t xml:space="preserve">Sistema de chat en tiempo real: </w:t>
+            </w:r>
+            <w:r>
+              <w:rPr>
+                <w:color w:val="0b5394"/>
+                <w:rtl w:val="0"/>
+              </w:rPr>
+              <w:t xml:space="preserve">Interfaz de mensajería móvil adaptada para coordinar entregas de forma rápida y segura entre clases.</w:t>
+            </w:r>
+          </w:p>
+          <w:p>
+            <w:pPr>
+              <w:keepNext w:val="0"/>
+              <w:keepLines w:val="0"/>
+              <w:widowControl w:val="1"/>
+              <w:numPr>
+                <w:ilvl w:val="1"/>
+                <w:numId w:val="2"/>
+              </w:numPr>
+              <w:pBdr>
+                <w:top w:space="0" w:sz="0" w:val="nil"/>
+                <w:left w:space="0" w:sz="0" w:val="nil"/>
+                <w:bottom w:space="0" w:sz="0" w:val="nil"/>
+                <w:right w:space="0" w:sz="0" w:val="nil"/>
+                <w:between w:space="0" w:sz="0" w:val="nil"/>
+              </w:pBdr>
+              <w:shd w:fill="auto" w:val="clear"/>
+              <w:spacing w:after="0" w:afterAutospacing="0" w:before="0" w:line="259" w:lineRule="auto"/>
+              <w:ind w:left="1440" w:right="0" w:hanging="360"/>
+              <w:jc w:val="both"/>
+              <w:rPr>
+                <w:b w:val="1"/>
+                <w:bCs w:val="1"/>
+                <w:color w:val="0b5394"/>
+                <w:u w:val="none"/>
+              </w:rPr>
+            </w:pPr>
+            <w:r>
+              <w:rPr>
+                <w:b w:val="1"/>
+                <w:bCs w:val="1"/>
+                <w:color w:val="0b5394"/>
+                <w:rtl w:val="0"/>
+              </w:rPr>
+              <w:t xml:space="preserve">Guardado rapido y favoritos: </w:t>
+            </w:r>
+            <w:r>
+              <w:rPr>
+                <w:color w:val="0b5394"/>
+                <w:rtl w:val="0"/>
+              </w:rPr>
+              <w:t xml:space="preserve">Vista optimizada al tacto para navegación rápida entre bloques de clases.</w:t>
+            </w:r>
+          </w:p>
+          <w:p>
+            <w:pPr>
+              <w:keepNext w:val="0"/>
+              <w:keepLines w:val="0"/>
+              <w:widowControl w:val="1"/>
               <w:numPr>
                 <w:ilvl w:val="0"/>
                 <w:numId w:val="2"/>
               </w:numPr>
-              <w:spacing w:after="0" w:afterAutospacing="0"/>
-              <w:ind w:left="720" w:hanging="360"/>
+              <w:pBdr>
+                <w:top w:space="0" w:sz="0" w:val="nil"/>
+                <w:left w:space="0" w:sz="0" w:val="nil"/>
+                <w:bottom w:space="0" w:sz="0" w:val="nil"/>
+                <w:right w:space="0" w:sz="0" w:val="nil"/>
+                <w:between w:space="0" w:sz="0" w:val="nil"/>
+              </w:pBdr>
+              <w:shd w:fill="auto" w:val="clear"/>
+              <w:spacing w:after="160" w:before="0" w:line="259" w:lineRule="auto"/>
+              <w:ind w:left="720" w:right="0" w:hanging="360"/>
               <w:jc w:val="both"/>
               <w:rPr>
                 <w:b w:val="1"/>
                 <w:bCs w:val="1"/>
                 <w:color w:val="0b5394"/>
+                <w:u w:val="none"/>
               </w:rPr>
             </w:pPr>
             <w:r>
@@ -2670,22 +2270,62 @@
                 <w:color w:val="0b5394"/>
                 <w:rtl w:val="0"/>
               </w:rPr>
-              <w:t xml:space="preserve">Competencia: Diseñar y generar soluciones que permitan resolver los requerimientos de información en el contexto de las organizaciones, considerando bases de datos relacionales y no relacionales.</w:t>
-            </w:r>
-          </w:p>
-          <w:p>
-            <w:pPr>
+              <w:t xml:space="preserve">Módulo de chat en tiempo real y persistencia (Híbrido):</w:t>
+            </w:r>
+          </w:p>
+          <w:p>
+            <w:pPr>
+              <w:keepNext w:val="0"/>
+              <w:keepLines w:val="0"/>
+              <w:widowControl w:val="1"/>
+              <w:pBdr>
+                <w:top w:space="0" w:sz="0" w:val="nil"/>
+                <w:left w:space="0" w:sz="0" w:val="nil"/>
+                <w:bottom w:space="0" w:sz="0" w:val="nil"/>
+                <w:right w:space="0" w:sz="0" w:val="nil"/>
+                <w:between w:space="0" w:sz="0" w:val="nil"/>
+              </w:pBdr>
+              <w:shd w:fill="auto" w:val="clear"/>
+              <w:spacing w:after="160" w:before="0" w:line="259" w:lineRule="auto"/>
+              <w:ind w:left="1440" w:right="0" w:firstLine="0"/>
+              <w:jc w:val="both"/>
+              <w:rPr>
+                <w:color w:val="0b5394"/>
+              </w:rPr>
+            </w:pPr>
+            <w:r>
+              <w:rPr>
+                <w:color w:val="0b5394"/>
+                <w:rtl w:val="0"/>
+              </w:rPr>
+              <w:t xml:space="preserve">Comunicación bidireccional inmediata mediante WebSockets respaldada en MongoDB para consultar conversaciones desde la Web o la App Móvil sin perder la trazabilidad de los mensajes.</w:t>
+            </w:r>
+          </w:p>
+          <w:p>
+            <w:pPr>
+              <w:keepNext w:val="0"/>
+              <w:keepLines w:val="0"/>
+              <w:widowControl w:val="1"/>
               <w:numPr>
-                <w:ilvl w:val="1"/>
+                <w:ilvl w:val="0"/>
                 <w:numId w:val="2"/>
               </w:numPr>
-              <w:spacing w:after="0" w:afterAutospacing="0"/>
-              <w:ind w:left="1440" w:hanging="360"/>
+              <w:pBdr>
+                <w:top w:space="0" w:sz="0" w:val="nil"/>
+                <w:left w:space="0" w:sz="0" w:val="nil"/>
+                <w:bottom w:space="0" w:sz="0" w:val="nil"/>
+                <w:right w:space="0" w:sz="0" w:val="nil"/>
+                <w:between w:space="0" w:sz="0" w:val="nil"/>
+              </w:pBdr>
+              <w:shd w:fill="auto" w:val="clear"/>
+              <w:spacing w:after="160" w:before="0" w:line="259" w:lineRule="auto"/>
+              <w:ind w:left="720" w:right="0" w:hanging="360"/>
               <w:jc w:val="both"/>
               <w:rPr>
                 <w:b w:val="1"/>
                 <w:bCs w:val="1"/>
                 <w:color w:val="0b5394"/>
+                <w:u w:val="none"/>
               </w:rPr>
             </w:pPr>
             <w:r>
@@ -2695,24 +2335,24 @@
                 <w:color w:val="0b5394"/>
                 <w:rtl w:val="0"/>
               </w:rPr>
-              <w:t xml:space="preserve">Relación con el proyecto: </w:t>
-            </w:r>
-            <w:r>
-              <w:rPr>
-                <w:color w:val="0b5394"/>
-                <w:rtl w:val="0"/>
-              </w:rPr>
-              <w:t xml:space="preserve">Los requerimientos del proyecto exigen resolver dos tipos de información con necesidades de rendimiento radicalmente distintas: transacciones rígidas/estructuradas y comunicación masiva en tiempo real. Esto justifica técnicamente la implementación de una arquitectura de datos híbrida</w:t>
-            </w:r>
-          </w:p>
-          <w:p>
-            <w:pPr>
-              <w:numPr>
-                <w:ilvl w:val="1"/>
-                <w:numId w:val="2"/>
-              </w:numPr>
-              <w:spacing w:after="0" w:afterAutospacing="0"/>
-              <w:ind w:left="1440" w:hanging="360"/>
+              <w:t xml:space="preserve">Moderación y Seguridad Institucional:</w:t>
+            </w:r>
+          </w:p>
+          <w:p>
+            <w:pPr>
+              <w:keepNext w:val="0"/>
+              <w:keepLines w:val="0"/>
+              <w:widowControl w:val="1"/>
+              <w:pBdr>
+                <w:top w:space="0" w:sz="0" w:val="nil"/>
+                <w:left w:space="0" w:sz="0" w:val="nil"/>
+                <w:bottom w:space="0" w:sz="0" w:val="nil"/>
+                <w:right w:space="0" w:sz="0" w:val="nil"/>
+                <w:between w:space="0" w:sz="0" w:val="nil"/>
+              </w:pBdr>
+              <w:shd w:fill="auto" w:val="clear"/>
+              <w:spacing w:after="160" w:before="0" w:line="259" w:lineRule="auto"/>
+              <w:ind w:left="1440" w:right="0" w:firstLine="0"/>
               <w:jc w:val="both"/>
               <w:rPr>
                 <w:b w:val="1"/>
@@ -2722,50 +2362,10 @@
             </w:pPr>
             <w:r>
               <w:rPr>
-                <w:b w:val="1"/>
-                <w:bCs w:val="1"/>
-                <w:color w:val="0b5394"/>
-                <w:rtl w:val="0"/>
-              </w:rPr>
-              <w:t xml:space="preserve">Uso de Base de datos Relacional (Postgres): </w:t>
-            </w:r>
-            <w:r>
-              <w:rPr>
-                <w:color w:val="0b5394"/>
-                <w:rtl w:val="0"/>
-              </w:rPr>
-              <w:t xml:space="preserve">Diseñada para garantizar la consistencia, integridad referencial y seguridad de la información estructurada e institucional. Gestiona la información de usuarios (@duocuc.cl), Sedes, Regiones, Comunas, Publicaciones, Favoritos, Reportes y Banners publicitario</w:t>
-            </w:r>
-          </w:p>
-          <w:p>
-            <w:pPr>
-              <w:numPr>
-                <w:ilvl w:val="1"/>
-                <w:numId w:val="2"/>
-              </w:numPr>
-              <w:ind w:left="1440" w:hanging="360"/>
-              <w:jc w:val="both"/>
-              <w:rPr>
-                <w:b w:val="1"/>
-                <w:bCs w:val="1"/>
-                <w:color w:val="0b5394"/>
-              </w:rPr>
-            </w:pPr>
-            <w:r>
-              <w:rPr>
-                <w:b w:val="1"/>
-                <w:bCs w:val="1"/>
-                <w:color w:val="0b5394"/>
-                <w:rtl w:val="0"/>
-              </w:rPr>
-              <w:t xml:space="preserve">Uso de base de datos no relacional (NoSQL - MongoBD): </w:t>
-            </w:r>
-            <w:r>
-              <w:rPr>
-                <w:color w:val="0b5394"/>
-                <w:rtl w:val="0"/>
-              </w:rPr>
-              <w:t xml:space="preserve">Diseñada para dar solución al flujo masivo de mensajería del Chat en Tiempo Real mediante WebSockets. Permite almacenar documentos JSON flexibles con el historial de mensajes, lecturas y conversaciones entre compradores y vendedores sin saturar la base de datos relacional principal, garantizando alta velocidad de respuesta y escalabilidad horizontal.</w:t>
+                <w:color w:val="0b5394"/>
+                <w:rtl w:val="0"/>
+              </w:rPr>
+              <w:t xml:space="preserve">Filtro automático de palabras sensibles ejecutado en el backend antes de que cualquier publicación o foto se visibilice en la Web o en la App Móvil</w:t>
             </w:r>
             <w:r>
               <w:rPr>
@@ -2778,7 +2378,7 @@
       <w:tr>
         <w:trPr>
           <w:cantSplit w:val="0"/>
-          <w:trHeight w:val="866" w:hRule="atLeast"/>
+          <w:trHeight w:val="2898.33740234375" w:hRule="atLeast"/>
           <w:tblHeader w:val="0"/>
         </w:trPr>
         <w:tc>
@@ -2798,7 +2398,7 @@
                 <w:color w:val="1f3864"/>
                 <w:rtl w:val="0"/>
               </w:rPr>
-              <w:t xml:space="preserve">Relación con los intereses profesionales</w:t>
+              <w:t xml:space="preserve">Pertinencia del proyecto con el perfil de egreso</w:t>
             </w:r>
           </w:p>
         </w:tc>
@@ -2828,12 +2428,164 @@
             </w:pPr>
             <w:r>
               <w:rPr>
-                <w:color w:val="0b5394"/>
-                <w:rtl w:val="0"/>
-              </w:rPr>
-              <w:t xml:space="preserve">Señala cómo se relaciona el Proyecto APT que propones con tus intereses profesionales.</w:t>
-            </w:r>
-          </w:p>
+                <w:b w:val="1"/>
+                <w:bCs w:val="1"/>
+                <w:color w:val="0b5394"/>
+                <w:rtl w:val="0"/>
+              </w:rPr>
+              <w:t xml:space="preserve">“Pasa el Dato Duoc” </w:t>
+            </w:r>
+            <w:r>
+              <w:rPr>
+                <w:color w:val="0b5394"/>
+                <w:rtl w:val="0"/>
+              </w:rPr>
+              <w:t xml:space="preserve">se relaciona directamente con el perfil de egreso de la carrera, respondiendo explícitamente a las competencias asociadas mediante la resolución de una problemática real de seguridad, gobernanza y comercio comunitario. </w:t>
+            </w:r>
+          </w:p>
+          <w:p>
+            <w:pPr>
+              <w:keepNext w:val="0"/>
+              <w:keepLines w:val="0"/>
+              <w:widowControl w:val="1"/>
+              <w:numPr>
+                <w:ilvl w:val="0"/>
+                <w:numId w:val="3"/>
+              </w:numPr>
+              <w:pBdr>
+                <w:top w:space="0" w:sz="0" w:val="nil"/>
+                <w:left w:space="0" w:sz="0" w:val="nil"/>
+                <w:bottom w:space="0" w:sz="0" w:val="nil"/>
+                <w:right w:space="0" w:sz="0" w:val="nil"/>
+                <w:between w:space="0" w:sz="0" w:val="nil"/>
+              </w:pBdr>
+              <w:shd w:fill="auto" w:val="clear"/>
+              <w:spacing w:after="160" w:before="0" w:line="259" w:lineRule="auto"/>
+              <w:ind w:left="720" w:right="0" w:hanging="360"/>
+              <w:jc w:val="both"/>
+              <w:rPr>
+                <w:b w:val="1"/>
+                <w:bCs w:val="1"/>
+                <w:color w:val="0b5394"/>
+                <w:u w:val="none"/>
+              </w:rPr>
+            </w:pPr>
+            <w:r>
+              <w:rPr>
+                <w:b w:val="1"/>
+                <w:bCs w:val="1"/>
+                <w:color w:val="0b5394"/>
+                <w:rtl w:val="0"/>
+              </w:rPr>
+              <w:t xml:space="preserve">Competencia: Desarrollar una solución de software utilizando técnicas que permitan sistematizar el proceso de desarrollo y mantenimiento, asegurando el logro de los objetivos.  </w:t>
+            </w:r>
+          </w:p>
+          <w:p>
+            <w:pPr>
+              <w:keepNext w:val="0"/>
+              <w:keepLines w:val="0"/>
+              <w:widowControl w:val="1"/>
+              <w:pBdr>
+                <w:top w:space="0" w:sz="0" w:val="nil"/>
+                <w:left w:space="0" w:sz="0" w:val="nil"/>
+                <w:bottom w:space="0" w:sz="0" w:val="nil"/>
+                <w:right w:space="0" w:sz="0" w:val="nil"/>
+                <w:between w:space="0" w:sz="0" w:val="nil"/>
+              </w:pBdr>
+              <w:shd w:fill="auto" w:val="clear"/>
+              <w:spacing w:after="160" w:before="0" w:line="259" w:lineRule="auto"/>
+              <w:ind w:left="720" w:right="0" w:firstLine="0"/>
+              <w:jc w:val="both"/>
+              <w:rPr>
+                <w:color w:val="0b5394"/>
+              </w:rPr>
+            </w:pPr>
+            <w:r>
+              <w:rPr>
+                <w:color w:val="0b5394"/>
+                <w:rtl w:val="0"/>
+              </w:rPr>
+              <w:t xml:space="preserve">Pasa el Dato Duoc contempla el desarrollo de una solución de software compuesta por una plataforma web y una aplicación móvil, apoyadas por un backend común. El proyecto permitirá aplicar el proceso de desarrollo desde el análisis de requerimientos y diseño hasta la implementación y pruebas, incorporando funcionalidades como autenticación, gestión de usuarios, publicaciones, búsqueda y filtros, geolocalización, reportes, administración, publicidad, notificaciones y chat en tiempo real. </w:t>
+            </w:r>
+          </w:p>
+          <w:p>
+            <w:pPr>
+              <w:numPr>
+                <w:ilvl w:val="0"/>
+                <w:numId w:val="3"/>
+              </w:numPr>
+              <w:ind w:left="720" w:hanging="360"/>
+              <w:jc w:val="both"/>
+              <w:rPr>
+                <w:b w:val="1"/>
+                <w:bCs w:val="1"/>
+                <w:color w:val="0b5394"/>
+              </w:rPr>
+            </w:pPr>
+            <w:r>
+              <w:rPr>
+                <w:b w:val="1"/>
+                <w:bCs w:val="1"/>
+                <w:color w:val="0b5394"/>
+                <w:rtl w:val="0"/>
+              </w:rPr>
+              <w:t xml:space="preserve">Competencia: Construir modelos de datos para soportar los requerimientos de la organización de acuerdo a un diseño definido y escalable en el tiempo. </w:t>
+            </w:r>
+          </w:p>
+          <w:p>
+            <w:pPr>
+              <w:ind w:left="720" w:firstLine="0"/>
+              <w:jc w:val="both"/>
+              <w:rPr>
+                <w:color w:val="0b5394"/>
+              </w:rPr>
+            </w:pPr>
+            <w:r>
+              <w:rPr>
+                <w:color w:val="0b5394"/>
+                <w:rtl w:val="0"/>
+              </w:rPr>
+              <w:t xml:space="preserve">Esta competencia es necesaria debido a que la solución debe almacenar, relacionar y consultar la información generada por los distintos módulos del sistema. El proyecto requiere modelar datos estructurados asociados a usuarios, publicaciones, ubicaciones, favoritos y reportes, además de información correspondiente a conversaciones y mensajes del chat. La correcta construcción de estos modelos permitirá organizar y mantener la información necesaria para el funcionamiento de la plataforma.</w:t>
+            </w:r>
+            <w:r>
+              <w:rPr>
+                <w:rtl w:val="0"/>
+              </w:rPr>
+            </w:r>
+          </w:p>
+        </w:tc>
+      </w:tr>
+      <w:tr>
+        <w:trPr>
+          <w:cantSplit w:val="0"/>
+          <w:trHeight w:val="866" w:hRule="atLeast"/>
+          <w:tblHeader w:val="0"/>
+        </w:trPr>
+        <w:tc>
+          <w:tcPr>
+            <w:vAlign w:val="center"/>
+          </w:tcPr>
+          <w:p>
+            <w:pPr>
+              <w:rPr>
+                <w:rFonts w:ascii="Calibri" w:cs="Calibri" w:eastAsia="Calibri" w:hAnsi="Calibri"/>
+                <w:color w:val="1f3864"/>
+              </w:rPr>
+            </w:pPr>
+            <w:r>
+              <w:rPr>
+                <w:rFonts w:ascii="Calibri" w:cs="Calibri" w:eastAsia="Calibri" w:hAnsi="Calibri"/>
+                <w:color w:val="1f3864"/>
+                <w:rtl w:val="0"/>
+              </w:rPr>
+              <w:t xml:space="preserve">Relación con los intereses profesionales</w:t>
+            </w:r>
+          </w:p>
+        </w:tc>
+        <w:tc>
+          <w:tcPr>
+            <w:vAlign w:val="center"/>
+          </w:tcPr>
           <w:p>
             <w:pPr>
               <w:keepNext w:val="0"/>
@@ -2859,7 +2611,35 @@
                 <w:color w:val="0b5394"/>
                 <w:rtl w:val="0"/>
               </w:rPr>
-              <w:t xml:space="preserve">¿Cuáles son tus intereses profesionales?  ¿Qué aspectos de tus intereses profesionales se ven reflejados en tu Proyecto APT? Realizar este Proyecto APT, ¿de qué manera va a contribuir a tu desarrollo profesional? </w:t>
+              <w:t xml:space="preserve">El proyecto se relaciona con nuestros intereses profesionales principalmente en las areas de desarrollo de software, backend y gestión de base de datos. Estos intereses se ven reflejados en “Pasa el Dato Duoc” mediante el desarrollo de una solución completa que integra una plataforma web, una aplicación móvil, servicios backend, bases de datos relacionales y no relacionales, autenticación, comunicación en tiempo real y geolocalización.</w:t>
+            </w:r>
+          </w:p>
+          <w:p>
+            <w:pPr>
+              <w:keepNext w:val="0"/>
+              <w:keepLines w:val="0"/>
+              <w:widowControl w:val="1"/>
+              <w:pBdr>
+                <w:top w:space="0" w:sz="0" w:val="nil"/>
+                <w:left w:space="0" w:sz="0" w:val="nil"/>
+                <w:bottom w:space="0" w:sz="0" w:val="nil"/>
+                <w:right w:space="0" w:sz="0" w:val="nil"/>
+                <w:between w:space="0" w:sz="0" w:val="nil"/>
+              </w:pBdr>
+              <w:shd w:fill="auto" w:val="clear"/>
+              <w:spacing w:after="160" w:before="0" w:line="259" w:lineRule="auto"/>
+              <w:ind w:left="0" w:right="0" w:firstLine="0"/>
+              <w:jc w:val="both"/>
+              <w:rPr>
+                <w:color w:val="0b5394"/>
+              </w:rPr>
+            </w:pPr>
+            <w:r>
+              <w:rPr>
+                <w:color w:val="0b5394"/>
+                <w:rtl w:val="0"/>
+              </w:rPr>
+              <w:t xml:space="preserve">La realización de este proyecto contribuirá a nuestro desarrollo profesional al permitirnos aplicar conocimientos adquiridos durante la carrera en un contexto práctico, enfrentando un proceso de desarrollo similar al de un proyecto real. Además, nos permitirá fortalecer habilidades de análisis de requerimientos, diseño de soluciones, programación, modelamiento de datos, integración de tecnologías, trabajo colaborativo, uso de control de versiones y resolución de problemas técnicos. </w:t>
             </w:r>
           </w:p>
         </w:tc>
@@ -3094,6 +2874,134 @@
                 <w:rtl w:val="0"/>
               </w:rPr>
               <w:t xml:space="preserve">Factores externos que dificultan su desarrollo y maneras en que podrías solucionarlos</w:t>
+              <w:br w:type="textWrapping"/>
+              <w:br w:type="textWrapping"/>
+              <w:t xml:space="preserve">El desarrollo de “Pasa el Dato Duoc” es factible dentro del periodo académico, ya que el proyecto ha sido dividido en etapas y actividades planificadas para las 18 semanas del semestre, distribuyendo el trabajo entre los cinco integrantes del equipo. Las horas asignadas a la asignatura, complementadas con trabajo autónomo, permitirán avanzar progresivamente en análisis, diseño, desarrollo, pruebas y documentación.</w:t>
+              <w:br w:type="textWrapping"/>
+              <w:br w:type="textWrapping"/>
+              <w:t xml:space="preserve">Los materiales requeridos son principalmente computadores con acceso a Internet, dispositivos móviles para pruebas y herramientas de desarrollo de software. El proyecto utiliza tecnologías y herramientas que pueden implementarse con alternativas gratuitas o de uso académico, lo que disminuye la necesidad de recursos económicos adicionales. </w:t>
+            </w:r>
+          </w:p>
+          <w:p>
+            <w:pPr>
+              <w:keepNext w:val="0"/>
+              <w:keepLines w:val="0"/>
+              <w:pageBreakBefore w:val="0"/>
+              <w:widowControl w:val="1"/>
+              <w:pBdr>
+                <w:top w:space="0" w:sz="0" w:val="nil"/>
+                <w:left w:space="0" w:sz="0" w:val="nil"/>
+                <w:bottom w:space="0" w:sz="0" w:val="nil"/>
+                <w:right w:space="0" w:sz="0" w:val="nil"/>
+                <w:between w:space="0" w:sz="0" w:val="nil"/>
+              </w:pBdr>
+              <w:shd w:fill="auto" w:val="clear"/>
+              <w:spacing w:after="160" w:before="0" w:line="259" w:lineRule="auto"/>
+              <w:ind w:left="0" w:right="0" w:firstLine="0"/>
+              <w:jc w:val="both"/>
+              <w:rPr>
+                <w:color w:val="0b5394"/>
+              </w:rPr>
+            </w:pPr>
+            <w:r>
+              <w:rPr>
+                <w:color w:val="0b5394"/>
+                <w:rtl w:val="0"/>
+              </w:rPr>
+              <w:t xml:space="preserve">Entre los factores que facilitan su desarrollo se encuentra el uso de una </w:t>
+            </w:r>
+            <w:r>
+              <w:rPr>
+                <w:b w:val="1"/>
+                <w:bCs w:val="1"/>
+                <w:color w:val="0b5394"/>
+                <w:rtl w:val="0"/>
+              </w:rPr>
+              <w:t xml:space="preserve">metodología híbrida</w:t>
+            </w:r>
+            <w:r>
+              <w:rPr>
+                <w:color w:val="0b5394"/>
+                <w:rtl w:val="0"/>
+              </w:rPr>
+              <w:t xml:space="preserve">, combinando prácticas de Scrum con elementos de planificación tradicional. El desarrollo se organizará mediante un </w:t>
+            </w:r>
+            <w:r>
+              <w:rPr>
+                <w:b w:val="1"/>
+                <w:bCs w:val="1"/>
+                <w:color w:val="0b5394"/>
+                <w:rtl w:val="0"/>
+              </w:rPr>
+              <w:t xml:space="preserve">Product Backlog</w:t>
+            </w:r>
+            <w:r>
+              <w:rPr>
+                <w:color w:val="0b5394"/>
+                <w:rtl w:val="0"/>
+              </w:rPr>
+              <w:t xml:space="preserve">, historias de usuario, ceremonias de seguimiento y planificación por iteraciones, utilizando </w:t>
+            </w:r>
+            <w:r>
+              <w:rPr>
+                <w:b w:val="1"/>
+                <w:bCs w:val="1"/>
+                <w:color w:val="0b5394"/>
+                <w:rtl w:val="0"/>
+              </w:rPr>
+              <w:t xml:space="preserve">Trello</w:t>
+            </w:r>
+            <w:r>
+              <w:rPr>
+                <w:color w:val="0b5394"/>
+                <w:rtl w:val="0"/>
+              </w:rPr>
+              <w:t xml:space="preserve"> para visualizar y gestionar el avance de las tareas. Paralelamente, se empleará una </w:t>
+            </w:r>
+            <w:r>
+              <w:rPr>
+                <w:b w:val="1"/>
+                <w:bCs w:val="1"/>
+                <w:color w:val="0b5394"/>
+                <w:rtl w:val="0"/>
+              </w:rPr>
+              <w:t xml:space="preserve">Carta Gantt</w:t>
+            </w:r>
+            <w:r>
+              <w:rPr>
+                <w:color w:val="0b5394"/>
+                <w:rtl w:val="0"/>
+              </w:rPr>
+              <w:t xml:space="preserve"> para mantener una visión global de las fases, hitos y tiempos del proyecto durante el semestre.</w:t>
+            </w:r>
+          </w:p>
+          <w:p>
+            <w:pPr>
+              <w:keepNext w:val="0"/>
+              <w:keepLines w:val="0"/>
+              <w:pageBreakBefore w:val="0"/>
+              <w:widowControl w:val="1"/>
+              <w:pBdr>
+                <w:top w:space="0" w:sz="0" w:val="nil"/>
+                <w:left w:space="0" w:sz="0" w:val="nil"/>
+                <w:bottom w:space="0" w:sz="0" w:val="nil"/>
+                <w:right w:space="0" w:sz="0" w:val="nil"/>
+                <w:between w:space="0" w:sz="0" w:val="nil"/>
+              </w:pBdr>
+              <w:shd w:fill="auto" w:val="clear"/>
+              <w:spacing w:after="160" w:before="0" w:line="259" w:lineRule="auto"/>
+              <w:ind w:left="0" w:right="0" w:firstLine="0"/>
+              <w:jc w:val="both"/>
+              <w:rPr>
+                <w:color w:val="0b5394"/>
+              </w:rPr>
+            </w:pPr>
+            <w:r>
+              <w:rPr>
+                <w:color w:val="0b5394"/>
+                <w:rtl w:val="0"/>
+              </w:rPr>
+              <w:t xml:space="preserve">Como factores que podrían dificultar el proyecto se consideran el alcance de una solución web y móvil, la integración de tecnologías como chat en tiempo real, geolocalización y notificaciones, además de la coordinación entre los integrantes del equipo. Para reducir estos riesgos se priorizarán primero las funcionalidades principales del marketplace, se dividirá el trabajo en tareas pequeñas y se dejarán funcionalidades complementarias, como las recomendaciones inteligentes mediante IA, sujetas a la disponibilidad de tiempo.</w:t>
             </w:r>
           </w:p>
         </w:tc>
@@ -3123,7 +3031,7 @@
         <w:widowControl w:val="1"/>
         <w:numPr>
           <w:ilvl w:val="0"/>
-          <w:numId w:val="4"/>
+          <w:numId w:val="5"/>
         </w:numPr>
         <w:pBdr>
           <w:top w:space="0" w:sz="0" w:val="nil"/>
@@ -3390,36 +3298,10 @@
               </w:rPr>
               <w:t xml:space="preserve">Desarrollar una aplicación web móvil que fomente la creación de comunidad entre estudiantes de Duoc UC a través de una plataforma de compra-venta de productos y servicios, contribuyendo a la reducción de la tasa de deserción estudiantil.</w:t>
             </w:r>
-          </w:p>
-          <w:p>
-            <w:pPr>
-              <w:jc w:val="both"/>
-              <w:rPr>
-                <w:color w:val="0b5394"/>
-              </w:rPr>
-            </w:pPr>
-            <w:r>
-              <w:rPr>
-                <w:color w:val="ffffff"/>
-                <w:shd w:fill="434343" w:val="clear"/>
-                <w:rtl w:val="0"/>
-              </w:rPr>
-              <w:t xml:space="preserve">Describe el o los objetivos generales de tu trabajo. Estos representan las grandes metas del proyecto que realizarás, de manera que te servirán de guía para que, una vez finalizado todo el proceso, puedas contrastar el resultado con lo planificado y así ver en qué medida fue posible cump</w:t>
-            </w:r>
-            <w:r>
-              <w:rPr>
-                <w:color w:val="0b5394"/>
-                <w:shd w:fill="434343" w:val="clear"/>
-                <w:rtl w:val="0"/>
-              </w:rPr>
-              <w:t xml:space="preserve">lirlo</w:t>
-            </w:r>
-            <w:r>
-              <w:rPr>
-                <w:color w:val="0b5394"/>
-                <w:rtl w:val="0"/>
-              </w:rPr>
-              <w:t xml:space="preserve">.</w:t>
+            <w:r>
+              <w:rPr>
+                <w:rtl w:val="0"/>
+              </w:rPr>
             </w:r>
           </w:p>
         </w:tc>
@@ -3588,53 +3470,6 @@
                 <w:rtl w:val="0"/>
               </w:rPr>
               <w:t xml:space="preserve">09-Desarrollo de funcionalidades Móviles (Cámara, Notificación Push)</w:t>
-            </w:r>
-          </w:p>
-          <w:p>
-            <w:pPr>
-              <w:jc w:val="both"/>
-              <w:rPr>
-                <w:color w:val="0b5394"/>
-              </w:rPr>
-            </w:pPr>
-            <w:r>
-              <w:rPr>
-                <w:rtl w:val="0"/>
-              </w:rPr>
-            </w:r>
-          </w:p>
-          <w:p>
-            <w:pPr>
-              <w:jc w:val="both"/>
-              <w:rPr>
-                <w:color w:val="0b5394"/>
-              </w:rPr>
-            </w:pPr>
-            <w:r>
-              <w:rPr>
-                <w:rtl w:val="0"/>
-              </w:rPr>
-            </w:r>
-          </w:p>
-          <w:p>
-            <w:pPr>
-              <w:jc w:val="both"/>
-              <w:rPr>
-                <w:color w:val="0b5394"/>
-              </w:rPr>
-            </w:pPr>
-            <w:r>
-              <w:rPr>
-                <w:color w:val="ffffff"/>
-                <w:shd w:fill="434343" w:val="clear"/>
-                <w:rtl w:val="0"/>
-              </w:rPr>
-              <w:t xml:space="preserve">Describe los objetivos específicos del proyecto. Estos permiten aterrizar el trabajo y trazar procedimientos concretos a seguir. Se desprenden del objetivo general. </w:t>
-            </w:r>
-            <w:r>
-              <w:rPr>
-                <w:rtl w:val="0"/>
-              </w:rPr>
             </w:r>
           </w:p>
         </w:tc>
@@ -3719,24 +3554,6 @@
                 <w:szCs w:val="28"/>
               </w:rPr>
             </w:pPr>
-            <w:sdt>
-              <w:sdtPr>
-                <w:id w:val="-1854071005"/>
-                <w:tag w:val="goog_rdk_0"/>
-              </w:sdtPr>
-              <w:sdtContent>
-                <w:commentRangeStart w:id="0"/>
-              </w:sdtContent>
-            </w:sdt>
-            <w:sdt>
-              <w:sdtPr>
-                <w:id w:val="-1794411438"/>
-                <w:tag w:val="goog_rdk_1"/>
-              </w:sdtPr>
-              <w:sdtContent>
-                <w:commentRangeStart w:id="1"/>
-              </w:sdtContent>
-            </w:sdt>
             <w:r>
               <w:rPr>
                 <w:b w:val="1"/>
@@ -3914,14 +3731,6 @@
                 <w:rtl w:val="0"/>
               </w:rPr>
               <w:t xml:space="preserve">Para la ejecución del proyecto se utilizará una metodología híbrida dividiendo en 2 entre la documentación con metodología clásica y Scrum Lite para el desarrollo. Al tratarse de un equipo reducido de 5 personas, se llevarán a cabo reuniones semanales para revisar avances y establecer los objetivos de la siguiente iteración. Se empleará un tablero Kanban para organizar las tareas pendientes y asegurar que todos los integrantes tengan claridad sobre el estado del proyecto en su conjunto. Las responsabilidades se distribuirán de forma flexible, adaptándose semanalmente según las necesidades del equipo.</w:t>
-            </w:r>
-            <w:commentRangeEnd w:id="0"/>
-            <w:r>
-              <w:commentReference w:id="0"/>
-            </w:r>
-            <w:commentRangeEnd w:id="1"/>
-            <w:r>
-              <w:commentReference w:id="1"/>
             </w:r>
             <w:r>
               <w:rPr>
@@ -4046,15 +3855,6 @@
                 <w:color w:val="595959"/>
               </w:rPr>
             </w:pPr>
-            <w:sdt>
-              <w:sdtPr>
-                <w:id w:val="1275545559"/>
-                <w:tag w:val="goog_rdk_2"/>
-              </w:sdtPr>
-              <w:sdtContent>
-                <w:commentRangeStart w:id="2"/>
-              </w:sdtContent>
-            </w:sdt>
             <w:r>
               <w:rPr>
                 <w:rFonts w:ascii="Calibri" w:cs="Calibri" w:eastAsia="Calibri" w:hAnsi="Calibri"/>
@@ -4091,10 +3891,6 @@
           <w:szCs w:val="24"/>
         </w:rPr>
       </w:pPr>
-      <w:commentRangeEnd w:id="2"/>
-      <w:r>
-        <w:commentReference w:id="2"/>
-      </w:r>
       <w:r>
         <w:rPr>
           <w:rtl w:val="0"/>
@@ -4474,25 +4270,15 @@
               <w:ind w:left="0" w:right="0" w:firstLine="0"/>
               <w:jc w:val="both"/>
               <w:rPr>
-                <w:rFonts w:ascii="Calibri" w:cs="Calibri" w:eastAsia="Calibri" w:hAnsi="Calibri"/>
-                <w:b w:val="1"/>
-                <w:bCs w:val="1"/>
-                <w:i w:val="0"/>
-                <w:iCs w:val="0"/>
-                <w:smallCaps w:val="0"/>
-                <w:strike w:val="0"/>
-                <w:color w:val="1f3864"/>
-                <w:sz w:val="22"/>
-                <w:szCs w:val="22"/>
-                <w:u w:val="none"/>
-                <w:shd w:fill="auto" w:val="clear"/>
-                <w:vertAlign w:val="baseline"/>
-              </w:rPr>
-            </w:pPr>
-            <w:r>
-              <w:rPr>
-                <w:rtl w:val="0"/>
-              </w:rPr>
+                <w:color w:val="1f3864"/>
+              </w:rPr>
+            </w:pPr>
+            <w:r>
+              <w:rPr>
+                <w:color w:val="1f3864"/>
+                <w:rtl w:val="0"/>
+              </w:rPr>
+              <w:t xml:space="preserve">Avance</w:t>
             </w:r>
           </w:p>
         </w:tc>
@@ -4520,9 +4306,6 @@
               <w:ind w:left="0" w:right="0" w:firstLine="0"/>
               <w:jc w:val="both"/>
               <w:rPr>
-                <w:rFonts w:ascii="Calibri" w:cs="Calibri" w:eastAsia="Calibri" w:hAnsi="Calibri"/>
-                <w:b w:val="1"/>
-                <w:bCs w:val="1"/>
                 <w:i w:val="0"/>
                 <w:iCs w:val="0"/>
                 <w:smallCaps w:val="0"/>
@@ -4537,6 +4320,13 @@
             </w:pPr>
             <w:r>
               <w:rPr>
+                <w:color w:val="1f3864"/>
+                <w:rtl w:val="0"/>
+              </w:rPr>
+              <w:t xml:space="preserve">Documentación de análisis y planificación</w:t>
+            </w:r>
+            <w:r>
+              <w:rPr>
                 <w:rtl w:val="0"/>
               </w:rPr>
             </w:r>
@@ -4546,9 +4336,15 @@
           <w:tcPr/>
           <w:p>
             <w:pPr>
-              <w:jc w:val="both"/>
-              <w:rPr>
-                <w:rFonts w:ascii="Calibri" w:cs="Calibri" w:eastAsia="Calibri" w:hAnsi="Calibri"/>
+              <w:tabs>
+                <w:tab w:val="center" w:leader="none" w:pos="4419"/>
+                <w:tab w:val="right" w:leader="none" w:pos="8838"/>
+              </w:tabs>
+              <w:spacing w:after="0" w:line="240" w:lineRule="auto"/>
+              <w:jc w:val="both"/>
+              <w:rPr>
+                <w:b w:val="1"/>
+                <w:bCs w:val="1"/>
                 <w:i w:val="1"/>
                 <w:iCs w:val="1"/>
                 <w:color w:val="4472c4"/>
@@ -4558,15 +4354,15 @@
             </w:pPr>
             <w:r>
               <w:rPr>
-                <w:rFonts w:ascii="Calibri" w:cs="Calibri" w:eastAsia="Calibri" w:hAnsi="Calibri"/>
-                <w:i w:val="1"/>
-                <w:iCs w:val="1"/>
-                <w:color w:val="4472c4"/>
-                <w:sz w:val="18"/>
-                <w:szCs w:val="18"/>
-                <w:rtl w:val="0"/>
-              </w:rPr>
-              <w:t xml:space="preserve">Describe las evidencias acordadas con tu docente, siempre teniendo en mente que estas deben dar cuenta del desarrollo de tu Proyecto APT.</w:t>
+                <w:color w:val="1f3864"/>
+                <w:rtl w:val="0"/>
+              </w:rPr>
+              <w:t xml:space="preserve">Conjunto de documentos que incluye requerimientos funcionales y no funcionales, casos de uso, EDT, Carta Gantt y acta de constitución del proyecto.</w:t>
+            </w:r>
+            <w:r>
+              <w:rPr>
+                <w:rtl w:val="0"/>
+              </w:rPr>
             </w:r>
           </w:p>
         </w:tc>
@@ -4594,9 +4390,6 @@
               <w:ind w:left="0" w:right="0" w:firstLine="0"/>
               <w:jc w:val="both"/>
               <w:rPr>
-                <w:rFonts w:ascii="Calibri" w:cs="Calibri" w:eastAsia="Calibri" w:hAnsi="Calibri"/>
-                <w:b w:val="1"/>
-                <w:bCs w:val="1"/>
                 <w:i w:val="0"/>
                 <w:iCs w:val="0"/>
                 <w:smallCaps w:val="0"/>
@@ -4609,6 +4402,13 @@
                 <w:vertAlign w:val="baseline"/>
               </w:rPr>
             </w:pPr>
+            <w:r>
+              <w:rPr>
+                <w:color w:val="1f3864"/>
+                <w:rtl w:val="0"/>
+              </w:rPr>
+              <w:t xml:space="preserve">Permite evidenciar la definición de alcance, la planificación de trabajo, y el análisis previo necesario para orientar el desarrollo de la solución. </w:t>
+            </w:r>
             <w:r>
               <w:rPr>
                 <w:rtl w:val="0"/>
@@ -4647,9 +4447,6 @@
               <w:ind w:left="0" w:right="0" w:firstLine="0"/>
               <w:jc w:val="both"/>
               <w:rPr>
-                <w:rFonts w:ascii="Calibri" w:cs="Calibri" w:eastAsia="Calibri" w:hAnsi="Calibri"/>
-                <w:b w:val="1"/>
-                <w:bCs w:val="1"/>
                 <w:i w:val="0"/>
                 <w:iCs w:val="0"/>
                 <w:smallCaps w:val="0"/>
@@ -4662,6 +4459,13 @@
                 <w:vertAlign w:val="baseline"/>
               </w:rPr>
             </w:pPr>
+            <w:r>
+              <w:rPr>
+                <w:color w:val="1f3864"/>
+                <w:rtl w:val="0"/>
+              </w:rPr>
+              <w:t xml:space="preserve">Avance</w:t>
+            </w:r>
             <w:r>
               <w:rPr>
                 <w:rtl w:val="0"/>
@@ -4693,9 +4497,6 @@
               <w:ind w:left="0" w:right="0" w:firstLine="0"/>
               <w:jc w:val="both"/>
               <w:rPr>
-                <w:rFonts w:ascii="Calibri" w:cs="Calibri" w:eastAsia="Calibri" w:hAnsi="Calibri"/>
-                <w:b w:val="1"/>
-                <w:bCs w:val="1"/>
                 <w:i w:val="0"/>
                 <w:iCs w:val="0"/>
                 <w:smallCaps w:val="0"/>
@@ -4708,6 +4509,13 @@
                 <w:vertAlign w:val="baseline"/>
               </w:rPr>
             </w:pPr>
+            <w:r>
+              <w:rPr>
+                <w:color w:val="1f3864"/>
+                <w:rtl w:val="0"/>
+              </w:rPr>
+              <w:t xml:space="preserve">Diseño Funcional y técnico </w:t>
+            </w:r>
             <w:r>
               <w:rPr>
                 <w:rtl w:val="0"/>
@@ -4739,9 +4547,6 @@
               <w:ind w:left="0" w:right="0" w:firstLine="0"/>
               <w:jc w:val="both"/>
               <w:rPr>
-                <w:rFonts w:ascii="Calibri" w:cs="Calibri" w:eastAsia="Calibri" w:hAnsi="Calibri"/>
-                <w:b w:val="1"/>
-                <w:bCs w:val="1"/>
                 <w:i w:val="0"/>
                 <w:iCs w:val="0"/>
                 <w:smallCaps w:val="0"/>
@@ -4754,6 +4559,13 @@
                 <w:vertAlign w:val="baseline"/>
               </w:rPr>
             </w:pPr>
+            <w:r>
+              <w:rPr>
+                <w:color w:val="1f3864"/>
+                <w:rtl w:val="0"/>
+              </w:rPr>
+              <w:t xml:space="preserve">Incluye Mockups, arquitectura del sistema, modelo de datos y ERS del proyecto. </w:t>
+            </w:r>
             <w:r>
               <w:rPr>
                 <w:rtl w:val="0"/>
@@ -4785,9 +4597,6 @@
               <w:ind w:left="0" w:right="0" w:firstLine="0"/>
               <w:jc w:val="both"/>
               <w:rPr>
-                <w:rFonts w:ascii="Calibri" w:cs="Calibri" w:eastAsia="Calibri" w:hAnsi="Calibri"/>
-                <w:b w:val="1"/>
-                <w:bCs w:val="1"/>
                 <w:i w:val="0"/>
                 <w:iCs w:val="0"/>
                 <w:smallCaps w:val="0"/>
@@ -4800,6 +4609,13 @@
                 <w:vertAlign w:val="baseline"/>
               </w:rPr>
             </w:pPr>
+            <w:r>
+              <w:rPr>
+                <w:color w:val="1f3864"/>
+                <w:rtl w:val="0"/>
+              </w:rPr>
+              <w:t xml:space="preserve">Permite demostrar que la solución fue diseñada antes de su implementación y que existe coherencia entre los requerimientos, la interfaz, la arquitectura y la persistencia de datos.</w:t>
+            </w:r>
             <w:r>
               <w:rPr>
                 <w:rtl w:val="0"/>
@@ -4838,9 +4654,6 @@
               <w:ind w:left="0" w:right="0" w:firstLine="0"/>
               <w:jc w:val="both"/>
               <w:rPr>
-                <w:rFonts w:ascii="Calibri" w:cs="Calibri" w:eastAsia="Calibri" w:hAnsi="Calibri"/>
-                <w:b w:val="1"/>
-                <w:bCs w:val="1"/>
                 <w:i w:val="0"/>
                 <w:iCs w:val="0"/>
                 <w:smallCaps w:val="0"/>
@@ -4853,6 +4666,13 @@
                 <w:vertAlign w:val="baseline"/>
               </w:rPr>
             </w:pPr>
+            <w:r>
+              <w:rPr>
+                <w:color w:val="1f3864"/>
+                <w:rtl w:val="0"/>
+              </w:rPr>
+              <w:t xml:space="preserve">Avance </w:t>
+            </w:r>
             <w:r>
               <w:rPr>
                 <w:rtl w:val="0"/>
@@ -4884,9 +4704,6 @@
               <w:ind w:left="0" w:right="0" w:firstLine="0"/>
               <w:jc w:val="both"/>
               <w:rPr>
-                <w:rFonts w:ascii="Calibri" w:cs="Calibri" w:eastAsia="Calibri" w:hAnsi="Calibri"/>
-                <w:b w:val="1"/>
-                <w:bCs w:val="1"/>
                 <w:i w:val="0"/>
                 <w:iCs w:val="0"/>
                 <w:smallCaps w:val="0"/>
@@ -4899,6 +4716,50 @@
                 <w:vertAlign w:val="baseline"/>
               </w:rPr>
             </w:pPr>
+            <w:r>
+              <w:rPr>
+                <w:color w:val="1f3864"/>
+                <w:rtl w:val="0"/>
+              </w:rPr>
+              <w:t xml:space="preserve">Seguimiento del desarrollo </w:t>
+            </w:r>
+            <w:r>
+              <w:rPr>
+                <w:rtl w:val="0"/>
+              </w:rPr>
+            </w:r>
+          </w:p>
+        </w:tc>
+        <w:tc>
+          <w:tcPr/>
+          <w:p>
+            <w:pPr>
+              <w:tabs>
+                <w:tab w:val="center" w:leader="none" w:pos="4419"/>
+                <w:tab w:val="right" w:leader="none" w:pos="8838"/>
+              </w:tabs>
+              <w:spacing w:after="0" w:line="240" w:lineRule="auto"/>
+              <w:jc w:val="both"/>
+              <w:rPr>
+                <w:i w:val="0"/>
+                <w:iCs w:val="0"/>
+                <w:smallCaps w:val="0"/>
+                <w:strike w:val="0"/>
+                <w:color w:val="1f3864"/>
+                <w:sz w:val="22"/>
+                <w:szCs w:val="22"/>
+                <w:u w:val="none"/>
+                <w:shd w:fill="auto" w:val="clear"/>
+                <w:vertAlign w:val="baseline"/>
+              </w:rPr>
+            </w:pPr>
+            <w:r>
+              <w:rPr>
+                <w:color w:val="1f3864"/>
+                <w:rtl w:val="0"/>
+              </w:rPr>
+              <w:t xml:space="preserve">MInutas de reuniones, tablero de trabajo, informes de avance de sprint. </w:t>
+            </w:r>
             <w:r>
               <w:rPr>
                 <w:rtl w:val="0"/>
@@ -4930,9 +4791,6 @@
               <w:ind w:left="0" w:right="0" w:firstLine="0"/>
               <w:jc w:val="both"/>
               <w:rPr>
-                <w:rFonts w:ascii="Calibri" w:cs="Calibri" w:eastAsia="Calibri" w:hAnsi="Calibri"/>
-                <w:b w:val="1"/>
-                <w:bCs w:val="1"/>
                 <w:i w:val="0"/>
                 <w:iCs w:val="0"/>
                 <w:smallCaps w:val="0"/>
@@ -4947,11 +4805,25 @@
             </w:pPr>
             <w:r>
               <w:rPr>
-                <w:rtl w:val="0"/>
-              </w:rPr>
-            </w:r>
-          </w:p>
-        </w:tc>
+                <w:color w:val="1f3864"/>
+                <w:rtl w:val="0"/>
+              </w:rPr>
+              <w:t xml:space="preserve">Permite evidenciar la aplicación de la metodología híbrida, el seguimiento de tareas, la distribución del trabajo y la evolución del proyecto durante el semestre.</w:t>
+            </w:r>
+            <w:r>
+              <w:rPr>
+                <w:rtl w:val="0"/>
+              </w:rPr>
+            </w:r>
+          </w:p>
+        </w:tc>
+      </w:tr>
+      <w:tr>
+        <w:trPr>
+          <w:cantSplit w:val="0"/>
+          <w:trHeight w:val="362" w:hRule="atLeast"/>
+          <w:tblHeader w:val="0"/>
+        </w:trPr>
         <w:tc>
           <w:tcPr/>
           <w:p>
@@ -4976,9 +4848,6 @@
               <w:ind w:left="0" w:right="0" w:firstLine="0"/>
               <w:jc w:val="both"/>
               <w:rPr>
-                <w:rFonts w:ascii="Calibri" w:cs="Calibri" w:eastAsia="Calibri" w:hAnsi="Calibri"/>
-                <w:b w:val="1"/>
-                <w:bCs w:val="1"/>
                 <w:i w:val="0"/>
                 <w:iCs w:val="0"/>
                 <w:smallCaps w:val="0"/>
@@ -4993,18 +4862,18 @@
             </w:pPr>
             <w:r>
               <w:rPr>
-                <w:rtl w:val="0"/>
-              </w:rPr>
-            </w:r>
-          </w:p>
-        </w:tc>
-      </w:tr>
-      <w:tr>
-        <w:trPr>
-          <w:cantSplit w:val="0"/>
-          <w:trHeight w:val="362" w:hRule="atLeast"/>
-          <w:tblHeader w:val="0"/>
-        </w:trPr>
+                <w:color w:val="1f3864"/>
+                <w:rtl w:val="0"/>
+              </w:rPr>
+              <w:t xml:space="preserve">Final</w:t>
+            </w:r>
+            <w:r>
+              <w:rPr>
+                <w:rtl w:val="0"/>
+              </w:rPr>
+            </w:r>
+          </w:p>
+        </w:tc>
         <w:tc>
           <w:tcPr/>
           <w:p>
@@ -5029,9 +4898,6 @@
               <w:ind w:left="0" w:right="0" w:firstLine="0"/>
               <w:jc w:val="both"/>
               <w:rPr>
-                <w:rFonts w:ascii="Calibri" w:cs="Calibri" w:eastAsia="Calibri" w:hAnsi="Calibri"/>
-                <w:b w:val="1"/>
-                <w:bCs w:val="1"/>
                 <w:i w:val="0"/>
                 <w:iCs w:val="0"/>
                 <w:smallCaps w:val="0"/>
@@ -5044,6 +4910,13 @@
                 <w:vertAlign w:val="baseline"/>
               </w:rPr>
             </w:pPr>
+            <w:r>
+              <w:rPr>
+                <w:color w:val="1f3864"/>
+                <w:rtl w:val="0"/>
+              </w:rPr>
+              <w:t xml:space="preserve">Repositorio y código fuente del sistema </w:t>
+            </w:r>
             <w:r>
               <w:rPr>
                 <w:rtl w:val="0"/>
@@ -5075,9 +4948,6 @@
               <w:ind w:left="0" w:right="0" w:firstLine="0"/>
               <w:jc w:val="both"/>
               <w:rPr>
-                <w:rFonts w:ascii="Calibri" w:cs="Calibri" w:eastAsia="Calibri" w:hAnsi="Calibri"/>
-                <w:b w:val="1"/>
-                <w:bCs w:val="1"/>
                 <w:i w:val="0"/>
                 <w:iCs w:val="0"/>
                 <w:smallCaps w:val="0"/>
@@ -5090,6 +4960,13 @@
                 <w:vertAlign w:val="baseline"/>
               </w:rPr>
             </w:pPr>
+            <w:r>
+              <w:rPr>
+                <w:color w:val="1f3864"/>
+                <w:rtl w:val="0"/>
+              </w:rPr>
+              <w:t xml:space="preserve">Repositorio en Github con código de la aplicación web, aplicación móvil, backend y configuración de bases de datos desarrolladas durante el proyecto. </w:t>
+            </w:r>
             <w:r>
               <w:rPr>
                 <w:rtl w:val="0"/>
@@ -5121,9 +4998,6 @@
               <w:ind w:left="0" w:right="0" w:firstLine="0"/>
               <w:jc w:val="both"/>
               <w:rPr>
-                <w:rFonts w:ascii="Calibri" w:cs="Calibri" w:eastAsia="Calibri" w:hAnsi="Calibri"/>
-                <w:b w:val="1"/>
-                <w:bCs w:val="1"/>
                 <w:i w:val="0"/>
                 <w:iCs w:val="0"/>
                 <w:smallCaps w:val="0"/>
@@ -5138,11 +5012,25 @@
             </w:pPr>
             <w:r>
               <w:rPr>
-                <w:rtl w:val="0"/>
-              </w:rPr>
-            </w:r>
-          </w:p>
-        </w:tc>
+                <w:color w:val="1f3864"/>
+                <w:rtl w:val="0"/>
+              </w:rPr>
+              <w:t xml:space="preserve">Permite evidenciar la aplicación de la metodología híbrida, el seguimiento de tareas, la distribución del trabajo y la evolución del proyecto durante el semestre.</w:t>
+            </w:r>
+            <w:r>
+              <w:rPr>
+                <w:rtl w:val="0"/>
+              </w:rPr>
+            </w:r>
+          </w:p>
+        </w:tc>
+      </w:tr>
+      <w:tr>
+        <w:trPr>
+          <w:cantSplit w:val="0"/>
+          <w:trHeight w:val="362" w:hRule="atLeast"/>
+          <w:tblHeader w:val="0"/>
+        </w:trPr>
         <w:tc>
           <w:tcPr/>
           <w:p>
@@ -5167,9 +5055,78 @@
               <w:ind w:left="0" w:right="0" w:firstLine="0"/>
               <w:jc w:val="both"/>
               <w:rPr>
-                <w:rFonts w:ascii="Calibri" w:cs="Calibri" w:eastAsia="Calibri" w:hAnsi="Calibri"/>
-                <w:b w:val="1"/>
-                <w:bCs w:val="1"/>
+                <w:color w:val="1f3864"/>
+              </w:rPr>
+            </w:pPr>
+            <w:r>
+              <w:rPr>
+                <w:color w:val="1f3864"/>
+                <w:rtl w:val="0"/>
+              </w:rPr>
+              <w:t xml:space="preserve">Final</w:t>
+            </w:r>
+          </w:p>
+        </w:tc>
+        <w:tc>
+          <w:tcPr/>
+          <w:p>
+            <w:pPr>
+              <w:keepNext w:val="0"/>
+              <w:keepLines w:val="0"/>
+              <w:pageBreakBefore w:val="0"/>
+              <w:widowControl w:val="1"/>
+              <w:pBdr>
+                <w:top w:space="0" w:sz="0" w:val="nil"/>
+                <w:left w:space="0" w:sz="0" w:val="nil"/>
+                <w:bottom w:space="0" w:sz="0" w:val="nil"/>
+                <w:right w:space="0" w:sz="0" w:val="nil"/>
+                <w:between w:space="0" w:sz="0" w:val="nil"/>
+              </w:pBdr>
+              <w:shd w:fill="auto" w:val="clear"/>
+              <w:tabs>
+                <w:tab w:val="center" w:leader="none" w:pos="4419"/>
+                <w:tab w:val="right" w:leader="none" w:pos="8838"/>
+              </w:tabs>
+              <w:spacing w:after="0" w:before="0" w:line="240" w:lineRule="auto"/>
+              <w:ind w:left="0" w:right="0" w:firstLine="0"/>
+              <w:jc w:val="both"/>
+              <w:rPr>
+                <w:color w:val="1f3864"/>
+              </w:rPr>
+            </w:pPr>
+            <w:r>
+              <w:rPr>
+                <w:color w:val="1f3864"/>
+                <w:rtl w:val="0"/>
+              </w:rPr>
+              <w:t xml:space="preserve">Producto funcional</w:t>
+            </w:r>
+          </w:p>
+        </w:tc>
+        <w:tc>
+          <w:tcPr/>
+          <w:p>
+            <w:pPr>
+              <w:keepNext w:val="0"/>
+              <w:keepLines w:val="0"/>
+              <w:pageBreakBefore w:val="0"/>
+              <w:widowControl w:val="1"/>
+              <w:pBdr>
+                <w:top w:space="0" w:sz="0" w:val="nil"/>
+                <w:left w:space="0" w:sz="0" w:val="nil"/>
+                <w:bottom w:space="0" w:sz="0" w:val="nil"/>
+                <w:right w:space="0" w:sz="0" w:val="nil"/>
+                <w:between w:space="0" w:sz="0" w:val="nil"/>
+              </w:pBdr>
+              <w:shd w:fill="auto" w:val="clear"/>
+              <w:tabs>
+                <w:tab w:val="center" w:leader="none" w:pos="4419"/>
+                <w:tab w:val="right" w:leader="none" w:pos="8838"/>
+              </w:tabs>
+              <w:spacing w:after="0" w:before="0" w:line="240" w:lineRule="auto"/>
+              <w:ind w:left="0" w:right="0" w:firstLine="0"/>
+              <w:jc w:val="both"/>
+              <w:rPr>
                 <w:i w:val="0"/>
                 <w:iCs w:val="0"/>
                 <w:smallCaps w:val="0"/>
@@ -5182,6 +5139,421 @@
                 <w:vertAlign w:val="baseline"/>
               </w:rPr>
             </w:pPr>
+            <w:r>
+              <w:rPr>
+                <w:color w:val="1f3864"/>
+                <w:rtl w:val="0"/>
+              </w:rPr>
+              <w:t xml:space="preserve">Versión funcional de Pasa el Dato Duoc con principales módulos desarrollados: Autenticación, usuarios, publicaciones, búsqueda, chat, favoritos, reportes, administración y funcionalidades móviles. </w:t>
+            </w:r>
+            <w:r>
+              <w:rPr>
+                <w:rtl w:val="0"/>
+              </w:rPr>
+            </w:r>
+          </w:p>
+        </w:tc>
+        <w:tc>
+          <w:tcPr/>
+          <w:p>
+            <w:pPr>
+              <w:keepNext w:val="0"/>
+              <w:keepLines w:val="0"/>
+              <w:pageBreakBefore w:val="0"/>
+              <w:widowControl w:val="1"/>
+              <w:pBdr>
+                <w:top w:space="0" w:sz="0" w:val="nil"/>
+                <w:left w:space="0" w:sz="0" w:val="nil"/>
+                <w:bottom w:space="0" w:sz="0" w:val="nil"/>
+                <w:right w:space="0" w:sz="0" w:val="nil"/>
+                <w:between w:space="0" w:sz="0" w:val="nil"/>
+              </w:pBdr>
+              <w:shd w:fill="auto" w:val="clear"/>
+              <w:tabs>
+                <w:tab w:val="center" w:leader="none" w:pos="4419"/>
+                <w:tab w:val="right" w:leader="none" w:pos="8838"/>
+              </w:tabs>
+              <w:spacing w:after="0" w:before="0" w:line="240" w:lineRule="auto"/>
+              <w:ind w:left="0" w:right="0" w:firstLine="0"/>
+              <w:jc w:val="both"/>
+              <w:rPr>
+                <w:i w:val="0"/>
+                <w:iCs w:val="0"/>
+                <w:smallCaps w:val="0"/>
+                <w:strike w:val="0"/>
+                <w:color w:val="1f3864"/>
+                <w:sz w:val="22"/>
+                <w:szCs w:val="22"/>
+                <w:u w:val="none"/>
+                <w:shd w:fill="auto" w:val="clear"/>
+                <w:vertAlign w:val="baseline"/>
+              </w:rPr>
+            </w:pPr>
+            <w:r>
+              <w:rPr>
+                <w:color w:val="1f3864"/>
+                <w:rtl w:val="0"/>
+              </w:rPr>
+              <w:t xml:space="preserve">Permite demostrar que los requerimientos y casos de uso definidos fueron materializados en una solución operativa.</w:t>
+            </w:r>
+            <w:r>
+              <w:rPr>
+                <w:rtl w:val="0"/>
+              </w:rPr>
+            </w:r>
+          </w:p>
+        </w:tc>
+      </w:tr>
+      <w:tr>
+        <w:trPr>
+          <w:cantSplit w:val="0"/>
+          <w:trHeight w:val="362" w:hRule="atLeast"/>
+          <w:tblHeader w:val="0"/>
+        </w:trPr>
+        <w:tc>
+          <w:tcPr/>
+          <w:p>
+            <w:pPr>
+              <w:keepNext w:val="0"/>
+              <w:keepLines w:val="0"/>
+              <w:pageBreakBefore w:val="0"/>
+              <w:widowControl w:val="1"/>
+              <w:pBdr>
+                <w:top w:space="0" w:sz="0" w:val="nil"/>
+                <w:left w:space="0" w:sz="0" w:val="nil"/>
+                <w:bottom w:space="0" w:sz="0" w:val="nil"/>
+                <w:right w:space="0" w:sz="0" w:val="nil"/>
+                <w:between w:space="0" w:sz="0" w:val="nil"/>
+              </w:pBdr>
+              <w:shd w:fill="auto" w:val="clear"/>
+              <w:tabs>
+                <w:tab w:val="center" w:leader="none" w:pos="4419"/>
+                <w:tab w:val="right" w:leader="none" w:pos="8838"/>
+              </w:tabs>
+              <w:spacing w:after="0" w:before="0" w:line="240" w:lineRule="auto"/>
+              <w:ind w:left="0" w:right="0" w:firstLine="0"/>
+              <w:jc w:val="both"/>
+              <w:rPr>
+                <w:color w:val="1f3864"/>
+              </w:rPr>
+            </w:pPr>
+            <w:r>
+              <w:rPr>
+                <w:color w:val="1f3864"/>
+                <w:rtl w:val="0"/>
+              </w:rPr>
+              <w:t xml:space="preserve">Final</w:t>
+            </w:r>
+          </w:p>
+        </w:tc>
+        <w:tc>
+          <w:tcPr/>
+          <w:p>
+            <w:pPr>
+              <w:keepNext w:val="0"/>
+              <w:keepLines w:val="0"/>
+              <w:pageBreakBefore w:val="0"/>
+              <w:widowControl w:val="1"/>
+              <w:pBdr>
+                <w:top w:space="0" w:sz="0" w:val="nil"/>
+                <w:left w:space="0" w:sz="0" w:val="nil"/>
+                <w:bottom w:space="0" w:sz="0" w:val="nil"/>
+                <w:right w:space="0" w:sz="0" w:val="nil"/>
+                <w:between w:space="0" w:sz="0" w:val="nil"/>
+              </w:pBdr>
+              <w:shd w:fill="auto" w:val="clear"/>
+              <w:tabs>
+                <w:tab w:val="center" w:leader="none" w:pos="4419"/>
+                <w:tab w:val="right" w:leader="none" w:pos="8838"/>
+              </w:tabs>
+              <w:spacing w:after="0" w:before="0" w:line="240" w:lineRule="auto"/>
+              <w:ind w:left="0" w:right="0" w:firstLine="0"/>
+              <w:jc w:val="both"/>
+              <w:rPr>
+                <w:color w:val="1f3864"/>
+              </w:rPr>
+            </w:pPr>
+            <w:r>
+              <w:rPr>
+                <w:color w:val="1f3864"/>
+                <w:rtl w:val="0"/>
+              </w:rPr>
+              <w:t xml:space="preserve">Evidencias de validación y pruebas</w:t>
+            </w:r>
+          </w:p>
+        </w:tc>
+        <w:tc>
+          <w:tcPr/>
+          <w:p>
+            <w:pPr>
+              <w:keepNext w:val="0"/>
+              <w:keepLines w:val="0"/>
+              <w:pageBreakBefore w:val="0"/>
+              <w:widowControl w:val="1"/>
+              <w:pBdr>
+                <w:top w:space="0" w:sz="0" w:val="nil"/>
+                <w:left w:space="0" w:sz="0" w:val="nil"/>
+                <w:bottom w:space="0" w:sz="0" w:val="nil"/>
+                <w:right w:space="0" w:sz="0" w:val="nil"/>
+                <w:between w:space="0" w:sz="0" w:val="nil"/>
+              </w:pBdr>
+              <w:shd w:fill="auto" w:val="clear"/>
+              <w:tabs>
+                <w:tab w:val="center" w:leader="none" w:pos="4419"/>
+                <w:tab w:val="right" w:leader="none" w:pos="8838"/>
+              </w:tabs>
+              <w:spacing w:after="0" w:before="0" w:line="240" w:lineRule="auto"/>
+              <w:ind w:left="0" w:right="0" w:firstLine="0"/>
+              <w:jc w:val="both"/>
+              <w:rPr>
+                <w:i w:val="0"/>
+                <w:iCs w:val="0"/>
+                <w:smallCaps w:val="0"/>
+                <w:strike w:val="0"/>
+                <w:color w:val="1f3864"/>
+                <w:sz w:val="22"/>
+                <w:szCs w:val="22"/>
+                <w:u w:val="none"/>
+                <w:shd w:fill="auto" w:val="clear"/>
+                <w:vertAlign w:val="baseline"/>
+              </w:rPr>
+            </w:pPr>
+            <w:r>
+              <w:rPr>
+                <w:color w:val="1f3864"/>
+                <w:rtl w:val="0"/>
+              </w:rPr>
+              <w:t xml:space="preserve">Resultados de pruebas funcionales y registro de correcciones realizadas sobre módulos implementados. </w:t>
+            </w:r>
+            <w:r>
+              <w:rPr>
+                <w:rtl w:val="0"/>
+              </w:rPr>
+            </w:r>
+          </w:p>
+        </w:tc>
+        <w:tc>
+          <w:tcPr/>
+          <w:p>
+            <w:pPr>
+              <w:keepNext w:val="0"/>
+              <w:keepLines w:val="0"/>
+              <w:pageBreakBefore w:val="0"/>
+              <w:widowControl w:val="1"/>
+              <w:pBdr>
+                <w:top w:space="0" w:sz="0" w:val="nil"/>
+                <w:left w:space="0" w:sz="0" w:val="nil"/>
+                <w:bottom w:space="0" w:sz="0" w:val="nil"/>
+                <w:right w:space="0" w:sz="0" w:val="nil"/>
+                <w:between w:space="0" w:sz="0" w:val="nil"/>
+              </w:pBdr>
+              <w:shd w:fill="auto" w:val="clear"/>
+              <w:tabs>
+                <w:tab w:val="center" w:leader="none" w:pos="4419"/>
+                <w:tab w:val="right" w:leader="none" w:pos="8838"/>
+              </w:tabs>
+              <w:spacing w:after="0" w:before="0" w:line="240" w:lineRule="auto"/>
+              <w:ind w:left="0" w:right="0" w:firstLine="0"/>
+              <w:jc w:val="both"/>
+              <w:rPr>
+                <w:i w:val="0"/>
+                <w:iCs w:val="0"/>
+                <w:smallCaps w:val="0"/>
+                <w:strike w:val="0"/>
+                <w:color w:val="1f3864"/>
+                <w:sz w:val="22"/>
+                <w:szCs w:val="22"/>
+                <w:u w:val="none"/>
+                <w:shd w:fill="auto" w:val="clear"/>
+                <w:vertAlign w:val="baseline"/>
+              </w:rPr>
+            </w:pPr>
+            <w:r>
+              <w:rPr>
+                <w:color w:val="1f3864"/>
+                <w:rtl w:val="0"/>
+              </w:rPr>
+              <w:t xml:space="preserve">Permite demostrar que las funcionalidades desarrolladas fueron revisadas respecto de los requerimientos y casos de uso definidos.</w:t>
+            </w:r>
+            <w:r>
+              <w:rPr>
+                <w:rtl w:val="0"/>
+              </w:rPr>
+            </w:r>
+          </w:p>
+        </w:tc>
+      </w:tr>
+      <w:tr>
+        <w:trPr>
+          <w:cantSplit w:val="0"/>
+          <w:trHeight w:val="362" w:hRule="atLeast"/>
+          <w:tblHeader w:val="0"/>
+        </w:trPr>
+        <w:tc>
+          <w:tcPr/>
+          <w:p>
+            <w:pPr>
+              <w:keepNext w:val="0"/>
+              <w:keepLines w:val="0"/>
+              <w:pageBreakBefore w:val="0"/>
+              <w:widowControl w:val="1"/>
+              <w:pBdr>
+                <w:top w:space="0" w:sz="0" w:val="nil"/>
+                <w:left w:space="0" w:sz="0" w:val="nil"/>
+                <w:bottom w:space="0" w:sz="0" w:val="nil"/>
+                <w:right w:space="0" w:sz="0" w:val="nil"/>
+                <w:between w:space="0" w:sz="0" w:val="nil"/>
+              </w:pBdr>
+              <w:shd w:fill="auto" w:val="clear"/>
+              <w:tabs>
+                <w:tab w:val="center" w:leader="none" w:pos="4419"/>
+                <w:tab w:val="right" w:leader="none" w:pos="8838"/>
+              </w:tabs>
+              <w:spacing w:after="0" w:before="0" w:line="240" w:lineRule="auto"/>
+              <w:ind w:left="0" w:right="0" w:firstLine="0"/>
+              <w:jc w:val="both"/>
+              <w:rPr>
+                <w:color w:val="1f3864"/>
+              </w:rPr>
+            </w:pPr>
+            <w:r>
+              <w:rPr>
+                <w:color w:val="1f3864"/>
+                <w:rtl w:val="0"/>
+              </w:rPr>
+              <w:t xml:space="preserve">Final</w:t>
+            </w:r>
+          </w:p>
+        </w:tc>
+        <w:tc>
+          <w:tcPr/>
+          <w:p>
+            <w:pPr>
+              <w:keepNext w:val="0"/>
+              <w:keepLines w:val="0"/>
+              <w:pageBreakBefore w:val="0"/>
+              <w:widowControl w:val="1"/>
+              <w:pBdr>
+                <w:top w:space="0" w:sz="0" w:val="nil"/>
+                <w:left w:space="0" w:sz="0" w:val="nil"/>
+                <w:bottom w:space="0" w:sz="0" w:val="nil"/>
+                <w:right w:space="0" w:sz="0" w:val="nil"/>
+                <w:between w:space="0" w:sz="0" w:val="nil"/>
+              </w:pBdr>
+              <w:shd w:fill="auto" w:val="clear"/>
+              <w:tabs>
+                <w:tab w:val="center" w:leader="none" w:pos="4419"/>
+                <w:tab w:val="right" w:leader="none" w:pos="8838"/>
+              </w:tabs>
+              <w:spacing w:after="0" w:before="0" w:line="240" w:lineRule="auto"/>
+              <w:ind w:left="0" w:right="0" w:firstLine="0"/>
+              <w:jc w:val="both"/>
+              <w:rPr>
+                <w:color w:val="1f3864"/>
+              </w:rPr>
+            </w:pPr>
+            <w:r>
+              <w:rPr>
+                <w:color w:val="1f3864"/>
+                <w:rtl w:val="0"/>
+              </w:rPr>
+              <w:t xml:space="preserve">Documentación final del proyecto</w:t>
+            </w:r>
+          </w:p>
+        </w:tc>
+        <w:tc>
+          <w:tcPr/>
+          <w:p>
+            <w:pPr>
+              <w:keepNext w:val="0"/>
+              <w:keepLines w:val="0"/>
+              <w:pageBreakBefore w:val="0"/>
+              <w:widowControl w:val="1"/>
+              <w:pBdr>
+                <w:top w:space="0" w:sz="0" w:val="nil"/>
+                <w:left w:space="0" w:sz="0" w:val="nil"/>
+                <w:bottom w:space="0" w:sz="0" w:val="nil"/>
+                <w:right w:space="0" w:sz="0" w:val="nil"/>
+                <w:between w:space="0" w:sz="0" w:val="nil"/>
+              </w:pBdr>
+              <w:shd w:fill="auto" w:val="clear"/>
+              <w:tabs>
+                <w:tab w:val="center" w:leader="none" w:pos="4419"/>
+                <w:tab w:val="right" w:leader="none" w:pos="8838"/>
+              </w:tabs>
+              <w:spacing w:after="0" w:before="0" w:line="240" w:lineRule="auto"/>
+              <w:ind w:left="0" w:right="0" w:firstLine="0"/>
+              <w:jc w:val="both"/>
+              <w:rPr>
+                <w:i w:val="0"/>
+                <w:iCs w:val="0"/>
+                <w:smallCaps w:val="0"/>
+                <w:strike w:val="0"/>
+                <w:color w:val="1f3864"/>
+                <w:sz w:val="22"/>
+                <w:szCs w:val="22"/>
+                <w:u w:val="none"/>
+                <w:shd w:fill="auto" w:val="clear"/>
+                <w:vertAlign w:val="baseline"/>
+              </w:rPr>
+            </w:pPr>
+            <w:r>
+              <w:rPr>
+                <w:color w:val="1f3864"/>
+                <w:rtl w:val="0"/>
+              </w:rPr>
+              <w:t xml:space="preserve">Versión actualizada de requerimientos, casos de uso, arquitectura, modelos de datos, planificación y documentación relevante. </w:t>
+            </w:r>
+            <w:r>
+              <w:rPr>
+                <w:rtl w:val="0"/>
+              </w:rPr>
+            </w:r>
+          </w:p>
+        </w:tc>
+        <w:tc>
+          <w:tcPr/>
+          <w:p>
+            <w:pPr>
+              <w:keepNext w:val="0"/>
+              <w:keepLines w:val="0"/>
+              <w:pageBreakBefore w:val="0"/>
+              <w:widowControl w:val="1"/>
+              <w:pBdr>
+                <w:top w:space="0" w:sz="0" w:val="nil"/>
+                <w:left w:space="0" w:sz="0" w:val="nil"/>
+                <w:bottom w:space="0" w:sz="0" w:val="nil"/>
+                <w:right w:space="0" w:sz="0" w:val="nil"/>
+                <w:between w:space="0" w:sz="0" w:val="nil"/>
+              </w:pBdr>
+              <w:shd w:fill="auto" w:val="clear"/>
+              <w:tabs>
+                <w:tab w:val="center" w:leader="none" w:pos="4419"/>
+                <w:tab w:val="right" w:leader="none" w:pos="8838"/>
+              </w:tabs>
+              <w:spacing w:after="0" w:before="0" w:line="240" w:lineRule="auto"/>
+              <w:ind w:left="0" w:right="0" w:firstLine="0"/>
+              <w:jc w:val="both"/>
+              <w:rPr>
+                <w:i w:val="0"/>
+                <w:iCs w:val="0"/>
+                <w:smallCaps w:val="0"/>
+                <w:strike w:val="0"/>
+                <w:color w:val="1f3864"/>
+                <w:sz w:val="22"/>
+                <w:szCs w:val="22"/>
+                <w:u w:val="none"/>
+                <w:shd w:fill="auto" w:val="clear"/>
+                <w:vertAlign w:val="baseline"/>
+              </w:rPr>
+            </w:pPr>
+            <w:r>
+              <w:rPr>
+                <w:color w:val="1f3864"/>
+                <w:rtl w:val="0"/>
+              </w:rPr>
+              <w:t xml:space="preserve">Permite evidenciar la trazabilidad entre lo planificado inicialmente y el resultado final del proyecto.</w:t>
+            </w:r>
             <w:r>
               <w:rPr>
                 <w:rtl w:val="0"/>
@@ -5253,15 +5625,6 @@
                 <w:szCs w:val="28"/>
               </w:rPr>
             </w:pPr>
-            <w:sdt>
-              <w:sdtPr>
-                <w:id w:val="-1601306617"/>
-                <w:tag w:val="goog_rdk_3"/>
-              </w:sdtPr>
-              <w:sdtContent>
-                <w:commentRangeStart w:id="3"/>
-              </w:sdtContent>
-            </w:sdt>
             <w:r>
               <w:rPr>
                 <w:b w:val="1"/>
@@ -5349,13 +5712,112 @@
     </w:tbl>
     <w:p>
       <w:pPr>
-        <w:spacing w:after="0" w:line="360" w:lineRule="auto"/>
+        <w:tabs>
+          <w:tab w:val="center" w:leader="none" w:pos="4419"/>
+          <w:tab w:val="right" w:leader="none" w:pos="8838"/>
+        </w:tabs>
+        <w:spacing w:after="0" w:line="240" w:lineRule="auto"/>
         <w:jc w:val="both"/>
         <w:rPr>
           <w:b w:val="1"/>
           <w:bCs w:val="1"/>
-          <w:sz w:val="24"/>
-          <w:szCs w:val="24"/>
+          <w:color w:val="1f3864"/>
+        </w:rPr>
+      </w:pPr>
+      <w:r>
+        <w:rPr>
+          <w:b w:val="1"/>
+          <w:bCs w:val="1"/>
+          <w:color w:val="1f3864"/>
+          <w:rtl w:val="0"/>
+        </w:rPr>
+        <w:t xml:space="preserve">Glosario competencias</w:t>
+      </w:r>
+    </w:p>
+    <w:p>
+      <w:pPr>
+        <w:numPr>
+          <w:ilvl w:val="0"/>
+          <w:numId w:val="1"/>
+        </w:numPr>
+        <w:tabs>
+          <w:tab w:val="center" w:leader="none" w:pos="4419"/>
+          <w:tab w:val="right" w:leader="none" w:pos="8838"/>
+        </w:tabs>
+        <w:spacing w:after="0" w:line="240" w:lineRule="auto"/>
+        <w:ind w:left="720" w:hanging="360"/>
+        <w:jc w:val="both"/>
+        <w:rPr>
+          <w:b w:val="1"/>
+          <w:bCs w:val="1"/>
+          <w:color w:val="1f3864"/>
+          <w:u w:val="none"/>
+        </w:rPr>
+      </w:pPr>
+      <w:r>
+        <w:rPr>
+          <w:b w:val="1"/>
+          <w:bCs w:val="1"/>
+          <w:color w:val="1f3864"/>
+          <w:rtl w:val="0"/>
+        </w:rPr>
+        <w:t xml:space="preserve">C1: </w:t>
+      </w:r>
+      <w:r>
+        <w:rPr>
+          <w:color w:val="1f3864"/>
+          <w:rtl w:val="0"/>
+        </w:rPr>
+        <w:t xml:space="preserve">Desarrollar una solución de software utilizando técnicas que permitan sistematizar el proceso de desarrollo y mantenimiento, asegurando el logro de los objetivos. </w:t>
+      </w:r>
+    </w:p>
+    <w:p>
+      <w:pPr>
+        <w:numPr>
+          <w:ilvl w:val="0"/>
+          <w:numId w:val="1"/>
+        </w:numPr>
+        <w:tabs>
+          <w:tab w:val="center" w:leader="none" w:pos="4419"/>
+          <w:tab w:val="right" w:leader="none" w:pos="8838"/>
+        </w:tabs>
+        <w:spacing w:after="0" w:line="240" w:lineRule="auto"/>
+        <w:ind w:left="720" w:hanging="360"/>
+        <w:jc w:val="both"/>
+        <w:rPr>
+          <w:b w:val="1"/>
+          <w:bCs w:val="1"/>
+          <w:color w:val="1f3864"/>
+          <w:u w:val="none"/>
+        </w:rPr>
+      </w:pPr>
+      <w:r>
+        <w:rPr>
+          <w:b w:val="1"/>
+          <w:bCs w:val="1"/>
+          <w:color w:val="1f3864"/>
+          <w:rtl w:val="0"/>
+        </w:rPr>
+        <w:t xml:space="preserve">C2: </w:t>
+      </w:r>
+      <w:r>
+        <w:rPr>
+          <w:color w:val="1f3864"/>
+          <w:rtl w:val="0"/>
+        </w:rPr>
+        <w:t xml:space="preserve">Construir modelos de datos para soportar los requerimientos de la organización de acuerdo a un diseño definido y escalable en el tiempo. </w:t>
+      </w:r>
+    </w:p>
+    <w:p>
+      <w:pPr>
+        <w:tabs>
+          <w:tab w:val="center" w:leader="none" w:pos="4419"/>
+          <w:tab w:val="right" w:leader="none" w:pos="8838"/>
+        </w:tabs>
+        <w:spacing w:after="0" w:line="240" w:lineRule="auto"/>
+        <w:jc w:val="both"/>
+        <w:rPr>
+          <w:color w:val="1f3864"/>
         </w:rPr>
       </w:pPr>
       <w:r>
@@ -5403,6 +5865,7 @@
       <w:tr>
         <w:trPr>
           <w:cantSplit w:val="0"/>
+          <w:trHeight w:val="464.81526692708337" w:hRule="atLeast"/>
           <w:tblHeader w:val="0"/>
         </w:trPr>
         <w:tc>
@@ -5426,10 +5889,6 @@
                 <w:rtl w:val="0"/>
               </w:rPr>
               <w:t xml:space="preserve">Plan de Trabajo Proyecto APT</w:t>
-            </w:r>
-            <w:commentRangeEnd w:id="3"/>
-            <w:r>
-              <w:commentReference w:id="3"/>
             </w:r>
             <w:r>
               <w:rPr>
@@ -5450,24 +5909,17 @@
             <w:pPr>
               <w:jc w:val="center"/>
               <w:rPr>
-                <w:rFonts w:ascii="Calibri" w:cs="Calibri" w:eastAsia="Calibri" w:hAnsi="Calibri"/>
-                <w:color w:val="1f3864"/>
-                <w:sz w:val="18"/>
-                <w:szCs w:val="18"/>
-              </w:rPr>
-            </w:pPr>
-            <w:sdt>
-              <w:sdtPr>
-                <w:id w:val="1793619148"/>
-                <w:tag w:val="goog_rdk_4"/>
-              </w:sdtPr>
-              <w:sdtContent>
-                <w:commentRangeStart w:id="4"/>
-              </w:sdtContent>
-            </w:sdt>
-            <w:r>
-              <w:rPr>
-                <w:rFonts w:ascii="Calibri" w:cs="Calibri" w:eastAsia="Calibri" w:hAnsi="Calibri"/>
+                <w:b w:val="1"/>
+                <w:bCs w:val="1"/>
+                <w:color w:val="1f3864"/>
+                <w:sz w:val="18"/>
+                <w:szCs w:val="18"/>
+              </w:rPr>
+            </w:pPr>
+            <w:r>
+              <w:rPr>
+                <w:b w:val="1"/>
+                <w:bCs w:val="1"/>
                 <w:color w:val="1f3864"/>
                 <w:sz w:val="18"/>
                 <w:szCs w:val="18"/>
@@ -5485,13 +5937,15 @@
             <w:pPr>
               <w:jc w:val="center"/>
               <w:rPr>
-                <w:rFonts w:ascii="Calibri" w:cs="Calibri" w:eastAsia="Calibri" w:hAnsi="Calibri"/>
-                <w:color w:val="1f3864"/>
-              </w:rPr>
-            </w:pPr>
-            <w:r>
-              <w:rPr>
-                <w:rFonts w:ascii="Calibri" w:cs="Calibri" w:eastAsia="Calibri" w:hAnsi="Calibri"/>
+                <w:b w:val="1"/>
+                <w:bCs w:val="1"/>
+                <w:color w:val="1f3864"/>
+              </w:rPr>
+            </w:pPr>
+            <w:r>
+              <w:rPr>
+                <w:b w:val="1"/>
+                <w:bCs w:val="1"/>
                 <w:color w:val="1f3864"/>
                 <w:rtl w:val="0"/>
               </w:rPr>
@@ -5507,13 +5961,15 @@
             <w:pPr>
               <w:jc w:val="center"/>
               <w:rPr>
-                <w:rFonts w:ascii="Calibri" w:cs="Calibri" w:eastAsia="Calibri" w:hAnsi="Calibri"/>
-                <w:color w:val="1f3864"/>
-              </w:rPr>
-            </w:pPr>
-            <w:r>
-              <w:rPr>
-                <w:rFonts w:ascii="Calibri" w:cs="Calibri" w:eastAsia="Calibri" w:hAnsi="Calibri"/>
+                <w:b w:val="1"/>
+                <w:bCs w:val="1"/>
+                <w:color w:val="1f3864"/>
+              </w:rPr>
+            </w:pPr>
+            <w:r>
+              <w:rPr>
+                <w:b w:val="1"/>
+                <w:bCs w:val="1"/>
                 <w:color w:val="1f3864"/>
                 <w:rtl w:val="0"/>
               </w:rPr>
@@ -5529,13 +5985,15 @@
             <w:pPr>
               <w:jc w:val="center"/>
               <w:rPr>
-                <w:rFonts w:ascii="Calibri" w:cs="Calibri" w:eastAsia="Calibri" w:hAnsi="Calibri"/>
-                <w:color w:val="1f3864"/>
-              </w:rPr>
-            </w:pPr>
-            <w:r>
-              <w:rPr>
-                <w:rFonts w:ascii="Calibri" w:cs="Calibri" w:eastAsia="Calibri" w:hAnsi="Calibri"/>
+                <w:b w:val="1"/>
+                <w:bCs w:val="1"/>
+                <w:color w:val="1f3864"/>
+              </w:rPr>
+            </w:pPr>
+            <w:r>
+              <w:rPr>
+                <w:b w:val="1"/>
+                <w:bCs w:val="1"/>
                 <w:color w:val="1f3864"/>
                 <w:rtl w:val="0"/>
               </w:rPr>
@@ -5554,13 +6012,15 @@
             <w:pPr>
               <w:jc w:val="center"/>
               <w:rPr>
-                <w:rFonts w:ascii="Calibri" w:cs="Calibri" w:eastAsia="Calibri" w:hAnsi="Calibri"/>
-                <w:color w:val="1f3864"/>
-              </w:rPr>
-            </w:pPr>
-            <w:r>
-              <w:rPr>
-                <w:rFonts w:ascii="Calibri" w:cs="Calibri" w:eastAsia="Calibri" w:hAnsi="Calibri"/>
+                <w:b w:val="1"/>
+                <w:bCs w:val="1"/>
+                <w:color w:val="1f3864"/>
+              </w:rPr>
+            </w:pPr>
+            <w:r>
+              <w:rPr>
+                <w:b w:val="1"/>
+                <w:bCs w:val="1"/>
                 <w:color w:val="1f3864"/>
                 <w:rtl w:val="0"/>
               </w:rPr>
@@ -5571,7 +6031,8 @@
             <w:pPr>
               <w:jc w:val="center"/>
               <w:rPr>
-                <w:rFonts w:ascii="Calibri" w:cs="Calibri" w:eastAsia="Calibri" w:hAnsi="Calibri"/>
+                <w:b w:val="1"/>
+                <w:bCs w:val="1"/>
                 <w:color w:val="1f3864"/>
               </w:rPr>
             </w:pPr>
@@ -5594,13 +6055,15 @@
             <w:pPr>
               <w:jc w:val="center"/>
               <w:rPr>
-                <w:rFonts w:ascii="Calibri" w:cs="Calibri" w:eastAsia="Calibri" w:hAnsi="Calibri"/>
-                <w:color w:val="1f3864"/>
-              </w:rPr>
-            </w:pPr>
-            <w:r>
-              <w:rPr>
-                <w:rFonts w:ascii="Calibri" w:cs="Calibri" w:eastAsia="Calibri" w:hAnsi="Calibri"/>
+                <w:b w:val="1"/>
+                <w:bCs w:val="1"/>
+                <w:color w:val="1f3864"/>
+              </w:rPr>
+            </w:pPr>
+            <w:r>
+              <w:rPr>
+                <w:b w:val="1"/>
+                <w:bCs w:val="1"/>
                 <w:color w:val="1f3864"/>
                 <w:rtl w:val="0"/>
               </w:rPr>
@@ -5608,7 +6071,8 @@
             </w:r>
             <w:r>
               <w:rPr>
-                <w:rFonts w:ascii="Calibri" w:cs="Calibri" w:eastAsia="Calibri" w:hAnsi="Calibri"/>
+                <w:b w:val="1"/>
+                <w:bCs w:val="1"/>
                 <w:color w:val="1f3864"/>
                 <w:vertAlign w:val="superscript"/>
               </w:rPr>
@@ -5629,13 +6093,15 @@
             <w:pPr>
               <w:jc w:val="center"/>
               <w:rPr>
-                <w:rFonts w:ascii="Calibri" w:cs="Calibri" w:eastAsia="Calibri" w:hAnsi="Calibri"/>
-                <w:color w:val="1f3864"/>
-              </w:rPr>
-            </w:pPr>
-            <w:r>
-              <w:rPr>
-                <w:rFonts w:ascii="Calibri" w:cs="Calibri" w:eastAsia="Calibri" w:hAnsi="Calibri"/>
+                <w:b w:val="1"/>
+                <w:bCs w:val="1"/>
+                <w:color w:val="1f3864"/>
+              </w:rPr>
+            </w:pPr>
+            <w:r>
+              <w:rPr>
+                <w:b w:val="1"/>
+                <w:bCs w:val="1"/>
                 <w:color w:val="1f3864"/>
                 <w:rtl w:val="0"/>
               </w:rPr>
@@ -5656,24 +6122,52 @@
               <w:jc w:val="both"/>
               <w:rPr>
                 <w:rFonts w:ascii="Calibri" w:cs="Calibri" w:eastAsia="Calibri" w:hAnsi="Calibri"/>
-                <w:i w:val="1"/>
-                <w:iCs w:val="1"/>
-                <w:color w:val="548dd4"/>
-                <w:sz w:val="18"/>
-                <w:szCs w:val="18"/>
-              </w:rPr>
-            </w:pPr>
-            <w:r>
+                <w:color w:val="1f3864"/>
+                <w:sz w:val="18"/>
+                <w:szCs w:val="18"/>
+              </w:rPr>
+            </w:pPr>
+            <w:r>
+              <w:rPr>
+                <w:color w:val="1f3864"/>
+                <w:sz w:val="18"/>
+                <w:szCs w:val="18"/>
+                <w:rtl w:val="0"/>
+              </w:rPr>
+              <w:t xml:space="preserve">C1 </w:t>
+            </w:r>
+            <w:r>
+              <w:rPr>
+                <w:rtl w:val="0"/>
+              </w:rPr>
+            </w:r>
+          </w:p>
+        </w:tc>
+        <w:tc>
+          <w:tcPr/>
+          <w:p>
+            <w:pPr>
+              <w:jc w:val="both"/>
               <w:rPr>
                 <w:rFonts w:ascii="Calibri" w:cs="Calibri" w:eastAsia="Calibri" w:hAnsi="Calibri"/>
-                <w:i w:val="1"/>
-                <w:iCs w:val="1"/>
-                <w:color w:val="548dd4"/>
-                <w:sz w:val="18"/>
-                <w:szCs w:val="18"/>
-                <w:rtl w:val="0"/>
-              </w:rPr>
-              <w:t xml:space="preserve">Nombra las competencias o unidades de competencias que se relacionan con las diferentes actividades requeridas para el desarrollo de la actividad.</w:t>
+                <w:color w:val="1f3864"/>
+                <w:sz w:val="18"/>
+                <w:szCs w:val="18"/>
+              </w:rPr>
+            </w:pPr>
+            <w:r>
+              <w:rPr>
+                <w:color w:val="1f3864"/>
+                <w:sz w:val="18"/>
+                <w:szCs w:val="18"/>
+                <w:rtl w:val="0"/>
+              </w:rPr>
+              <w:t xml:space="preserve">Construcción y planificación del proyecto </w:t>
+            </w:r>
+            <w:r>
+              <w:rPr>
+                <w:rtl w:val="0"/>
+              </w:rPr>
             </w:r>
           </w:p>
         </w:tc>
@@ -5683,23 +6177,20 @@
             <w:pPr>
               <w:jc w:val="both"/>
               <w:rPr>
-                <w:b w:val="1"/>
-                <w:bCs w:val="1"/>
-                <w:sz w:val="18"/>
-                <w:szCs w:val="18"/>
-              </w:rPr>
-            </w:pPr>
-            <w:r>
-              <w:rPr>
                 <w:rFonts w:ascii="Calibri" w:cs="Calibri" w:eastAsia="Calibri" w:hAnsi="Calibri"/>
-                <w:i w:val="1"/>
-                <w:iCs w:val="1"/>
-                <w:color w:val="548dd4"/>
-                <w:sz w:val="18"/>
-                <w:szCs w:val="18"/>
-                <w:rtl w:val="0"/>
-              </w:rPr>
-              <w:t xml:space="preserve">Señale el nombre de la tarea o actividad.</w:t>
+                <w:color w:val="1f3864"/>
+                <w:sz w:val="18"/>
+                <w:szCs w:val="18"/>
+              </w:rPr>
+            </w:pPr>
+            <w:r>
+              <w:rPr>
+                <w:color w:val="1f3864"/>
+                <w:sz w:val="18"/>
+                <w:szCs w:val="18"/>
+                <w:rtl w:val="0"/>
+              </w:rPr>
+              <w:t xml:space="preserve">Definir alcance inicial, organización del equipo, roles y planificación general del proyecto.</w:t>
             </w:r>
             <w:r>
               <w:rPr>
@@ -5714,56 +6205,25 @@
             <w:pPr>
               <w:jc w:val="both"/>
               <w:rPr>
-                <w:b w:val="1"/>
-                <w:bCs w:val="1"/>
-                <w:sz w:val="18"/>
-                <w:szCs w:val="18"/>
-              </w:rPr>
-            </w:pPr>
-            <w:r>
-              <w:rPr>
                 <w:rFonts w:ascii="Calibri" w:cs="Calibri" w:eastAsia="Calibri" w:hAnsi="Calibri"/>
-                <w:i w:val="1"/>
-                <w:iCs w:val="1"/>
-                <w:color w:val="548dd4"/>
-                <w:sz w:val="18"/>
-                <w:szCs w:val="18"/>
-                <w:rtl w:val="0"/>
-              </w:rPr>
-              <w:t xml:space="preserve">Describe la tarea o actividad.</w:t>
-            </w:r>
-            <w:r>
-              <w:rPr>
-                <w:rtl w:val="0"/>
-              </w:rPr>
-            </w:r>
-          </w:p>
-        </w:tc>
-        <w:tc>
-          <w:tcPr/>
-          <w:p>
-            <w:pPr>
-              <w:jc w:val="both"/>
-              <w:rPr>
-                <w:rFonts w:ascii="Calibri" w:cs="Calibri" w:eastAsia="Calibri" w:hAnsi="Calibri"/>
-                <w:i w:val="1"/>
-                <w:iCs w:val="1"/>
-                <w:color w:val="548dd4"/>
-                <w:sz w:val="18"/>
-                <w:szCs w:val="18"/>
-              </w:rPr>
-            </w:pPr>
-            <w:r>
-              <w:rPr>
-                <w:rFonts w:ascii="Calibri" w:cs="Calibri" w:eastAsia="Calibri" w:hAnsi="Calibri"/>
-                <w:i w:val="1"/>
-                <w:iCs w:val="1"/>
-                <w:color w:val="548dd4"/>
-                <w:sz w:val="18"/>
-                <w:szCs w:val="18"/>
-                <w:rtl w:val="0"/>
-              </w:rPr>
-              <w:t xml:space="preserve">Nombra los recursos necesarios para llevar a cabo las actividades definidas.</w:t>
+                <w:color w:val="1f3864"/>
+                <w:sz w:val="18"/>
+                <w:szCs w:val="18"/>
+              </w:rPr>
+            </w:pPr>
+            <w:r>
+              <w:rPr>
+                <w:color w:val="1f3864"/>
+                <w:sz w:val="18"/>
+                <w:szCs w:val="18"/>
+                <w:rtl w:val="0"/>
+              </w:rPr>
+              <w:t xml:space="preserve">Word, Excel, Trello, Github</w:t>
+            </w:r>
+            <w:r>
+              <w:rPr>
+                <w:rtl w:val="0"/>
+              </w:rPr>
             </w:r>
           </w:p>
         </w:tc>
@@ -5778,38 +6238,20 @@
               <w:jc w:val="both"/>
               <w:rPr>
                 <w:rFonts w:ascii="Calibri" w:cs="Calibri" w:eastAsia="Calibri" w:hAnsi="Calibri"/>
-                <w:i w:val="1"/>
-                <w:iCs w:val="1"/>
-                <w:color w:val="548dd4"/>
-                <w:sz w:val="18"/>
-                <w:szCs w:val="18"/>
-              </w:rPr>
-            </w:pPr>
-            <w:r>
-              <w:rPr>
-                <w:rFonts w:ascii="Calibri" w:cs="Calibri" w:eastAsia="Calibri" w:hAnsi="Calibri"/>
-                <w:i w:val="1"/>
-                <w:iCs w:val="1"/>
-                <w:color w:val="548dd4"/>
-                <w:sz w:val="18"/>
-                <w:szCs w:val="18"/>
-                <w:rtl w:val="0"/>
-              </w:rPr>
-              <w:t xml:space="preserve">Escribe la duración de actividades o tarea.</w:t>
-            </w:r>
-          </w:p>
-          <w:p>
-            <w:pPr>
-              <w:jc w:val="both"/>
-              <w:rPr>
-                <w:rFonts w:ascii="Calibri" w:cs="Calibri" w:eastAsia="Calibri" w:hAnsi="Calibri"/>
-                <w:i w:val="1"/>
-                <w:iCs w:val="1"/>
-                <w:color w:val="548dd4"/>
-                <w:sz w:val="18"/>
-                <w:szCs w:val="18"/>
-              </w:rPr>
-            </w:pPr>
+                <w:color w:val="1f3864"/>
+                <w:sz w:val="18"/>
+                <w:szCs w:val="18"/>
+              </w:rPr>
+            </w:pPr>
+            <w:r>
+              <w:rPr>
+                <w:color w:val="1f3864"/>
+                <w:sz w:val="18"/>
+                <w:szCs w:val="18"/>
+                <w:rtl w:val="0"/>
+              </w:rPr>
+              <w:t xml:space="preserve">5 días</w:t>
+            </w:r>
             <w:r>
               <w:rPr>
                 <w:rtl w:val="0"/>
@@ -5828,23 +6270,20 @@
             <w:pPr>
               <w:jc w:val="both"/>
               <w:rPr>
-                <w:b w:val="1"/>
-                <w:bCs w:val="1"/>
-                <w:sz w:val="18"/>
-                <w:szCs w:val="18"/>
-              </w:rPr>
-            </w:pPr>
-            <w:r>
-              <w:rPr>
                 <w:rFonts w:ascii="Calibri" w:cs="Calibri" w:eastAsia="Calibri" w:hAnsi="Calibri"/>
-                <w:i w:val="1"/>
-                <w:iCs w:val="1"/>
-                <w:color w:val="548dd4"/>
-                <w:sz w:val="18"/>
-                <w:szCs w:val="18"/>
-                <w:rtl w:val="0"/>
-              </w:rPr>
-              <w:t xml:space="preserve">Escribe el nombre del integrante del equipo responsable de la actividad y tareas asociadas.</w:t>
+                <w:color w:val="1f3864"/>
+                <w:sz w:val="18"/>
+                <w:szCs w:val="18"/>
+              </w:rPr>
+            </w:pPr>
+            <w:r>
+              <w:rPr>
+                <w:color w:val="1f3864"/>
+                <w:sz w:val="18"/>
+                <w:szCs w:val="18"/>
+                <w:rtl w:val="0"/>
+              </w:rPr>
+              <w:t xml:space="preserve">Felipe Ponce</w:t>
             </w:r>
             <w:r>
               <w:rPr>
@@ -5859,23 +6298,20 @@
             <w:pPr>
               <w:jc w:val="both"/>
               <w:rPr>
-                <w:b w:val="1"/>
-                <w:bCs w:val="1"/>
-                <w:sz w:val="18"/>
-                <w:szCs w:val="18"/>
-              </w:rPr>
-            </w:pPr>
-            <w:r>
-              <w:rPr>
                 <w:rFonts w:ascii="Calibri" w:cs="Calibri" w:eastAsia="Calibri" w:hAnsi="Calibri"/>
-                <w:i w:val="1"/>
-                <w:iCs w:val="1"/>
-                <w:color w:val="548dd4"/>
-                <w:sz w:val="18"/>
-                <w:szCs w:val="18"/>
-                <w:rtl w:val="0"/>
-              </w:rPr>
-              <w:t xml:space="preserve">Escribe las dificultades o facilitadores que se podrían presentar durante la ejecución de cada una de las actividades propuestas para llevar a cabo el plan de trabajo.</w:t>
+                <w:color w:val="1f3864"/>
+                <w:sz w:val="18"/>
+                <w:szCs w:val="18"/>
+              </w:rPr>
+            </w:pPr>
+            <w:r>
+              <w:rPr>
+                <w:color w:val="1f3864"/>
+                <w:sz w:val="18"/>
+                <w:szCs w:val="18"/>
+                <w:rtl w:val="0"/>
+              </w:rPr>
+              <w:t xml:space="preserve">Facilita la coordinación inicial. El alcance deberá controlarse durante el semestre.  </w:t>
             </w:r>
             <w:r>
               <w:rPr>
@@ -5896,18 +6332,19 @@
             <w:pPr>
               <w:jc w:val="both"/>
               <w:rPr>
-                <w:rFonts w:ascii="Calibri" w:cs="Calibri" w:eastAsia="Calibri" w:hAnsi="Calibri"/>
-                <w:i w:val="1"/>
-                <w:iCs w:val="1"/>
-                <w:color w:val="548dd4"/>
-                <w:sz w:val="18"/>
-                <w:szCs w:val="18"/>
-              </w:rPr>
-            </w:pPr>
-            <w:r>
-              <w:rPr>
-                <w:rtl w:val="0"/>
-              </w:rPr>
+                <w:color w:val="1f3864"/>
+                <w:sz w:val="18"/>
+                <w:szCs w:val="18"/>
+              </w:rPr>
+            </w:pPr>
+            <w:r>
+              <w:rPr>
+                <w:color w:val="1f3864"/>
+                <w:sz w:val="18"/>
+                <w:szCs w:val="18"/>
+                <w:rtl w:val="0"/>
+              </w:rPr>
+              <w:t xml:space="preserve">C1 / C2</w:t>
             </w:r>
           </w:p>
         </w:tc>
@@ -5917,18 +6354,19 @@
             <w:pPr>
               <w:jc w:val="both"/>
               <w:rPr>
-                <w:rFonts w:ascii="Calibri" w:cs="Calibri" w:eastAsia="Calibri" w:hAnsi="Calibri"/>
-                <w:i w:val="1"/>
-                <w:iCs w:val="1"/>
-                <w:color w:val="548dd4"/>
-                <w:sz w:val="18"/>
-                <w:szCs w:val="18"/>
-              </w:rPr>
-            </w:pPr>
-            <w:r>
-              <w:rPr>
-                <w:rtl w:val="0"/>
-              </w:rPr>
+                <w:color w:val="1f3864"/>
+                <w:sz w:val="18"/>
+                <w:szCs w:val="18"/>
+              </w:rPr>
+            </w:pPr>
+            <w:r>
+              <w:rPr>
+                <w:color w:val="1f3864"/>
+                <w:sz w:val="18"/>
+                <w:szCs w:val="18"/>
+                <w:rtl w:val="0"/>
+              </w:rPr>
+              <w:t xml:space="preserve">Levantamiento y definición de requerimientos</w:t>
             </w:r>
           </w:p>
         </w:tc>
@@ -5938,18 +6376,19 @@
             <w:pPr>
               <w:jc w:val="both"/>
               <w:rPr>
-                <w:rFonts w:ascii="Calibri" w:cs="Calibri" w:eastAsia="Calibri" w:hAnsi="Calibri"/>
-                <w:i w:val="1"/>
-                <w:iCs w:val="1"/>
-                <w:color w:val="548dd4"/>
-                <w:sz w:val="18"/>
-                <w:szCs w:val="18"/>
-              </w:rPr>
-            </w:pPr>
-            <w:r>
-              <w:rPr>
-                <w:rtl w:val="0"/>
-              </w:rPr>
+                <w:color w:val="1f3864"/>
+                <w:sz w:val="18"/>
+                <w:szCs w:val="18"/>
+              </w:rPr>
+            </w:pPr>
+            <w:r>
+              <w:rPr>
+                <w:color w:val="1f3864"/>
+                <w:sz w:val="18"/>
+                <w:szCs w:val="18"/>
+                <w:rtl w:val="0"/>
+              </w:rPr>
+              <w:t xml:space="preserve">Analizar la problemática y documentar requerimientos funcionales, no funcionales y alcance del sistema</w:t>
             </w:r>
           </w:p>
         </w:tc>
@@ -5959,18 +6398,19 @@
             <w:pPr>
               <w:jc w:val="both"/>
               <w:rPr>
-                <w:rFonts w:ascii="Calibri" w:cs="Calibri" w:eastAsia="Calibri" w:hAnsi="Calibri"/>
-                <w:i w:val="1"/>
-                <w:iCs w:val="1"/>
-                <w:color w:val="548dd4"/>
-                <w:sz w:val="18"/>
-                <w:szCs w:val="18"/>
-              </w:rPr>
-            </w:pPr>
-            <w:r>
-              <w:rPr>
-                <w:rtl w:val="0"/>
-              </w:rPr>
+                <w:color w:val="1f3864"/>
+                <w:sz w:val="18"/>
+                <w:szCs w:val="18"/>
+              </w:rPr>
+            </w:pPr>
+            <w:r>
+              <w:rPr>
+                <w:color w:val="1f3864"/>
+                <w:sz w:val="18"/>
+                <w:szCs w:val="18"/>
+                <w:rtl w:val="0"/>
+              </w:rPr>
+              <w:t xml:space="preserve">ERS, planilla de requerimientos, casos de uso.</w:t>
             </w:r>
           </w:p>
         </w:tc>
@@ -5984,18 +6424,19 @@
             <w:pPr>
               <w:jc w:val="both"/>
               <w:rPr>
-                <w:rFonts w:ascii="Calibri" w:cs="Calibri" w:eastAsia="Calibri" w:hAnsi="Calibri"/>
-                <w:i w:val="1"/>
-                <w:iCs w:val="1"/>
-                <w:color w:val="548dd4"/>
-                <w:sz w:val="18"/>
-                <w:szCs w:val="18"/>
-              </w:rPr>
-            </w:pPr>
-            <w:r>
-              <w:rPr>
-                <w:rtl w:val="0"/>
-              </w:rPr>
+                <w:color w:val="1f3864"/>
+                <w:sz w:val="18"/>
+                <w:szCs w:val="18"/>
+              </w:rPr>
+            </w:pPr>
+            <w:r>
+              <w:rPr>
+                <w:color w:val="1f3864"/>
+                <w:sz w:val="18"/>
+                <w:szCs w:val="18"/>
+                <w:rtl w:val="0"/>
+              </w:rPr>
+              <w:t xml:space="preserve">7 días</w:t>
             </w:r>
           </w:p>
         </w:tc>
@@ -6010,18 +6451,19 @@
             <w:pPr>
               <w:jc w:val="both"/>
               <w:rPr>
-                <w:rFonts w:ascii="Calibri" w:cs="Calibri" w:eastAsia="Calibri" w:hAnsi="Calibri"/>
-                <w:i w:val="1"/>
-                <w:iCs w:val="1"/>
-                <w:color w:val="548dd4"/>
-                <w:sz w:val="18"/>
-                <w:szCs w:val="18"/>
-              </w:rPr>
-            </w:pPr>
-            <w:r>
-              <w:rPr>
-                <w:rtl w:val="0"/>
-              </w:rPr>
+                <w:color w:val="1f3864"/>
+                <w:sz w:val="18"/>
+                <w:szCs w:val="18"/>
+              </w:rPr>
+            </w:pPr>
+            <w:r>
+              <w:rPr>
+                <w:color w:val="1f3864"/>
+                <w:sz w:val="18"/>
+                <w:szCs w:val="18"/>
+                <w:rtl w:val="0"/>
+              </w:rPr>
+              <w:t xml:space="preserve">Equipo de proyecto</w:t>
             </w:r>
           </w:p>
         </w:tc>
@@ -6031,10 +6473,7 @@
             <w:pPr>
               <w:jc w:val="both"/>
               <w:rPr>
-                <w:rFonts w:ascii="Calibri" w:cs="Calibri" w:eastAsia="Calibri" w:hAnsi="Calibri"/>
-                <w:i w:val="1"/>
-                <w:iCs w:val="1"/>
-                <w:color w:val="548dd4"/>
+                <w:color w:val="1f3864"/>
                 <w:sz w:val="18"/>
                 <w:szCs w:val="18"/>
               </w:rPr>
@@ -6058,18 +6497,19 @@
             <w:pPr>
               <w:jc w:val="both"/>
               <w:rPr>
-                <w:rFonts w:ascii="Calibri" w:cs="Calibri" w:eastAsia="Calibri" w:hAnsi="Calibri"/>
-                <w:i w:val="1"/>
-                <w:iCs w:val="1"/>
-                <w:color w:val="548dd4"/>
-                <w:sz w:val="18"/>
-                <w:szCs w:val="18"/>
-              </w:rPr>
-            </w:pPr>
-            <w:r>
-              <w:rPr>
-                <w:rtl w:val="0"/>
-              </w:rPr>
+                <w:color w:val="1f3864"/>
+                <w:sz w:val="18"/>
+                <w:szCs w:val="18"/>
+              </w:rPr>
+            </w:pPr>
+            <w:r>
+              <w:rPr>
+                <w:color w:val="1f3864"/>
+                <w:sz w:val="18"/>
+                <w:szCs w:val="18"/>
+                <w:rtl w:val="0"/>
+              </w:rPr>
+              <w:t xml:space="preserve">C1</w:t>
             </w:r>
           </w:p>
         </w:tc>
@@ -6079,18 +6519,19 @@
             <w:pPr>
               <w:jc w:val="both"/>
               <w:rPr>
-                <w:rFonts w:ascii="Calibri" w:cs="Calibri" w:eastAsia="Calibri" w:hAnsi="Calibri"/>
-                <w:i w:val="1"/>
-                <w:iCs w:val="1"/>
-                <w:color w:val="548dd4"/>
-                <w:sz w:val="18"/>
-                <w:szCs w:val="18"/>
-              </w:rPr>
-            </w:pPr>
-            <w:r>
-              <w:rPr>
-                <w:rtl w:val="0"/>
-              </w:rPr>
+                <w:color w:val="1f3864"/>
+                <w:sz w:val="18"/>
+                <w:szCs w:val="18"/>
+              </w:rPr>
+            </w:pPr>
+            <w:r>
+              <w:rPr>
+                <w:color w:val="1f3864"/>
+                <w:sz w:val="18"/>
+                <w:szCs w:val="18"/>
+                <w:rtl w:val="0"/>
+              </w:rPr>
+              <w:t xml:space="preserve">Elaboración de casos de uso</w:t>
             </w:r>
           </w:p>
         </w:tc>
@@ -6100,18 +6541,19 @@
             <w:pPr>
               <w:jc w:val="both"/>
               <w:rPr>
-                <w:rFonts w:ascii="Calibri" w:cs="Calibri" w:eastAsia="Calibri" w:hAnsi="Calibri"/>
-                <w:i w:val="1"/>
-                <w:iCs w:val="1"/>
-                <w:color w:val="548dd4"/>
-                <w:sz w:val="18"/>
-                <w:szCs w:val="18"/>
-              </w:rPr>
-            </w:pPr>
-            <w:r>
-              <w:rPr>
-                <w:rtl w:val="0"/>
-              </w:rPr>
+                <w:color w:val="1f3864"/>
+                <w:sz w:val="18"/>
+                <w:szCs w:val="18"/>
+              </w:rPr>
+            </w:pPr>
+            <w:r>
+              <w:rPr>
+                <w:color w:val="1f3864"/>
+                <w:sz w:val="18"/>
+                <w:szCs w:val="18"/>
+                <w:rtl w:val="0"/>
+              </w:rPr>
+              <w:t xml:space="preserve">Documentar actores, objetivos, precondiciones, flujos normales y alternativos de funcionalidades definidas </w:t>
             </w:r>
           </w:p>
         </w:tc>
@@ -6121,18 +6563,19 @@
             <w:pPr>
               <w:jc w:val="both"/>
               <w:rPr>
-                <w:rFonts w:ascii="Calibri" w:cs="Calibri" w:eastAsia="Calibri" w:hAnsi="Calibri"/>
-                <w:i w:val="1"/>
-                <w:iCs w:val="1"/>
-                <w:color w:val="548dd4"/>
-                <w:sz w:val="18"/>
-                <w:szCs w:val="18"/>
-              </w:rPr>
-            </w:pPr>
-            <w:r>
-              <w:rPr>
-                <w:rtl w:val="0"/>
-              </w:rPr>
+                <w:color w:val="1f3864"/>
+                <w:sz w:val="18"/>
+                <w:szCs w:val="18"/>
+              </w:rPr>
+            </w:pPr>
+            <w:r>
+              <w:rPr>
+                <w:color w:val="1f3864"/>
+                <w:sz w:val="18"/>
+                <w:szCs w:val="18"/>
+                <w:rtl w:val="0"/>
+              </w:rPr>
+              <w:t xml:space="preserve">Documento de casos de uso, requerimientos </w:t>
             </w:r>
           </w:p>
         </w:tc>
@@ -6146,18 +6589,19 @@
             <w:pPr>
               <w:jc w:val="both"/>
               <w:rPr>
-                <w:rFonts w:ascii="Calibri" w:cs="Calibri" w:eastAsia="Calibri" w:hAnsi="Calibri"/>
-                <w:i w:val="1"/>
-                <w:iCs w:val="1"/>
-                <w:color w:val="548dd4"/>
-                <w:sz w:val="18"/>
-                <w:szCs w:val="18"/>
-              </w:rPr>
-            </w:pPr>
-            <w:r>
-              <w:rPr>
-                <w:rtl w:val="0"/>
-              </w:rPr>
+                <w:color w:val="1f3864"/>
+                <w:sz w:val="18"/>
+                <w:szCs w:val="18"/>
+              </w:rPr>
+            </w:pPr>
+            <w:r>
+              <w:rPr>
+                <w:color w:val="1f3864"/>
+                <w:sz w:val="18"/>
+                <w:szCs w:val="18"/>
+                <w:rtl w:val="0"/>
+              </w:rPr>
+              <w:t xml:space="preserve">4 días</w:t>
             </w:r>
           </w:p>
         </w:tc>
@@ -6172,18 +6616,19 @@
             <w:pPr>
               <w:jc w:val="both"/>
               <w:rPr>
-                <w:rFonts w:ascii="Calibri" w:cs="Calibri" w:eastAsia="Calibri" w:hAnsi="Calibri"/>
-                <w:i w:val="1"/>
-                <w:iCs w:val="1"/>
-                <w:color w:val="548dd4"/>
-                <w:sz w:val="18"/>
-                <w:szCs w:val="18"/>
-              </w:rPr>
-            </w:pPr>
-            <w:r>
-              <w:rPr>
-                <w:rtl w:val="0"/>
-              </w:rPr>
+                <w:color w:val="1f3864"/>
+                <w:sz w:val="18"/>
+                <w:szCs w:val="18"/>
+              </w:rPr>
+            </w:pPr>
+            <w:r>
+              <w:rPr>
+                <w:color w:val="1f3864"/>
+                <w:sz w:val="18"/>
+                <w:szCs w:val="18"/>
+                <w:rtl w:val="0"/>
+              </w:rPr>
+              <w:t xml:space="preserve">Equipo de desarrollo</w:t>
             </w:r>
           </w:p>
         </w:tc>
@@ -6193,27 +6638,2132 @@
             <w:pPr>
               <w:jc w:val="both"/>
               <w:rPr>
-                <w:rFonts w:ascii="Calibri" w:cs="Calibri" w:eastAsia="Calibri" w:hAnsi="Calibri"/>
-                <w:i w:val="1"/>
-                <w:iCs w:val="1"/>
-                <w:color w:val="548dd4"/>
-                <w:sz w:val="18"/>
-                <w:szCs w:val="18"/>
-              </w:rPr>
-            </w:pPr>
-            <w:commentRangeEnd w:id="4"/>
-            <w:r>
-              <w:commentReference w:id="4"/>
-            </w:r>
-            <w:r>
-              <w:rPr>
-                <w:rtl w:val="0"/>
-              </w:rPr>
+                <w:color w:val="1f3864"/>
+                <w:sz w:val="18"/>
+                <w:szCs w:val="18"/>
+              </w:rPr>
+            </w:pPr>
+            <w:r>
+              <w:rPr>
+                <w:color w:val="1f3864"/>
+                <w:sz w:val="18"/>
+                <w:szCs w:val="18"/>
+                <w:rtl w:val="0"/>
+              </w:rPr>
+              <w:t xml:space="preserve">Dependiente de que los requerimientos estén definidos</w:t>
+            </w:r>
+          </w:p>
+        </w:tc>
+      </w:tr>
+      <w:tr>
+        <w:trPr>
+          <w:cantSplit w:val="0"/>
+          <w:tblHeader w:val="0"/>
+        </w:trPr>
+        <w:tc>
+          <w:tcPr/>
+          <w:p>
+            <w:pPr>
+              <w:jc w:val="both"/>
+              <w:rPr>
+                <w:color w:val="1f3864"/>
+                <w:sz w:val="18"/>
+                <w:szCs w:val="18"/>
+              </w:rPr>
+            </w:pPr>
+            <w:r>
+              <w:rPr>
+                <w:color w:val="1f3864"/>
+                <w:sz w:val="18"/>
+                <w:szCs w:val="18"/>
+                <w:rtl w:val="0"/>
+              </w:rPr>
+              <w:t xml:space="preserve">C1 / C2</w:t>
+            </w:r>
+            <w:r>
+              <w:rPr>
+                <w:rtl w:val="0"/>
+              </w:rPr>
+            </w:r>
+          </w:p>
+        </w:tc>
+        <w:tc>
+          <w:tcPr/>
+          <w:p>
+            <w:pPr>
+              <w:jc w:val="both"/>
+              <w:rPr>
+                <w:color w:val="1f3864"/>
+                <w:sz w:val="18"/>
+                <w:szCs w:val="18"/>
+              </w:rPr>
+            </w:pPr>
+            <w:r>
+              <w:rPr>
+                <w:color w:val="1f3864"/>
+                <w:sz w:val="18"/>
+                <w:szCs w:val="18"/>
+                <w:rtl w:val="0"/>
+              </w:rPr>
+              <w:t xml:space="preserve">Diseño de arquitectura de software</w:t>
+            </w:r>
+          </w:p>
+        </w:tc>
+        <w:tc>
+          <w:tcPr/>
+          <w:p>
+            <w:pPr>
+              <w:jc w:val="both"/>
+              <w:rPr>
+                <w:color w:val="1f3864"/>
+                <w:sz w:val="18"/>
+                <w:szCs w:val="18"/>
+              </w:rPr>
+            </w:pPr>
+            <w:r>
+              <w:rPr>
+                <w:color w:val="1f3864"/>
+                <w:sz w:val="18"/>
+                <w:szCs w:val="18"/>
+                <w:rtl w:val="0"/>
+              </w:rPr>
+              <w:t xml:space="preserve">Definir la arquitectura web, mobile, backend, comunicación REST/WebSocket y distribución de responsabilidades entre componentes</w:t>
+            </w:r>
+          </w:p>
+        </w:tc>
+        <w:tc>
+          <w:tcPr/>
+          <w:p>
+            <w:pPr>
+              <w:jc w:val="both"/>
+              <w:rPr>
+                <w:color w:val="1f3864"/>
+                <w:sz w:val="18"/>
+                <w:szCs w:val="18"/>
+              </w:rPr>
+            </w:pPr>
+            <w:hyperlink r:id="rId9">
+              <w:r>
+                <w:rPr>
+                  <w:color w:val="1155cc"/>
+                  <w:sz w:val="18"/>
+                  <w:szCs w:val="18"/>
+                  <w:u w:val="single"/>
+                  <w:rtl w:val="0"/>
+                </w:rPr>
+                <w:t xml:space="preserve">Next.js</w:t>
+              </w:r>
+            </w:hyperlink>
+            <w:r>
+              <w:rPr>
+                <w:color w:val="1f3864"/>
+                <w:sz w:val="18"/>
+                <w:szCs w:val="18"/>
+                <w:rtl w:val="0"/>
+              </w:rPr>
+              <w:t xml:space="preserve">, React native + expo, NestJS</w:t>
+            </w:r>
+          </w:p>
+        </w:tc>
+        <w:tc>
+          <w:tcPr>
+            <w:tcBorders>
+              <w:right w:color="ffffff" w:space="0" w:sz="4" w:val="single"/>
+            </w:tcBorders>
+          </w:tcPr>
+          <w:p>
+            <w:pPr>
+              <w:jc w:val="both"/>
+              <w:rPr>
+                <w:color w:val="1f3864"/>
+                <w:sz w:val="18"/>
+                <w:szCs w:val="18"/>
+              </w:rPr>
+            </w:pPr>
+            <w:r>
+              <w:rPr>
+                <w:color w:val="1f3864"/>
+                <w:sz w:val="18"/>
+                <w:szCs w:val="18"/>
+                <w:rtl w:val="0"/>
+              </w:rPr>
+              <w:t xml:space="preserve">3 días</w:t>
+            </w:r>
+          </w:p>
+        </w:tc>
+        <w:tc>
+          <w:tcPr>
+            <w:tcBorders>
+              <w:left w:color="ffffff" w:space="0" w:sz="4" w:val="single"/>
+            </w:tcBorders>
+            <w:shd w:fill="d9d9d9" w:val="clear"/>
+          </w:tcPr>
+          <w:p>
+            <w:pPr>
+              <w:jc w:val="both"/>
+              <w:rPr>
+                <w:color w:val="1f3864"/>
+                <w:sz w:val="18"/>
+                <w:szCs w:val="18"/>
+              </w:rPr>
+            </w:pPr>
+            <w:r>
+              <w:rPr>
+                <w:color w:val="1f3864"/>
+                <w:sz w:val="18"/>
+                <w:szCs w:val="18"/>
+                <w:rtl w:val="0"/>
+              </w:rPr>
+              <w:t xml:space="preserve">Equipo de desarrollo </w:t>
+            </w:r>
+          </w:p>
+        </w:tc>
+        <w:tc>
+          <w:tcPr/>
+          <w:p>
+            <w:pPr>
+              <w:jc w:val="both"/>
+              <w:rPr>
+                <w:color w:val="1f3864"/>
+                <w:sz w:val="18"/>
+                <w:szCs w:val="18"/>
+              </w:rPr>
+            </w:pPr>
+            <w:r>
+              <w:rPr>
+                <w:color w:val="1f3864"/>
+                <w:sz w:val="18"/>
+                <w:szCs w:val="18"/>
+                <w:rtl w:val="0"/>
+              </w:rPr>
+              <w:t xml:space="preserve">La arquitectura puede ajustarse ante restricciones técnicas detectadas durante el desarrollo. </w:t>
+            </w:r>
+          </w:p>
+        </w:tc>
+      </w:tr>
+      <w:tr>
+        <w:trPr>
+          <w:cantSplit w:val="0"/>
+          <w:tblHeader w:val="0"/>
+        </w:trPr>
+        <w:tc>
+          <w:tcPr/>
+          <w:p>
+            <w:pPr>
+              <w:jc w:val="both"/>
+              <w:rPr>
+                <w:color w:val="1f3864"/>
+                <w:sz w:val="18"/>
+                <w:szCs w:val="18"/>
+              </w:rPr>
+            </w:pPr>
+            <w:r>
+              <w:rPr>
+                <w:color w:val="1f3864"/>
+                <w:sz w:val="18"/>
+                <w:szCs w:val="18"/>
+                <w:rtl w:val="0"/>
+              </w:rPr>
+              <w:t xml:space="preserve">C2</w:t>
+            </w:r>
+          </w:p>
+        </w:tc>
+        <w:tc>
+          <w:tcPr/>
+          <w:p>
+            <w:pPr>
+              <w:jc w:val="both"/>
+              <w:rPr>
+                <w:color w:val="1f3864"/>
+                <w:sz w:val="18"/>
+                <w:szCs w:val="18"/>
+              </w:rPr>
+            </w:pPr>
+            <w:r>
+              <w:rPr>
+                <w:color w:val="1f3864"/>
+                <w:sz w:val="18"/>
+                <w:szCs w:val="18"/>
+                <w:rtl w:val="0"/>
+              </w:rPr>
+              <w:t xml:space="preserve">Diseño del modelo de datos</w:t>
+            </w:r>
+          </w:p>
+        </w:tc>
+        <w:tc>
+          <w:tcPr/>
+          <w:p>
+            <w:pPr>
+              <w:jc w:val="both"/>
+              <w:rPr>
+                <w:color w:val="1f3864"/>
+                <w:sz w:val="18"/>
+                <w:szCs w:val="18"/>
+              </w:rPr>
+            </w:pPr>
+            <w:r>
+              <w:rPr>
+                <w:color w:val="1f3864"/>
+                <w:sz w:val="18"/>
+                <w:szCs w:val="18"/>
+                <w:rtl w:val="0"/>
+              </w:rPr>
+              <w:t xml:space="preserve">Modelar la información estructurada y no estructurada necesaria para los usuarios, publicaciones, reportes, favoritos, chats y demás modulos</w:t>
+            </w:r>
+          </w:p>
+        </w:tc>
+        <w:tc>
+          <w:tcPr/>
+          <w:p>
+            <w:pPr>
+              <w:jc w:val="both"/>
+              <w:rPr>
+                <w:color w:val="1f3864"/>
+                <w:sz w:val="18"/>
+                <w:szCs w:val="18"/>
+              </w:rPr>
+            </w:pPr>
+            <w:r>
+              <w:rPr>
+                <w:color w:val="1f3864"/>
+                <w:sz w:val="18"/>
+                <w:szCs w:val="18"/>
+                <w:rtl w:val="0"/>
+              </w:rPr>
+              <w:t xml:space="preserve">PostgreSQL, Prisma, MongoDB, Mongoose</w:t>
+            </w:r>
+          </w:p>
+        </w:tc>
+        <w:tc>
+          <w:tcPr>
+            <w:tcBorders>
+              <w:right w:color="ffffff" w:space="0" w:sz="4" w:val="single"/>
+            </w:tcBorders>
+          </w:tcPr>
+          <w:p>
+            <w:pPr>
+              <w:jc w:val="both"/>
+              <w:rPr>
+                <w:color w:val="1f3864"/>
+                <w:sz w:val="18"/>
+                <w:szCs w:val="18"/>
+              </w:rPr>
+            </w:pPr>
+            <w:r>
+              <w:rPr>
+                <w:color w:val="1f3864"/>
+                <w:sz w:val="18"/>
+                <w:szCs w:val="18"/>
+                <w:rtl w:val="0"/>
+              </w:rPr>
+              <w:t xml:space="preserve">3 días</w:t>
+            </w:r>
+          </w:p>
+        </w:tc>
+        <w:tc>
+          <w:tcPr>
+            <w:tcBorders>
+              <w:left w:color="ffffff" w:space="0" w:sz="4" w:val="single"/>
+            </w:tcBorders>
+            <w:shd w:fill="d9d9d9" w:val="clear"/>
+          </w:tcPr>
+          <w:p>
+            <w:pPr>
+              <w:jc w:val="both"/>
+              <w:rPr>
+                <w:color w:val="1f3864"/>
+                <w:sz w:val="18"/>
+                <w:szCs w:val="18"/>
+              </w:rPr>
+            </w:pPr>
+            <w:r>
+              <w:rPr>
+                <w:color w:val="1f3864"/>
+                <w:sz w:val="18"/>
+                <w:szCs w:val="18"/>
+                <w:rtl w:val="0"/>
+              </w:rPr>
+              <w:t xml:space="preserve">Equipo de desarrollo</w:t>
+            </w:r>
+          </w:p>
+        </w:tc>
+        <w:tc>
+          <w:tcPr/>
+          <w:p>
+            <w:pPr>
+              <w:jc w:val="both"/>
+              <w:rPr>
+                <w:color w:val="1f3864"/>
+                <w:sz w:val="18"/>
+                <w:szCs w:val="18"/>
+              </w:rPr>
+            </w:pPr>
+            <w:r>
+              <w:rPr>
+                <w:color w:val="1f3864"/>
+                <w:sz w:val="18"/>
+                <w:szCs w:val="18"/>
+                <w:rtl w:val="0"/>
+              </w:rPr>
+              <w:t xml:space="preserve">Se debe mantener consistencia en el modelo de datos y requerimientos. </w:t>
+            </w:r>
+          </w:p>
+        </w:tc>
+      </w:tr>
+      <w:tr>
+        <w:trPr>
+          <w:cantSplit w:val="0"/>
+          <w:tblHeader w:val="0"/>
+        </w:trPr>
+        <w:tc>
+          <w:tcPr/>
+          <w:p>
+            <w:pPr>
+              <w:jc w:val="both"/>
+              <w:rPr>
+                <w:color w:val="1f3864"/>
+                <w:sz w:val="18"/>
+                <w:szCs w:val="18"/>
+              </w:rPr>
+            </w:pPr>
+            <w:r>
+              <w:rPr>
+                <w:color w:val="1f3864"/>
+                <w:sz w:val="18"/>
+                <w:szCs w:val="18"/>
+                <w:rtl w:val="0"/>
+              </w:rPr>
+              <w:t xml:space="preserve">C1</w:t>
+            </w:r>
+          </w:p>
+        </w:tc>
+        <w:tc>
+          <w:tcPr/>
+          <w:p>
+            <w:pPr>
+              <w:jc w:val="both"/>
+              <w:rPr>
+                <w:color w:val="1f3864"/>
+                <w:sz w:val="18"/>
+                <w:szCs w:val="18"/>
+              </w:rPr>
+            </w:pPr>
+            <w:r>
+              <w:rPr>
+                <w:color w:val="1f3864"/>
+                <w:sz w:val="18"/>
+                <w:szCs w:val="18"/>
+                <w:rtl w:val="0"/>
+              </w:rPr>
+              <w:t xml:space="preserve">Preparación del ambiente de desarrollo</w:t>
+            </w:r>
+          </w:p>
+        </w:tc>
+        <w:tc>
+          <w:tcPr/>
+          <w:p>
+            <w:pPr>
+              <w:jc w:val="both"/>
+              <w:rPr>
+                <w:color w:val="1f3864"/>
+                <w:sz w:val="18"/>
+                <w:szCs w:val="18"/>
+              </w:rPr>
+            </w:pPr>
+            <w:r>
+              <w:rPr>
+                <w:color w:val="1f3864"/>
+                <w:sz w:val="18"/>
+                <w:szCs w:val="18"/>
+                <w:rtl w:val="0"/>
+              </w:rPr>
+              <w:t xml:space="preserve">Configurar repositorios, estructura inicial de los proyectos y herramientas necesarias para el trabajo colaborativo.</w:t>
+            </w:r>
+          </w:p>
+        </w:tc>
+        <w:tc>
+          <w:tcPr/>
+          <w:p>
+            <w:pPr>
+              <w:jc w:val="both"/>
+              <w:rPr>
+                <w:color w:val="1f3864"/>
+                <w:sz w:val="18"/>
+                <w:szCs w:val="18"/>
+              </w:rPr>
+            </w:pPr>
+            <w:r>
+              <w:rPr>
+                <w:color w:val="1f3864"/>
+                <w:sz w:val="18"/>
+                <w:szCs w:val="18"/>
+                <w:rtl w:val="0"/>
+              </w:rPr>
+              <w:t xml:space="preserve">Git, GitHub, Visual Studio Code, Node.js</w:t>
+            </w:r>
+          </w:p>
+        </w:tc>
+        <w:tc>
+          <w:tcPr>
+            <w:tcBorders>
+              <w:right w:color="ffffff" w:space="0" w:sz="4" w:val="single"/>
+            </w:tcBorders>
+          </w:tcPr>
+          <w:p>
+            <w:pPr>
+              <w:jc w:val="both"/>
+              <w:rPr>
+                <w:color w:val="1f3864"/>
+                <w:sz w:val="18"/>
+                <w:szCs w:val="18"/>
+              </w:rPr>
+            </w:pPr>
+            <w:r>
+              <w:rPr>
+                <w:color w:val="1f3864"/>
+                <w:sz w:val="18"/>
+                <w:szCs w:val="18"/>
+                <w:rtl w:val="0"/>
+              </w:rPr>
+              <w:t xml:space="preserve">2 días</w:t>
+            </w:r>
+          </w:p>
+        </w:tc>
+        <w:tc>
+          <w:tcPr>
+            <w:tcBorders>
+              <w:left w:color="ffffff" w:space="0" w:sz="4" w:val="single"/>
+            </w:tcBorders>
+            <w:shd w:fill="d9d9d9" w:val="clear"/>
+          </w:tcPr>
+          <w:p>
+            <w:pPr>
+              <w:jc w:val="both"/>
+              <w:rPr>
+                <w:color w:val="1f3864"/>
+                <w:sz w:val="18"/>
+                <w:szCs w:val="18"/>
+              </w:rPr>
+            </w:pPr>
+            <w:r>
+              <w:rPr>
+                <w:color w:val="1f3864"/>
+                <w:sz w:val="18"/>
+                <w:szCs w:val="18"/>
+                <w:rtl w:val="0"/>
+              </w:rPr>
+              <w:t xml:space="preserve">Equipo de desarrollo</w:t>
+            </w:r>
+          </w:p>
+        </w:tc>
+        <w:tc>
+          <w:tcPr/>
+          <w:p>
+            <w:pPr>
+              <w:jc w:val="both"/>
+              <w:rPr>
+                <w:color w:val="1f3864"/>
+                <w:sz w:val="18"/>
+                <w:szCs w:val="18"/>
+              </w:rPr>
+            </w:pPr>
+            <w:r>
+              <w:rPr>
+                <w:color w:val="1f3864"/>
+                <w:sz w:val="18"/>
+                <w:szCs w:val="18"/>
+                <w:rtl w:val="0"/>
+              </w:rPr>
+              <w:t xml:space="preserve">Requiere mantener convenciones comunes y control de versiones.</w:t>
+            </w:r>
+          </w:p>
+        </w:tc>
+      </w:tr>
+      <w:tr>
+        <w:trPr>
+          <w:cantSplit w:val="0"/>
+          <w:tblHeader w:val="0"/>
+        </w:trPr>
+        <w:tc>
+          <w:tcPr/>
+          <w:p>
+            <w:pPr>
+              <w:jc w:val="both"/>
+              <w:rPr>
+                <w:color w:val="1f3864"/>
+                <w:sz w:val="18"/>
+                <w:szCs w:val="18"/>
+              </w:rPr>
+            </w:pPr>
+            <w:r>
+              <w:rPr>
+                <w:color w:val="1f3864"/>
+                <w:sz w:val="18"/>
+                <w:szCs w:val="18"/>
+                <w:rtl w:val="0"/>
+              </w:rPr>
+              <w:t xml:space="preserve">C2</w:t>
+            </w:r>
+          </w:p>
+        </w:tc>
+        <w:tc>
+          <w:tcPr/>
+          <w:p>
+            <w:pPr>
+              <w:jc w:val="both"/>
+              <w:rPr>
+                <w:color w:val="1f3864"/>
+                <w:sz w:val="18"/>
+                <w:szCs w:val="18"/>
+              </w:rPr>
+            </w:pPr>
+            <w:r>
+              <w:rPr>
+                <w:color w:val="1f3864"/>
+                <w:sz w:val="18"/>
+                <w:szCs w:val="18"/>
+                <w:rtl w:val="0"/>
+              </w:rPr>
+              <w:t xml:space="preserve">Implementación de persistencia de datos</w:t>
+            </w:r>
+          </w:p>
+        </w:tc>
+        <w:tc>
+          <w:tcPr/>
+          <w:p>
+            <w:pPr>
+              <w:jc w:val="both"/>
+              <w:rPr>
+                <w:color w:val="1f3864"/>
+                <w:sz w:val="18"/>
+                <w:szCs w:val="18"/>
+              </w:rPr>
+            </w:pPr>
+            <w:r>
+              <w:rPr>
+                <w:color w:val="1f3864"/>
+                <w:sz w:val="18"/>
+                <w:szCs w:val="18"/>
+                <w:rtl w:val="0"/>
+              </w:rPr>
+              <w:t xml:space="preserve">Implementar estructuras y acceso a datos para la base relacional y la base NoSQL del chat.</w:t>
+            </w:r>
+          </w:p>
+        </w:tc>
+        <w:tc>
+          <w:tcPr/>
+          <w:p>
+            <w:pPr>
+              <w:jc w:val="both"/>
+              <w:rPr>
+                <w:color w:val="1f3864"/>
+                <w:sz w:val="18"/>
+                <w:szCs w:val="18"/>
+              </w:rPr>
+            </w:pPr>
+            <w:r>
+              <w:rPr>
+                <w:color w:val="1f3864"/>
+                <w:sz w:val="18"/>
+                <w:szCs w:val="18"/>
+                <w:rtl w:val="0"/>
+              </w:rPr>
+              <w:t xml:space="preserve">PostgreSQL + Prisma, MongoDB + Mongoose</w:t>
+            </w:r>
+          </w:p>
+        </w:tc>
+        <w:tc>
+          <w:tcPr>
+            <w:tcBorders>
+              <w:right w:color="ffffff" w:space="0" w:sz="4" w:val="single"/>
+            </w:tcBorders>
+          </w:tcPr>
+          <w:p>
+            <w:pPr>
+              <w:jc w:val="both"/>
+              <w:rPr>
+                <w:color w:val="1f3864"/>
+                <w:sz w:val="18"/>
+                <w:szCs w:val="18"/>
+              </w:rPr>
+            </w:pPr>
+            <w:r>
+              <w:rPr>
+                <w:color w:val="1f3864"/>
+                <w:sz w:val="18"/>
+                <w:szCs w:val="18"/>
+                <w:rtl w:val="0"/>
+              </w:rPr>
+              <w:t xml:space="preserve">6 días </w:t>
+            </w:r>
+          </w:p>
+        </w:tc>
+        <w:tc>
+          <w:tcPr>
+            <w:tcBorders>
+              <w:left w:color="ffffff" w:space="0" w:sz="4" w:val="single"/>
+            </w:tcBorders>
+            <w:shd w:fill="d9d9d9" w:val="clear"/>
+          </w:tcPr>
+          <w:p>
+            <w:pPr>
+              <w:jc w:val="both"/>
+              <w:rPr>
+                <w:color w:val="1f3864"/>
+                <w:sz w:val="18"/>
+                <w:szCs w:val="18"/>
+              </w:rPr>
+            </w:pPr>
+            <w:r>
+              <w:rPr>
+                <w:color w:val="1f3864"/>
+                <w:sz w:val="18"/>
+                <w:szCs w:val="18"/>
+                <w:rtl w:val="0"/>
+              </w:rPr>
+              <w:t xml:space="preserve">Equipo backend </w:t>
+            </w:r>
+          </w:p>
+        </w:tc>
+        <w:tc>
+          <w:tcPr/>
+          <w:p>
+            <w:pPr>
+              <w:jc w:val="both"/>
+              <w:rPr>
+                <w:color w:val="1f3864"/>
+                <w:sz w:val="18"/>
+                <w:szCs w:val="18"/>
+              </w:rPr>
+            </w:pPr>
+            <w:r>
+              <w:rPr>
+                <w:color w:val="1f3864"/>
+                <w:sz w:val="18"/>
+                <w:szCs w:val="18"/>
+                <w:rtl w:val="0"/>
+              </w:rPr>
+              <w:t xml:space="preserve">La persistencia se divide según las características de la información.</w:t>
+            </w:r>
+          </w:p>
+        </w:tc>
+      </w:tr>
+      <w:tr>
+        <w:trPr>
+          <w:cantSplit w:val="0"/>
+          <w:tblHeader w:val="0"/>
+        </w:trPr>
+        <w:tc>
+          <w:tcPr/>
+          <w:p>
+            <w:pPr>
+              <w:jc w:val="both"/>
+              <w:rPr>
+                <w:color w:val="1f3864"/>
+                <w:sz w:val="18"/>
+                <w:szCs w:val="18"/>
+              </w:rPr>
+            </w:pPr>
+            <w:r>
+              <w:rPr>
+                <w:color w:val="1f3864"/>
+                <w:sz w:val="18"/>
+                <w:szCs w:val="18"/>
+                <w:rtl w:val="0"/>
+              </w:rPr>
+              <w:t xml:space="preserve">C1</w:t>
+            </w:r>
+          </w:p>
+        </w:tc>
+        <w:tc>
+          <w:tcPr/>
+          <w:p>
+            <w:pPr>
+              <w:jc w:val="both"/>
+              <w:rPr>
+                <w:color w:val="1f3864"/>
+                <w:sz w:val="18"/>
+                <w:szCs w:val="18"/>
+              </w:rPr>
+            </w:pPr>
+            <w:r>
+              <w:rPr>
+                <w:color w:val="1f3864"/>
+                <w:sz w:val="18"/>
+                <w:szCs w:val="18"/>
+                <w:rtl w:val="0"/>
+              </w:rPr>
+              <w:t xml:space="preserve">Desarrollo de autenticación y usuarios</w:t>
+            </w:r>
+          </w:p>
+        </w:tc>
+        <w:tc>
+          <w:tcPr/>
+          <w:p>
+            <w:pPr>
+              <w:jc w:val="both"/>
+              <w:rPr>
+                <w:color w:val="1f3864"/>
+                <w:sz w:val="18"/>
+                <w:szCs w:val="18"/>
+              </w:rPr>
+            </w:pPr>
+            <w:r>
+              <w:rPr>
+                <w:color w:val="1f3864"/>
+                <w:sz w:val="18"/>
+                <w:szCs w:val="18"/>
+                <w:rtl w:val="0"/>
+              </w:rPr>
+              <w:t xml:space="preserve">Implementar registro, inicio de sesión, recuperación de contraseña, perfiles, roles y permisos.</w:t>
+            </w:r>
+          </w:p>
+        </w:tc>
+        <w:tc>
+          <w:tcPr/>
+          <w:p>
+            <w:pPr>
+              <w:jc w:val="both"/>
+              <w:rPr>
+                <w:color w:val="1f3864"/>
+                <w:sz w:val="18"/>
+                <w:szCs w:val="18"/>
+              </w:rPr>
+            </w:pPr>
+            <w:r>
+              <w:rPr>
+                <w:color w:val="1f3864"/>
+                <w:sz w:val="18"/>
+                <w:szCs w:val="18"/>
+                <w:rtl w:val="0"/>
+              </w:rPr>
+              <w:t xml:space="preserve">NestJS, Next.js, React Native, JWT, Argon2</w:t>
+            </w:r>
+          </w:p>
+        </w:tc>
+        <w:tc>
+          <w:tcPr>
+            <w:tcBorders>
+              <w:right w:color="ffffff" w:space="0" w:sz="4" w:val="single"/>
+            </w:tcBorders>
+          </w:tcPr>
+          <w:p>
+            <w:pPr>
+              <w:jc w:val="both"/>
+              <w:rPr>
+                <w:color w:val="1f3864"/>
+                <w:sz w:val="18"/>
+                <w:szCs w:val="18"/>
+              </w:rPr>
+            </w:pPr>
+            <w:r>
+              <w:rPr>
+                <w:color w:val="1f3864"/>
+                <w:sz w:val="18"/>
+                <w:szCs w:val="18"/>
+                <w:rtl w:val="0"/>
+              </w:rPr>
+              <w:t xml:space="preserve">3 días</w:t>
+            </w:r>
+          </w:p>
+        </w:tc>
+        <w:tc>
+          <w:tcPr>
+            <w:tcBorders>
+              <w:left w:color="ffffff" w:space="0" w:sz="4" w:val="single"/>
+            </w:tcBorders>
+            <w:shd w:fill="d9d9d9" w:val="clear"/>
+          </w:tcPr>
+          <w:p>
+            <w:pPr>
+              <w:jc w:val="both"/>
+              <w:rPr>
+                <w:color w:val="1f3864"/>
+                <w:sz w:val="18"/>
+                <w:szCs w:val="18"/>
+              </w:rPr>
+            </w:pPr>
+            <w:r>
+              <w:rPr>
+                <w:color w:val="1f3864"/>
+                <w:sz w:val="18"/>
+                <w:szCs w:val="18"/>
+                <w:rtl w:val="0"/>
+              </w:rPr>
+              <w:t xml:space="preserve">Joaquín Perez / equipo Frontend y Mobile</w:t>
+            </w:r>
+          </w:p>
+        </w:tc>
+        <w:tc>
+          <w:tcPr/>
+          <w:p>
+            <w:pPr>
+              <w:jc w:val="both"/>
+              <w:rPr>
+                <w:color w:val="1f3864"/>
+                <w:sz w:val="18"/>
+                <w:szCs w:val="18"/>
+              </w:rPr>
+            </w:pPr>
+            <w:r>
+              <w:rPr>
+                <w:color w:val="1f3864"/>
+                <w:sz w:val="18"/>
+                <w:szCs w:val="18"/>
+                <w:rtl w:val="0"/>
+              </w:rPr>
+              <w:t xml:space="preserve">La arquitectura puede ajustarse ante restricciones técnicas detectadas durante el desarrollo.</w:t>
+            </w:r>
+          </w:p>
+        </w:tc>
+      </w:tr>
+      <w:tr>
+        <w:trPr>
+          <w:cantSplit w:val="0"/>
+          <w:tblHeader w:val="0"/>
+        </w:trPr>
+        <w:tc>
+          <w:tcPr/>
+          <w:p>
+            <w:pPr>
+              <w:jc w:val="both"/>
+              <w:rPr>
+                <w:color w:val="1f3864"/>
+                <w:sz w:val="18"/>
+                <w:szCs w:val="18"/>
+              </w:rPr>
+            </w:pPr>
+            <w:r>
+              <w:rPr>
+                <w:color w:val="1f3864"/>
+                <w:sz w:val="18"/>
+                <w:szCs w:val="18"/>
+                <w:rtl w:val="0"/>
+              </w:rPr>
+              <w:t xml:space="preserve">C1 / C2</w:t>
+            </w:r>
+          </w:p>
+        </w:tc>
+        <w:tc>
+          <w:tcPr/>
+          <w:p>
+            <w:pPr>
+              <w:jc w:val="both"/>
+              <w:rPr>
+                <w:color w:val="1f3864"/>
+                <w:sz w:val="18"/>
+                <w:szCs w:val="18"/>
+              </w:rPr>
+            </w:pPr>
+            <w:r>
+              <w:rPr>
+                <w:color w:val="1f3864"/>
+                <w:sz w:val="18"/>
+                <w:szCs w:val="18"/>
+                <w:rtl w:val="0"/>
+              </w:rPr>
+              <w:t xml:space="preserve">Desarrollo de publicaciones y catálogo</w:t>
+            </w:r>
+          </w:p>
+        </w:tc>
+        <w:tc>
+          <w:tcPr/>
+          <w:p>
+            <w:pPr>
+              <w:jc w:val="both"/>
+              <w:rPr>
+                <w:color w:val="1f3864"/>
+                <w:sz w:val="18"/>
+                <w:szCs w:val="18"/>
+              </w:rPr>
+            </w:pPr>
+            <w:r>
+              <w:rPr>
+                <w:color w:val="1f3864"/>
+                <w:sz w:val="18"/>
+                <w:szCs w:val="18"/>
+                <w:rtl w:val="0"/>
+              </w:rPr>
+              <w:t xml:space="preserve">Implementar creación, edición, eliminación, búsqueda y filtrado de productos y servicios.</w:t>
+            </w:r>
+          </w:p>
+        </w:tc>
+        <w:tc>
+          <w:tcPr/>
+          <w:p>
+            <w:pPr>
+              <w:jc w:val="both"/>
+              <w:rPr>
+                <w:color w:val="1f3864"/>
+                <w:sz w:val="18"/>
+                <w:szCs w:val="18"/>
+              </w:rPr>
+            </w:pPr>
+            <w:r>
+              <w:rPr>
+                <w:color w:val="1f3864"/>
+                <w:sz w:val="18"/>
+                <w:szCs w:val="18"/>
+                <w:rtl w:val="0"/>
+              </w:rPr>
+              <w:t xml:space="preserve">NestJS, Next.js, React Native, PostgreSQL, Prisma</w:t>
+            </w:r>
+          </w:p>
+        </w:tc>
+        <w:tc>
+          <w:tcPr>
+            <w:tcBorders>
+              <w:right w:color="ffffff" w:space="0" w:sz="4" w:val="single"/>
+            </w:tcBorders>
+          </w:tcPr>
+          <w:p>
+            <w:pPr>
+              <w:spacing w:after="240" w:before="240" w:lineRule="auto"/>
+              <w:jc w:val="both"/>
+              <w:rPr>
+                <w:color w:val="1f3864"/>
+                <w:sz w:val="18"/>
+                <w:szCs w:val="18"/>
+              </w:rPr>
+            </w:pPr>
+            <w:r>
+              <w:rPr>
+                <w:color w:val="1f3864"/>
+                <w:sz w:val="18"/>
+                <w:szCs w:val="18"/>
+                <w:rtl w:val="0"/>
+              </w:rPr>
+              <w:t xml:space="preserve">4 días</w:t>
+            </w:r>
+          </w:p>
+          <w:p>
+            <w:pPr>
+              <w:jc w:val="both"/>
+              <w:rPr>
+                <w:color w:val="1f3864"/>
+                <w:sz w:val="18"/>
+                <w:szCs w:val="18"/>
+              </w:rPr>
+            </w:pPr>
+            <w:r>
+              <w:rPr>
+                <w:rtl w:val="0"/>
+              </w:rPr>
+            </w:r>
+          </w:p>
+        </w:tc>
+        <w:tc>
+          <w:tcPr>
+            <w:tcBorders>
+              <w:left w:color="ffffff" w:space="0" w:sz="4" w:val="single"/>
+            </w:tcBorders>
+            <w:shd w:fill="d9d9d9" w:val="clear"/>
+          </w:tcPr>
+          <w:p>
+            <w:pPr>
+              <w:jc w:val="both"/>
+              <w:rPr>
+                <w:color w:val="1f3864"/>
+                <w:sz w:val="18"/>
+                <w:szCs w:val="18"/>
+              </w:rPr>
+            </w:pPr>
+            <w:r>
+              <w:rPr>
+                <w:color w:val="1f3864"/>
+                <w:sz w:val="18"/>
+                <w:szCs w:val="18"/>
+                <w:rtl w:val="0"/>
+              </w:rPr>
+              <w:t xml:space="preserve">Equipo de desarrollo</w:t>
+            </w:r>
+          </w:p>
+        </w:tc>
+        <w:tc>
+          <w:tcPr/>
+          <w:p>
+            <w:pPr>
+              <w:jc w:val="both"/>
+              <w:rPr>
+                <w:color w:val="1f3864"/>
+                <w:sz w:val="18"/>
+                <w:szCs w:val="18"/>
+              </w:rPr>
+            </w:pPr>
+            <w:r>
+              <w:rPr>
+                <w:color w:val="1f3864"/>
+                <w:sz w:val="18"/>
+                <w:szCs w:val="18"/>
+                <w:rtl w:val="0"/>
+              </w:rPr>
+              <w:t xml:space="preserve">Módulo central del marketplace; depende de usuarios y persistencia principal.</w:t>
+            </w:r>
+          </w:p>
+        </w:tc>
+      </w:tr>
+      <w:tr>
+        <w:trPr>
+          <w:cantSplit w:val="0"/>
+          <w:tblHeader w:val="0"/>
+        </w:trPr>
+        <w:tc>
+          <w:tcPr/>
+          <w:p>
+            <w:pPr>
+              <w:jc w:val="both"/>
+              <w:rPr>
+                <w:color w:val="1f3864"/>
+                <w:sz w:val="18"/>
+                <w:szCs w:val="18"/>
+              </w:rPr>
+            </w:pPr>
+            <w:r>
+              <w:rPr>
+                <w:color w:val="1f3864"/>
+                <w:sz w:val="18"/>
+                <w:szCs w:val="18"/>
+                <w:rtl w:val="0"/>
+              </w:rPr>
+              <w:t xml:space="preserve">C1</w:t>
+            </w:r>
+          </w:p>
+        </w:tc>
+        <w:tc>
+          <w:tcPr/>
+          <w:p>
+            <w:pPr>
+              <w:jc w:val="both"/>
+              <w:rPr>
+                <w:color w:val="1f3864"/>
+                <w:sz w:val="18"/>
+                <w:szCs w:val="18"/>
+              </w:rPr>
+            </w:pPr>
+            <w:r>
+              <w:rPr>
+                <w:color w:val="1f3864"/>
+                <w:sz w:val="18"/>
+                <w:szCs w:val="18"/>
+                <w:rtl w:val="0"/>
+              </w:rPr>
+              <w:t xml:space="preserve">Desarrollo de moderación </w:t>
+            </w:r>
+          </w:p>
+        </w:tc>
+        <w:tc>
+          <w:tcPr/>
+          <w:p>
+            <w:pPr>
+              <w:jc w:val="both"/>
+              <w:rPr>
+                <w:color w:val="1f3864"/>
+                <w:sz w:val="18"/>
+                <w:szCs w:val="18"/>
+              </w:rPr>
+            </w:pPr>
+            <w:r>
+              <w:rPr>
+                <w:color w:val="1f3864"/>
+                <w:sz w:val="18"/>
+                <w:szCs w:val="18"/>
+                <w:rtl w:val="0"/>
+              </w:rPr>
+              <w:t xml:space="preserve">Implementar validaciones y filtros para impedir contenido que incumpla las reglas de la plataforma.</w:t>
+            </w:r>
+          </w:p>
+        </w:tc>
+        <w:tc>
+          <w:tcPr/>
+          <w:p>
+            <w:pPr>
+              <w:jc w:val="both"/>
+              <w:rPr>
+                <w:color w:val="1f3864"/>
+                <w:sz w:val="18"/>
+                <w:szCs w:val="18"/>
+              </w:rPr>
+            </w:pPr>
+            <w:r>
+              <w:rPr>
+                <w:color w:val="1f3864"/>
+                <w:sz w:val="18"/>
+                <w:szCs w:val="18"/>
+                <w:rtl w:val="0"/>
+              </w:rPr>
+              <w:t xml:space="preserve">NestJS, reglas de moderación</w:t>
+            </w:r>
+          </w:p>
+        </w:tc>
+        <w:tc>
+          <w:tcPr>
+            <w:tcBorders>
+              <w:right w:color="ffffff" w:space="0" w:sz="4" w:val="single"/>
+            </w:tcBorders>
+          </w:tcPr>
+          <w:p>
+            <w:pPr>
+              <w:spacing w:after="240" w:before="240" w:lineRule="auto"/>
+              <w:jc w:val="both"/>
+              <w:rPr>
+                <w:color w:val="1f3864"/>
+                <w:sz w:val="18"/>
+                <w:szCs w:val="18"/>
+              </w:rPr>
+            </w:pPr>
+            <w:r>
+              <w:rPr>
+                <w:color w:val="1f3864"/>
+                <w:sz w:val="18"/>
+                <w:szCs w:val="18"/>
+                <w:rtl w:val="0"/>
+              </w:rPr>
+              <w:t xml:space="preserve">2 días</w:t>
+            </w:r>
+          </w:p>
+        </w:tc>
+        <w:tc>
+          <w:tcPr>
+            <w:tcBorders>
+              <w:left w:color="ffffff" w:space="0" w:sz="4" w:val="single"/>
+            </w:tcBorders>
+            <w:shd w:fill="d9d9d9" w:val="clear"/>
+          </w:tcPr>
+          <w:p>
+            <w:pPr>
+              <w:jc w:val="both"/>
+              <w:rPr>
+                <w:color w:val="1f3864"/>
+                <w:sz w:val="18"/>
+                <w:szCs w:val="18"/>
+              </w:rPr>
+            </w:pPr>
+            <w:r>
+              <w:rPr>
+                <w:color w:val="1f3864"/>
+                <w:sz w:val="18"/>
+                <w:szCs w:val="18"/>
+                <w:rtl w:val="0"/>
+              </w:rPr>
+              <w:t xml:space="preserve">Equipo Backend / QA</w:t>
+            </w:r>
+          </w:p>
+        </w:tc>
+        <w:tc>
+          <w:tcPr/>
+          <w:p>
+            <w:pPr>
+              <w:jc w:val="both"/>
+              <w:rPr>
+                <w:color w:val="1f3864"/>
+                <w:sz w:val="18"/>
+                <w:szCs w:val="18"/>
+              </w:rPr>
+            </w:pPr>
+            <w:r>
+              <w:rPr>
+                <w:color w:val="1f3864"/>
+                <w:sz w:val="18"/>
+                <w:szCs w:val="18"/>
+                <w:rtl w:val="0"/>
+              </w:rPr>
+              <w:t xml:space="preserve">Las reglas deberán poder mantenerse sin afectar otros módulos.</w:t>
+            </w:r>
+          </w:p>
+        </w:tc>
+      </w:tr>
+      <w:tr>
+        <w:trPr>
+          <w:cantSplit w:val="0"/>
+          <w:tblHeader w:val="0"/>
+        </w:trPr>
+        <w:tc>
+          <w:tcPr/>
+          <w:p>
+            <w:pPr>
+              <w:jc w:val="both"/>
+              <w:rPr>
+                <w:color w:val="1f3864"/>
+                <w:sz w:val="18"/>
+                <w:szCs w:val="18"/>
+              </w:rPr>
+            </w:pPr>
+            <w:r>
+              <w:rPr>
+                <w:color w:val="1f3864"/>
+                <w:sz w:val="18"/>
+                <w:szCs w:val="18"/>
+                <w:rtl w:val="0"/>
+              </w:rPr>
+              <w:t xml:space="preserve">C1 / C2</w:t>
+            </w:r>
+          </w:p>
+        </w:tc>
+        <w:tc>
+          <w:tcPr/>
+          <w:p>
+            <w:pPr>
+              <w:jc w:val="both"/>
+              <w:rPr>
+                <w:color w:val="1f3864"/>
+                <w:sz w:val="18"/>
+                <w:szCs w:val="18"/>
+              </w:rPr>
+            </w:pPr>
+            <w:r>
+              <w:rPr>
+                <w:color w:val="1f3864"/>
+                <w:sz w:val="18"/>
+                <w:szCs w:val="18"/>
+                <w:rtl w:val="0"/>
+              </w:rPr>
+              <w:t xml:space="preserve">Desarrollo de chat en tiempo real</w:t>
+            </w:r>
+          </w:p>
+        </w:tc>
+        <w:tc>
+          <w:tcPr/>
+          <w:p>
+            <w:pPr>
+              <w:jc w:val="both"/>
+              <w:rPr>
+                <w:color w:val="1f3864"/>
+                <w:sz w:val="18"/>
+                <w:szCs w:val="18"/>
+              </w:rPr>
+            </w:pPr>
+            <w:r>
+              <w:rPr>
+                <w:color w:val="1f3864"/>
+                <w:sz w:val="18"/>
+                <w:szCs w:val="18"/>
+                <w:rtl w:val="0"/>
+              </w:rPr>
+              <w:t xml:space="preserve">implementar conversaciones y mensajes entre comprador y vendedor con persistencia del historial</w:t>
+            </w:r>
+          </w:p>
+        </w:tc>
+        <w:tc>
+          <w:tcPr/>
+          <w:p>
+            <w:pPr>
+              <w:jc w:val="both"/>
+              <w:rPr>
+                <w:color w:val="1f3864"/>
+                <w:sz w:val="18"/>
+                <w:szCs w:val="18"/>
+              </w:rPr>
+            </w:pPr>
+            <w:r>
+              <w:rPr>
+                <w:color w:val="1f3864"/>
+                <w:sz w:val="18"/>
+                <w:szCs w:val="18"/>
+                <w:rtl w:val="0"/>
+              </w:rPr>
+              <w:t xml:space="preserve">NestJS, Socket.IO, MongoDB, Mongoose</w:t>
+            </w:r>
+          </w:p>
+        </w:tc>
+        <w:tc>
+          <w:tcPr>
+            <w:tcBorders>
+              <w:right w:color="ffffff" w:space="0" w:sz="4" w:val="single"/>
+            </w:tcBorders>
+          </w:tcPr>
+          <w:p>
+            <w:pPr>
+              <w:spacing w:after="240" w:before="240" w:lineRule="auto"/>
+              <w:jc w:val="both"/>
+              <w:rPr>
+                <w:color w:val="1f3864"/>
+                <w:sz w:val="18"/>
+                <w:szCs w:val="18"/>
+              </w:rPr>
+            </w:pPr>
+            <w:r>
+              <w:rPr>
+                <w:color w:val="1f3864"/>
+                <w:sz w:val="18"/>
+                <w:szCs w:val="18"/>
+                <w:rtl w:val="0"/>
+              </w:rPr>
+              <w:t xml:space="preserve">4 días</w:t>
+            </w:r>
+          </w:p>
+        </w:tc>
+        <w:tc>
+          <w:tcPr>
+            <w:tcBorders>
+              <w:left w:color="ffffff" w:space="0" w:sz="4" w:val="single"/>
+            </w:tcBorders>
+            <w:shd w:fill="d9d9d9" w:val="clear"/>
+          </w:tcPr>
+          <w:p>
+            <w:pPr>
+              <w:jc w:val="both"/>
+              <w:rPr>
+                <w:color w:val="1f3864"/>
+                <w:sz w:val="18"/>
+                <w:szCs w:val="18"/>
+              </w:rPr>
+            </w:pPr>
+            <w:r>
+              <w:rPr>
+                <w:color w:val="1f3864"/>
+                <w:sz w:val="18"/>
+                <w:szCs w:val="18"/>
+                <w:rtl w:val="0"/>
+              </w:rPr>
+              <w:t xml:space="preserve">Equipo de desarrollo</w:t>
+            </w:r>
+          </w:p>
+        </w:tc>
+        <w:tc>
+          <w:tcPr/>
+          <w:p>
+            <w:pPr>
+              <w:jc w:val="both"/>
+              <w:rPr>
+                <w:color w:val="1f3864"/>
+                <w:sz w:val="18"/>
+                <w:szCs w:val="18"/>
+              </w:rPr>
+            </w:pPr>
+            <w:r>
+              <w:rPr>
+                <w:color w:val="1f3864"/>
+                <w:sz w:val="18"/>
+                <w:szCs w:val="18"/>
+                <w:rtl w:val="0"/>
+              </w:rPr>
+              <w:t xml:space="preserve">Requiere coordinación entre backend, frontend web y móvil.</w:t>
+            </w:r>
+          </w:p>
+        </w:tc>
+      </w:tr>
+      <w:tr>
+        <w:trPr>
+          <w:cantSplit w:val="0"/>
+          <w:tblHeader w:val="0"/>
+        </w:trPr>
+        <w:tc>
+          <w:tcPr/>
+          <w:p>
+            <w:pPr>
+              <w:jc w:val="both"/>
+              <w:rPr>
+                <w:color w:val="1f3864"/>
+                <w:sz w:val="18"/>
+                <w:szCs w:val="18"/>
+              </w:rPr>
+            </w:pPr>
+            <w:r>
+              <w:rPr>
+                <w:color w:val="1f3864"/>
+                <w:sz w:val="18"/>
+                <w:szCs w:val="18"/>
+                <w:rtl w:val="0"/>
+              </w:rPr>
+              <w:t xml:space="preserve">C1 </w:t>
+            </w:r>
+          </w:p>
+        </w:tc>
+        <w:tc>
+          <w:tcPr/>
+          <w:p>
+            <w:pPr>
+              <w:jc w:val="both"/>
+              <w:rPr>
+                <w:color w:val="1f3864"/>
+                <w:sz w:val="18"/>
+                <w:szCs w:val="18"/>
+              </w:rPr>
+            </w:pPr>
+            <w:r>
+              <w:rPr>
+                <w:color w:val="1f3864"/>
+                <w:sz w:val="18"/>
+                <w:szCs w:val="18"/>
+                <w:rtl w:val="0"/>
+              </w:rPr>
+              <w:t xml:space="preserve">Desarrollo de geolocalización</w:t>
+            </w:r>
+          </w:p>
+        </w:tc>
+        <w:tc>
+          <w:tcPr/>
+          <w:p>
+            <w:pPr>
+              <w:jc w:val="both"/>
+              <w:rPr>
+                <w:color w:val="1f3864"/>
+                <w:sz w:val="18"/>
+                <w:szCs w:val="18"/>
+              </w:rPr>
+            </w:pPr>
+            <w:r>
+              <w:rPr>
+                <w:color w:val="1f3864"/>
+                <w:sz w:val="18"/>
+                <w:szCs w:val="18"/>
+                <w:rtl w:val="0"/>
+              </w:rPr>
+              <w:t xml:space="preserve">Integrar ubicación automática o manual para apoyar la coordinación entre usuarios.</w:t>
+            </w:r>
+          </w:p>
+        </w:tc>
+        <w:tc>
+          <w:tcPr/>
+          <w:p>
+            <w:pPr>
+              <w:jc w:val="both"/>
+              <w:rPr>
+                <w:color w:val="1f3864"/>
+                <w:sz w:val="18"/>
+                <w:szCs w:val="18"/>
+              </w:rPr>
+            </w:pPr>
+            <w:r>
+              <w:rPr>
+                <w:color w:val="1f3864"/>
+                <w:sz w:val="18"/>
+                <w:szCs w:val="18"/>
+                <w:rtl w:val="0"/>
+              </w:rPr>
+              <w:t xml:space="preserve">Mapbox, React native, next.js</w:t>
+            </w:r>
+          </w:p>
+        </w:tc>
+        <w:tc>
+          <w:tcPr>
+            <w:tcBorders>
+              <w:right w:color="ffffff" w:space="0" w:sz="4" w:val="single"/>
+            </w:tcBorders>
+          </w:tcPr>
+          <w:p>
+            <w:pPr>
+              <w:spacing w:after="240" w:before="240" w:lineRule="auto"/>
+              <w:jc w:val="both"/>
+              <w:rPr>
+                <w:color w:val="1f3864"/>
+                <w:sz w:val="18"/>
+                <w:szCs w:val="18"/>
+              </w:rPr>
+            </w:pPr>
+            <w:r>
+              <w:rPr>
+                <w:color w:val="1f3864"/>
+                <w:sz w:val="18"/>
+                <w:szCs w:val="18"/>
+                <w:rtl w:val="0"/>
+              </w:rPr>
+              <w:t xml:space="preserve">3 días</w:t>
+            </w:r>
+          </w:p>
+        </w:tc>
+        <w:tc>
+          <w:tcPr>
+            <w:tcBorders>
+              <w:left w:color="ffffff" w:space="0" w:sz="4" w:val="single"/>
+            </w:tcBorders>
+            <w:shd w:fill="d9d9d9" w:val="clear"/>
+          </w:tcPr>
+          <w:p>
+            <w:pPr>
+              <w:jc w:val="both"/>
+              <w:rPr>
+                <w:color w:val="1f3864"/>
+                <w:sz w:val="18"/>
+                <w:szCs w:val="18"/>
+              </w:rPr>
+            </w:pPr>
+            <w:r>
+              <w:rPr>
+                <w:color w:val="1f3864"/>
+                <w:sz w:val="18"/>
+                <w:szCs w:val="18"/>
+                <w:rtl w:val="0"/>
+              </w:rPr>
+              <w:t xml:space="preserve">Equipo de desarrollo</w:t>
+            </w:r>
+          </w:p>
+        </w:tc>
+        <w:tc>
+          <w:tcPr/>
+          <w:p>
+            <w:pPr>
+              <w:jc w:val="both"/>
+              <w:rPr>
+                <w:color w:val="1f3864"/>
+                <w:sz w:val="18"/>
+                <w:szCs w:val="18"/>
+              </w:rPr>
+            </w:pPr>
+            <w:r>
+              <w:rPr>
+                <w:color w:val="1f3864"/>
+                <w:sz w:val="18"/>
+                <w:szCs w:val="18"/>
+                <w:rtl w:val="0"/>
+              </w:rPr>
+              <w:t xml:space="preserve">Depende de permisos del dispositivo y servicios externos. </w:t>
+            </w:r>
+          </w:p>
+        </w:tc>
+      </w:tr>
+      <w:tr>
+        <w:trPr>
+          <w:cantSplit w:val="0"/>
+          <w:tblHeader w:val="0"/>
+        </w:trPr>
+        <w:tc>
+          <w:tcPr/>
+          <w:p>
+            <w:pPr>
+              <w:jc w:val="both"/>
+              <w:rPr>
+                <w:color w:val="1f3864"/>
+                <w:sz w:val="18"/>
+                <w:szCs w:val="18"/>
+              </w:rPr>
+            </w:pPr>
+            <w:r>
+              <w:rPr>
+                <w:color w:val="1f3864"/>
+                <w:sz w:val="18"/>
+                <w:szCs w:val="18"/>
+                <w:rtl w:val="0"/>
+              </w:rPr>
+              <w:t xml:space="preserve">C1</w:t>
+            </w:r>
+          </w:p>
+        </w:tc>
+        <w:tc>
+          <w:tcPr/>
+          <w:p>
+            <w:pPr>
+              <w:jc w:val="both"/>
+              <w:rPr>
+                <w:color w:val="1f3864"/>
+                <w:sz w:val="18"/>
+                <w:szCs w:val="18"/>
+              </w:rPr>
+            </w:pPr>
+            <w:r>
+              <w:rPr>
+                <w:color w:val="1f3864"/>
+                <w:sz w:val="18"/>
+                <w:szCs w:val="18"/>
+                <w:rtl w:val="0"/>
+              </w:rPr>
+              <w:t xml:space="preserve">Desarrollo de publicidad y administración</w:t>
+            </w:r>
+          </w:p>
+        </w:tc>
+        <w:tc>
+          <w:tcPr/>
+          <w:p>
+            <w:pPr>
+              <w:jc w:val="both"/>
+              <w:rPr>
+                <w:color w:val="1f3864"/>
+                <w:sz w:val="18"/>
+                <w:szCs w:val="18"/>
+              </w:rPr>
+            </w:pPr>
+            <w:r>
+              <w:rPr>
+                <w:color w:val="1f3864"/>
+                <w:sz w:val="18"/>
+                <w:szCs w:val="18"/>
+                <w:rtl w:val="0"/>
+              </w:rPr>
+              <w:t xml:space="preserve">Implementar banners, marcas, gestión de reportes y panel administrativo</w:t>
+            </w:r>
+          </w:p>
+        </w:tc>
+        <w:tc>
+          <w:tcPr/>
+          <w:p>
+            <w:pPr>
+              <w:jc w:val="both"/>
+              <w:rPr>
+                <w:color w:val="1f3864"/>
+                <w:sz w:val="18"/>
+                <w:szCs w:val="18"/>
+              </w:rPr>
+            </w:pPr>
+            <w:r>
+              <w:rPr>
+                <w:color w:val="1f3864"/>
+                <w:sz w:val="18"/>
+                <w:szCs w:val="18"/>
+                <w:rtl w:val="0"/>
+              </w:rPr>
+              <w:t xml:space="preserve">NestJS, </w:t>
+            </w:r>
+            <w:hyperlink r:id="rId10">
+              <w:r>
+                <w:rPr>
+                  <w:color w:val="1155cc"/>
+                  <w:sz w:val="18"/>
+                  <w:szCs w:val="18"/>
+                  <w:u w:val="single"/>
+                  <w:rtl w:val="0"/>
+                </w:rPr>
+                <w:t xml:space="preserve">next.js</w:t>
+              </w:r>
+            </w:hyperlink>
+            <w:r>
+              <w:rPr>
+                <w:color w:val="1f3864"/>
+                <w:sz w:val="18"/>
+                <w:szCs w:val="18"/>
+                <w:rtl w:val="0"/>
+              </w:rPr>
+              <w:t xml:space="preserve">, postgreSQL, Prisma</w:t>
+            </w:r>
+          </w:p>
+        </w:tc>
+        <w:tc>
+          <w:tcPr>
+            <w:tcBorders>
+              <w:right w:color="ffffff" w:space="0" w:sz="4" w:val="single"/>
+            </w:tcBorders>
+          </w:tcPr>
+          <w:p>
+            <w:pPr>
+              <w:spacing w:after="240" w:before="240" w:lineRule="auto"/>
+              <w:jc w:val="both"/>
+              <w:rPr>
+                <w:color w:val="1f3864"/>
+                <w:sz w:val="18"/>
+                <w:szCs w:val="18"/>
+              </w:rPr>
+            </w:pPr>
+            <w:r>
+              <w:rPr>
+                <w:color w:val="1f3864"/>
+                <w:sz w:val="18"/>
+                <w:szCs w:val="18"/>
+                <w:rtl w:val="0"/>
+              </w:rPr>
+              <w:t xml:space="preserve">6 días</w:t>
+            </w:r>
+          </w:p>
+        </w:tc>
+        <w:tc>
+          <w:tcPr>
+            <w:tcBorders>
+              <w:left w:color="ffffff" w:space="0" w:sz="4" w:val="single"/>
+            </w:tcBorders>
+            <w:shd w:fill="d9d9d9" w:val="clear"/>
+          </w:tcPr>
+          <w:p>
+            <w:pPr>
+              <w:jc w:val="both"/>
+              <w:rPr>
+                <w:color w:val="1f3864"/>
+                <w:sz w:val="18"/>
+                <w:szCs w:val="18"/>
+              </w:rPr>
+            </w:pPr>
+            <w:r>
+              <w:rPr>
+                <w:color w:val="1f3864"/>
+                <w:sz w:val="18"/>
+                <w:szCs w:val="18"/>
+                <w:rtl w:val="0"/>
+              </w:rPr>
+              <w:t xml:space="preserve">Equipo de desarrollo</w:t>
+            </w:r>
+          </w:p>
+        </w:tc>
+        <w:tc>
+          <w:tcPr/>
+          <w:p>
+            <w:pPr>
+              <w:jc w:val="both"/>
+              <w:rPr>
+                <w:color w:val="1f3864"/>
+                <w:sz w:val="18"/>
+                <w:szCs w:val="18"/>
+              </w:rPr>
+            </w:pPr>
+            <w:r>
+              <w:rPr>
+                <w:color w:val="1f3864"/>
+                <w:sz w:val="18"/>
+                <w:szCs w:val="18"/>
+                <w:rtl w:val="0"/>
+              </w:rPr>
+              <w:t xml:space="preserve">Incluye funcionalidades restringidas según roles administrativos.</w:t>
+            </w:r>
+          </w:p>
+        </w:tc>
+      </w:tr>
+      <w:tr>
+        <w:trPr>
+          <w:cantSplit w:val="0"/>
+          <w:tblHeader w:val="0"/>
+        </w:trPr>
+        <w:tc>
+          <w:tcPr/>
+          <w:p>
+            <w:pPr>
+              <w:jc w:val="both"/>
+              <w:rPr>
+                <w:color w:val="1f3864"/>
+                <w:sz w:val="18"/>
+                <w:szCs w:val="18"/>
+              </w:rPr>
+            </w:pPr>
+            <w:r>
+              <w:rPr>
+                <w:color w:val="1f3864"/>
+                <w:sz w:val="18"/>
+                <w:szCs w:val="18"/>
+                <w:rtl w:val="0"/>
+              </w:rPr>
+              <w:t xml:space="preserve">C1</w:t>
+            </w:r>
+          </w:p>
+        </w:tc>
+        <w:tc>
+          <w:tcPr/>
+          <w:p>
+            <w:pPr>
+              <w:jc w:val="both"/>
+              <w:rPr>
+                <w:color w:val="1f3864"/>
+                <w:sz w:val="18"/>
+                <w:szCs w:val="18"/>
+              </w:rPr>
+            </w:pPr>
+            <w:r>
+              <w:rPr>
+                <w:color w:val="1f3864"/>
+                <w:sz w:val="18"/>
+                <w:szCs w:val="18"/>
+                <w:rtl w:val="0"/>
+              </w:rPr>
+              <w:t xml:space="preserve">Pruebas funcionales y de usuario</w:t>
+            </w:r>
+          </w:p>
+        </w:tc>
+        <w:tc>
+          <w:tcPr/>
+          <w:p>
+            <w:pPr>
+              <w:jc w:val="both"/>
+              <w:rPr>
+                <w:color w:val="1f3864"/>
+                <w:sz w:val="18"/>
+                <w:szCs w:val="18"/>
+              </w:rPr>
+            </w:pPr>
+            <w:r>
+              <w:rPr>
+                <w:color w:val="1f3864"/>
+                <w:sz w:val="18"/>
+                <w:szCs w:val="18"/>
+                <w:rtl w:val="0"/>
+              </w:rPr>
+              <w:t xml:space="preserve">Validar los módulos implementados respecto de requerimientos y casos de uso, registrando defectos y correcciones.</w:t>
+            </w:r>
+          </w:p>
+        </w:tc>
+        <w:tc>
+          <w:tcPr/>
+          <w:p>
+            <w:pPr>
+              <w:jc w:val="both"/>
+              <w:rPr>
+                <w:color w:val="1f3864"/>
+                <w:sz w:val="18"/>
+                <w:szCs w:val="18"/>
+              </w:rPr>
+            </w:pPr>
+            <w:r>
+              <w:rPr>
+                <w:color w:val="1f3864"/>
+                <w:sz w:val="18"/>
+                <w:szCs w:val="18"/>
+                <w:rtl w:val="0"/>
+              </w:rPr>
+              <w:t xml:space="preserve">Casos de uso, requerimientos, ambiente de pruebas</w:t>
+            </w:r>
+          </w:p>
+        </w:tc>
+        <w:tc>
+          <w:tcPr>
+            <w:tcBorders>
+              <w:right w:color="ffffff" w:space="0" w:sz="4" w:val="single"/>
+            </w:tcBorders>
+          </w:tcPr>
+          <w:p>
+            <w:pPr>
+              <w:spacing w:after="240" w:before="240" w:lineRule="auto"/>
+              <w:jc w:val="both"/>
+              <w:rPr>
+                <w:color w:val="1f3864"/>
+                <w:sz w:val="18"/>
+                <w:szCs w:val="18"/>
+              </w:rPr>
+            </w:pPr>
+            <w:r>
+              <w:rPr>
+                <w:color w:val="1f3864"/>
+                <w:sz w:val="18"/>
+                <w:szCs w:val="18"/>
+                <w:rtl w:val="0"/>
+              </w:rPr>
+              <w:t xml:space="preserve">6 días</w:t>
+            </w:r>
+          </w:p>
+        </w:tc>
+        <w:tc>
+          <w:tcPr>
+            <w:tcBorders>
+              <w:left w:color="ffffff" w:space="0" w:sz="4" w:val="single"/>
+            </w:tcBorders>
+            <w:shd w:fill="d9d9d9" w:val="clear"/>
+          </w:tcPr>
+          <w:p>
+            <w:pPr>
+              <w:jc w:val="both"/>
+              <w:rPr>
+                <w:color w:val="1f3864"/>
+                <w:sz w:val="18"/>
+                <w:szCs w:val="18"/>
+              </w:rPr>
+            </w:pPr>
+            <w:r>
+              <w:rPr>
+                <w:color w:val="1f3864"/>
+                <w:sz w:val="18"/>
+                <w:szCs w:val="18"/>
+                <w:rtl w:val="0"/>
+              </w:rPr>
+              <w:t xml:space="preserve">Katherine Pereira / Equipo de desarrollo</w:t>
+            </w:r>
+          </w:p>
+        </w:tc>
+        <w:tc>
+          <w:tcPr/>
+          <w:p>
+            <w:pPr>
+              <w:jc w:val="both"/>
+              <w:rPr>
+                <w:color w:val="1f3864"/>
+                <w:sz w:val="18"/>
+                <w:szCs w:val="18"/>
+              </w:rPr>
+            </w:pPr>
+            <w:r>
+              <w:rPr>
+                <w:color w:val="1f3864"/>
+                <w:sz w:val="18"/>
+                <w:szCs w:val="18"/>
+                <w:rtl w:val="0"/>
+              </w:rPr>
+              <w:t xml:space="preserve">Los errores detectados deberán volver al desarrollo para corrección.</w:t>
+            </w:r>
+          </w:p>
+        </w:tc>
+      </w:tr>
+      <w:tr>
+        <w:trPr>
+          <w:cantSplit w:val="0"/>
+          <w:tblHeader w:val="0"/>
+        </w:trPr>
+        <w:tc>
+          <w:tcPr/>
+          <w:p>
+            <w:pPr>
+              <w:jc w:val="both"/>
+              <w:rPr>
+                <w:color w:val="1f3864"/>
+                <w:sz w:val="18"/>
+                <w:szCs w:val="18"/>
+              </w:rPr>
+            </w:pPr>
+            <w:r>
+              <w:rPr>
+                <w:color w:val="1f3864"/>
+                <w:sz w:val="18"/>
+                <w:szCs w:val="18"/>
+                <w:rtl w:val="0"/>
+              </w:rPr>
+              <w:t xml:space="preserve">C1 / C2</w:t>
+            </w:r>
+          </w:p>
+        </w:tc>
+        <w:tc>
+          <w:tcPr/>
+          <w:p>
+            <w:pPr>
+              <w:jc w:val="both"/>
+              <w:rPr>
+                <w:color w:val="1f3864"/>
+                <w:sz w:val="18"/>
+                <w:szCs w:val="18"/>
+              </w:rPr>
+            </w:pPr>
+            <w:r>
+              <w:rPr>
+                <w:color w:val="1f3864"/>
+                <w:sz w:val="18"/>
+                <w:szCs w:val="18"/>
+                <w:rtl w:val="0"/>
+              </w:rPr>
+              <w:t xml:space="preserve">Implementación y cierre</w:t>
+            </w:r>
+          </w:p>
+        </w:tc>
+        <w:tc>
+          <w:tcPr/>
+          <w:p>
+            <w:pPr>
+              <w:jc w:val="both"/>
+              <w:rPr>
+                <w:color w:val="1f3864"/>
+                <w:sz w:val="18"/>
+                <w:szCs w:val="18"/>
+              </w:rPr>
+            </w:pPr>
+            <w:r>
+              <w:rPr>
+                <w:color w:val="1f3864"/>
+                <w:sz w:val="18"/>
+                <w:szCs w:val="18"/>
+                <w:rtl w:val="0"/>
+              </w:rPr>
+              <w:t xml:space="preserve">Integrar la versión final, actualizar documentación y preparar manuales y cierre del proyecto.</w:t>
+            </w:r>
+          </w:p>
+        </w:tc>
+        <w:tc>
+          <w:tcPr/>
+          <w:p>
+            <w:pPr>
+              <w:jc w:val="both"/>
+              <w:rPr>
+                <w:color w:val="1f3864"/>
+                <w:sz w:val="18"/>
+                <w:szCs w:val="18"/>
+              </w:rPr>
+            </w:pPr>
+            <w:r>
+              <w:rPr>
+                <w:color w:val="1f3864"/>
+                <w:sz w:val="18"/>
+                <w:szCs w:val="18"/>
+                <w:rtl w:val="0"/>
+              </w:rPr>
+              <w:t xml:space="preserve">Repositorio GitHub, documentación técnica, entregables APT</w:t>
+            </w:r>
+          </w:p>
+        </w:tc>
+        <w:tc>
+          <w:tcPr>
+            <w:tcBorders>
+              <w:right w:color="ffffff" w:space="0" w:sz="4" w:val="single"/>
+            </w:tcBorders>
+          </w:tcPr>
+          <w:p>
+            <w:pPr>
+              <w:spacing w:after="240" w:before="240" w:lineRule="auto"/>
+              <w:jc w:val="both"/>
+              <w:rPr>
+                <w:color w:val="1f3864"/>
+                <w:sz w:val="18"/>
+                <w:szCs w:val="18"/>
+              </w:rPr>
+            </w:pPr>
+            <w:r>
+              <w:rPr>
+                <w:color w:val="1f3864"/>
+                <w:sz w:val="18"/>
+                <w:szCs w:val="18"/>
+                <w:rtl w:val="0"/>
+              </w:rPr>
+              <w:t xml:space="preserve">3 días</w:t>
+            </w:r>
+          </w:p>
+        </w:tc>
+        <w:tc>
+          <w:tcPr>
+            <w:tcBorders>
+              <w:left w:color="ffffff" w:space="0" w:sz="4" w:val="single"/>
+            </w:tcBorders>
+            <w:shd w:fill="d9d9d9" w:val="clear"/>
+          </w:tcPr>
+          <w:p>
+            <w:pPr>
+              <w:jc w:val="both"/>
+              <w:rPr>
+                <w:color w:val="1f3864"/>
+                <w:sz w:val="18"/>
+                <w:szCs w:val="18"/>
+              </w:rPr>
+            </w:pPr>
+            <w:r>
+              <w:rPr>
+                <w:color w:val="1f3864"/>
+                <w:sz w:val="18"/>
+                <w:szCs w:val="18"/>
+                <w:rtl w:val="0"/>
+              </w:rPr>
+              <w:t xml:space="preserve">Equipo de proyecto </w:t>
+            </w:r>
+          </w:p>
+        </w:tc>
+        <w:tc>
+          <w:tcPr/>
+          <w:p>
+            <w:pPr>
+              <w:jc w:val="both"/>
+              <w:rPr>
+                <w:color w:val="1f3864"/>
+                <w:sz w:val="18"/>
+                <w:szCs w:val="18"/>
+              </w:rPr>
+            </w:pPr>
+            <w:r>
+              <w:rPr>
+                <w:color w:val="1f3864"/>
+                <w:sz w:val="18"/>
+                <w:szCs w:val="18"/>
+                <w:rtl w:val="0"/>
+              </w:rPr>
+              <w:t xml:space="preserve">Sujeto a que las funcionalidades prioritarias hayan sido verificadas.</w:t>
             </w:r>
           </w:p>
         </w:tc>
       </w:tr>
     </w:tbl>
+    <w:p>
+      <w:pPr>
+        <w:spacing w:after="0" w:line="360" w:lineRule="auto"/>
+        <w:jc w:val="both"/>
+        <w:rPr>
+          <w:b w:val="1"/>
+          <w:bCs w:val="1"/>
+          <w:sz w:val="24"/>
+          <w:szCs w:val="24"/>
+        </w:rPr>
+      </w:pPr>
+      <w:r>
+        <w:br w:type="page"/>
+      </w:r>
+      <w:r>
+        <w:rPr>
+          <w:rtl w:val="0"/>
+        </w:rPr>
+      </w:r>
+    </w:p>
     <w:p>
       <w:pPr>
         <w:spacing w:after="0" w:line="360" w:lineRule="auto"/>
@@ -6276,15 +8826,6 @@
                 <w:szCs w:val="28"/>
               </w:rPr>
             </w:pPr>
-            <w:sdt>
-              <w:sdtPr>
-                <w:id w:val="764207824"/>
-                <w:tag w:val="goog_rdk_5"/>
-              </w:sdtPr>
-              <w:sdtContent>
-                <w:commentRangeStart w:id="5"/>
-              </w:sdtContent>
-            </w:sdt>
             <w:r>
               <w:rPr>
                 <w:b w:val="1"/>
@@ -6347,19 +8888,6 @@
                 <w:vertAlign w:val="baseline"/>
               </w:rPr>
             </w:pPr>
-            <w:commentRangeEnd w:id="5"/>
-            <w:r>
-              <w:commentReference w:id="5"/>
-            </w:r>
-            <w:sdt>
-              <w:sdtPr>
-                <w:id w:val="-1340818358"/>
-                <w:tag w:val="goog_rdk_6"/>
-              </w:sdtPr>
-              <w:sdtContent>
-                <w:commentRangeStart w:id="6"/>
-              </w:sdtContent>
-            </w:sdt>
             <w:r>
               <w:rPr>
                 <w:rFonts w:ascii="Calibri" w:cs="Calibri" w:eastAsia="Calibri" w:hAnsi="Calibri"/>
@@ -6394,9 +8922,63 @@
           <w:szCs w:val="24"/>
         </w:rPr>
       </w:pPr>
-      <w:commentRangeEnd w:id="6"/>
       <w:r>
-        <w:commentReference w:id="6"/>
+        <w:rPr>
+          <w:rtl w:val="0"/>
+        </w:rPr>
+      </w:r>
+    </w:p>
+    <w:p>
+      <w:pPr>
+        <w:spacing w:after="0" w:line="360" w:lineRule="auto"/>
+        <w:ind w:left="-1133.8582677165352" w:firstLine="0"/>
+        <w:jc w:val="both"/>
+        <w:rPr>
+          <w:b w:val="1"/>
+          <w:bCs w:val="1"/>
+          <w:sz w:val="24"/>
+          <w:szCs w:val="24"/>
+        </w:rPr>
+      </w:pPr>
+      <w:r>
+        <w:rPr>
+          <w:b w:val="1"/>
+          <w:bCs w:val="1"/>
+          <w:sz w:val="24"/>
+          <w:szCs w:val="24"/>
+        </w:rPr>
+        <w:drawing>
+          <wp:inline distB="114300" distT="114300" distL="114300" distR="114300">
+            <wp:extent cx="6754556" cy="1822658"/>
+            <wp:effectExtent b="0" l="0" r="0" t="0"/>
+            <wp:docPr id="49" name="image1.png"/>
+            <a:graphic>
+              <a:graphicData uri="http://schemas.openxmlformats.org/drawingml/2006/picture">
+                <pic:pic>
+                  <pic:nvPicPr>
+                    <pic:cNvPr id="0" name="image1.png"/>
+                    <pic:cNvPicPr preferRelativeResize="0"/>
+                  </pic:nvPicPr>
+                  <pic:blipFill>
+                    <a:blip r:embed="rId11"/>
+                    <a:srcRect b="0" l="0" r="0" t="0"/>
+                    <a:stretch>
+                      <a:fillRect/>
+                    </a:stretch>
+                  </pic:blipFill>
+                  <pic:spPr>
+                    <a:xfrm>
+                      <a:off x="0" y="0"/>
+                      <a:ext cx="6754556" cy="1822658"/>
+                    </a:xfrm>
+                    <a:prstGeom prst="rect"/>
+                    <a:ln/>
+                  </pic:spPr>
+                </pic:pic>
+              </a:graphicData>
+            </a:graphic>
+          </wp:inline>
+        </w:drawing>
       </w:r>
       <w:r>
         <w:rPr>
@@ -6417,1871 +8999,26 @@
       </w:pPr>
       <w:r>
         <w:rPr>
+          <w:sz w:val="24"/>
+          <w:szCs w:val="24"/>
           <w:rtl w:val="0"/>
         </w:rPr>
+        <w:t xml:space="preserve">Carta Gantt completa: </w:t>
       </w:r>
-    </w:p>
-    <w:tbl>
-      <w:tblPr>
-        <w:tblStyle w:val="Table16"/>
-        <w:tblW w:w="10801.999999999998" w:type="dxa"/>
-        <w:jc w:val="left"/>
-        <w:tblInd w:w="-1160.0" w:type="dxa"/>
-        <w:tblBorders>
-          <w:top w:color="bfbfbf" w:space="0" w:sz="4" w:val="single"/>
-          <w:left w:color="bfbfbf" w:space="0" w:sz="4" w:val="single"/>
-          <w:bottom w:color="bfbfbf" w:space="0" w:sz="4" w:val="single"/>
-          <w:right w:color="bfbfbf" w:space="0" w:sz="4" w:val="single"/>
-          <w:insideH w:color="bfbfbf" w:space="0" w:sz="4" w:val="single"/>
-          <w:insideV w:color="bfbfbf" w:space="0" w:sz="4" w:val="single"/>
-        </w:tblBorders>
-        <w:tblLayout w:type="fixed"/>
-        <w:tblLook w:val="0400"/>
-      </w:tblPr>
-      <w:tblGrid>
-        <w:gridCol w:w="1351"/>
-        <w:gridCol w:w="536"/>
-        <w:gridCol w:w="522"/>
-        <w:gridCol w:w="523"/>
-        <w:gridCol w:w="526"/>
-        <w:gridCol w:w="523"/>
-        <w:gridCol w:w="523"/>
-        <w:gridCol w:w="523"/>
-        <w:gridCol w:w="523"/>
-        <w:gridCol w:w="523"/>
-        <w:gridCol w:w="523"/>
-        <w:gridCol w:w="523"/>
-        <w:gridCol w:w="523"/>
-        <w:gridCol w:w="525"/>
-        <w:gridCol w:w="525"/>
-        <w:gridCol w:w="525"/>
-        <w:gridCol w:w="7"/>
-        <w:gridCol w:w="518"/>
-        <w:gridCol w:w="525"/>
-        <w:gridCol w:w="525"/>
-        <w:gridCol w:w="10"/>
-        <w:tblGridChange w:id="0">
-          <w:tblGrid>
-            <w:gridCol w:w="1351"/>
-            <w:gridCol w:w="536"/>
-            <w:gridCol w:w="522"/>
-            <w:gridCol w:w="523"/>
-            <w:gridCol w:w="526"/>
-            <w:gridCol w:w="523"/>
-            <w:gridCol w:w="523"/>
-            <w:gridCol w:w="523"/>
-            <w:gridCol w:w="523"/>
-            <w:gridCol w:w="523"/>
-            <w:gridCol w:w="523"/>
-            <w:gridCol w:w="523"/>
-            <w:gridCol w:w="523"/>
-            <w:gridCol w:w="525"/>
-            <w:gridCol w:w="525"/>
-            <w:gridCol w:w="525"/>
-            <w:gridCol w:w="7"/>
-            <w:gridCol w:w="518"/>
-            <w:gridCol w:w="525"/>
-            <w:gridCol w:w="525"/>
-            <w:gridCol w:w="10"/>
-          </w:tblGrid>
-        </w:tblGridChange>
-      </w:tblGrid>
-      <w:tr>
-        <w:trPr>
-          <w:cantSplit w:val="0"/>
-          <w:trHeight w:val="294" w:hRule="atLeast"/>
-          <w:tblHeader w:val="0"/>
-        </w:trPr>
-        <w:tc>
-          <w:tcPr>
-            <w:vMerge w:val="restart"/>
-          </w:tcPr>
-          <w:p>
-            <w:pPr>
-              <w:spacing w:line="360" w:lineRule="auto"/>
-              <w:jc w:val="both"/>
-              <w:rPr>
-                <w:b w:val="1"/>
-                <w:bCs w:val="1"/>
-                <w:sz w:val="16"/>
-                <w:szCs w:val="16"/>
-              </w:rPr>
-            </w:pPr>
-            <w:r>
-              <w:rPr>
-                <w:b w:val="1"/>
-                <w:bCs w:val="1"/>
-                <w:sz w:val="16"/>
-                <w:szCs w:val="16"/>
-                <w:rtl w:val="0"/>
-              </w:rPr>
-              <w:t xml:space="preserve">Actividad</w:t>
-            </w:r>
-          </w:p>
-        </w:tc>
-        <w:tc>
-          <w:tcPr>
-            <w:gridSpan w:val="4"/>
-            <w:shd w:fill="e2efd9" w:val="clear"/>
-          </w:tcPr>
-          <w:p>
-            <w:pPr>
-              <w:spacing w:line="360" w:lineRule="auto"/>
-              <w:jc w:val="center"/>
-              <w:rPr>
-                <w:b w:val="1"/>
-                <w:bCs w:val="1"/>
-                <w:sz w:val="16"/>
-                <w:szCs w:val="16"/>
-              </w:rPr>
-            </w:pPr>
-            <w:r>
-              <w:rPr>
-                <w:b w:val="1"/>
-                <w:bCs w:val="1"/>
-                <w:sz w:val="16"/>
-                <w:szCs w:val="16"/>
-                <w:rtl w:val="0"/>
-              </w:rPr>
-              <w:t xml:space="preserve">Fase 1</w:t>
-            </w:r>
-          </w:p>
-        </w:tc>
-        <w:tc>
-          <w:tcPr>
-            <w:gridSpan w:val="12"/>
-            <w:shd w:fill="fff2cb" w:val="clear"/>
-          </w:tcPr>
-          <w:p>
-            <w:pPr>
-              <w:spacing w:line="360" w:lineRule="auto"/>
-              <w:jc w:val="center"/>
-              <w:rPr>
-                <w:b w:val="1"/>
-                <w:bCs w:val="1"/>
-                <w:sz w:val="16"/>
-                <w:szCs w:val="16"/>
-              </w:rPr>
-            </w:pPr>
-            <w:r>
-              <w:rPr>
-                <w:b w:val="1"/>
-                <w:bCs w:val="1"/>
-                <w:sz w:val="16"/>
-                <w:szCs w:val="16"/>
-                <w:rtl w:val="0"/>
-              </w:rPr>
-              <w:t xml:space="preserve">Fase 2</w:t>
-            </w:r>
-          </w:p>
-        </w:tc>
-        <w:tc>
-          <w:tcPr>
-            <w:gridSpan w:val="4"/>
-            <w:shd w:fill="fbe4d5" w:val="clear"/>
-          </w:tcPr>
-          <w:p>
-            <w:pPr>
-              <w:spacing w:line="360" w:lineRule="auto"/>
-              <w:jc w:val="center"/>
-              <w:rPr>
-                <w:b w:val="1"/>
-                <w:bCs w:val="1"/>
-                <w:sz w:val="16"/>
-                <w:szCs w:val="16"/>
-              </w:rPr>
-            </w:pPr>
-            <w:r>
-              <w:rPr>
-                <w:b w:val="1"/>
-                <w:bCs w:val="1"/>
-                <w:sz w:val="16"/>
-                <w:szCs w:val="16"/>
-                <w:rtl w:val="0"/>
-              </w:rPr>
-              <w:t xml:space="preserve">Fase 3</w:t>
-            </w:r>
-          </w:p>
-        </w:tc>
-      </w:tr>
-      <w:tr>
-        <w:trPr>
-          <w:cantSplit w:val="0"/>
-          <w:trHeight w:val="303" w:hRule="atLeast"/>
-          <w:tblHeader w:val="0"/>
-        </w:trPr>
-        <w:tc>
-          <w:tcPr>
-            <w:vMerge w:val="continue"/>
-          </w:tcPr>
-          <w:p>
-            <w:pPr>
-              <w:keepNext w:val="0"/>
-              <w:keepLines w:val="0"/>
-              <w:pageBreakBefore w:val="0"/>
-              <w:widowControl w:val="0"/>
-              <w:pBdr>
-                <w:top w:space="0" w:sz="0" w:val="nil"/>
-                <w:left w:space="0" w:sz="0" w:val="nil"/>
-                <w:bottom w:space="0" w:sz="0" w:val="nil"/>
-                <w:right w:space="0" w:sz="0" w:val="nil"/>
-                <w:between w:space="0" w:sz="0" w:val="nil"/>
-              </w:pBdr>
-              <w:shd w:fill="auto" w:val="clear"/>
-              <w:spacing w:after="0" w:before="0" w:line="276" w:lineRule="auto"/>
-              <w:ind w:left="0" w:right="0" w:firstLine="0"/>
-              <w:jc w:val="left"/>
-              <w:rPr>
-                <w:b w:val="1"/>
-                <w:bCs w:val="1"/>
-                <w:sz w:val="16"/>
-                <w:szCs w:val="16"/>
-              </w:rPr>
-            </w:pPr>
-            <w:r>
-              <w:rPr>
-                <w:rtl w:val="0"/>
-              </w:rPr>
-            </w:r>
-          </w:p>
-        </w:tc>
-        <w:tc>
-          <w:tcPr/>
-          <w:p>
-            <w:pPr>
-              <w:spacing w:line="360" w:lineRule="auto"/>
-              <w:jc w:val="center"/>
-              <w:rPr>
-                <w:b w:val="1"/>
-                <w:bCs w:val="1"/>
-                <w:sz w:val="16"/>
-                <w:szCs w:val="16"/>
-              </w:rPr>
-            </w:pPr>
-            <w:r>
-              <w:rPr>
-                <w:b w:val="1"/>
-                <w:bCs w:val="1"/>
-                <w:sz w:val="16"/>
-                <w:szCs w:val="16"/>
-                <w:rtl w:val="0"/>
-              </w:rPr>
-              <w:t xml:space="preserve">S 1</w:t>
-            </w:r>
-          </w:p>
-        </w:tc>
-        <w:tc>
-          <w:tcPr/>
-          <w:p>
-            <w:pPr>
-              <w:spacing w:line="360" w:lineRule="auto"/>
-              <w:jc w:val="center"/>
-              <w:rPr>
-                <w:b w:val="1"/>
-                <w:bCs w:val="1"/>
-                <w:sz w:val="16"/>
-                <w:szCs w:val="16"/>
-              </w:rPr>
-            </w:pPr>
-            <w:r>
-              <w:rPr>
-                <w:b w:val="1"/>
-                <w:bCs w:val="1"/>
-                <w:sz w:val="16"/>
-                <w:szCs w:val="16"/>
-                <w:rtl w:val="0"/>
-              </w:rPr>
-              <w:t xml:space="preserve">S 2</w:t>
-            </w:r>
-          </w:p>
-        </w:tc>
-        <w:tc>
-          <w:tcPr/>
-          <w:p>
-            <w:pPr>
-              <w:spacing w:line="360" w:lineRule="auto"/>
-              <w:jc w:val="center"/>
-              <w:rPr>
-                <w:b w:val="1"/>
-                <w:bCs w:val="1"/>
-                <w:sz w:val="16"/>
-                <w:szCs w:val="16"/>
-              </w:rPr>
-            </w:pPr>
-            <w:r>
-              <w:rPr>
-                <w:b w:val="1"/>
-                <w:bCs w:val="1"/>
-                <w:sz w:val="16"/>
-                <w:szCs w:val="16"/>
-                <w:rtl w:val="0"/>
-              </w:rPr>
-              <w:t xml:space="preserve">S 3</w:t>
-            </w:r>
-          </w:p>
-        </w:tc>
-        <w:tc>
-          <w:tcPr/>
-          <w:p>
-            <w:pPr>
-              <w:spacing w:line="360" w:lineRule="auto"/>
-              <w:jc w:val="center"/>
-              <w:rPr>
-                <w:b w:val="1"/>
-                <w:bCs w:val="1"/>
-                <w:sz w:val="16"/>
-                <w:szCs w:val="16"/>
-              </w:rPr>
-            </w:pPr>
-            <w:r>
-              <w:rPr>
-                <w:b w:val="1"/>
-                <w:bCs w:val="1"/>
-                <w:sz w:val="16"/>
-                <w:szCs w:val="16"/>
-                <w:rtl w:val="0"/>
-              </w:rPr>
-              <w:t xml:space="preserve">S 4</w:t>
-            </w:r>
-          </w:p>
-        </w:tc>
-        <w:tc>
-          <w:tcPr/>
-          <w:p>
-            <w:pPr>
-              <w:spacing w:line="360" w:lineRule="auto"/>
-              <w:jc w:val="center"/>
-              <w:rPr>
-                <w:b w:val="1"/>
-                <w:bCs w:val="1"/>
-                <w:sz w:val="16"/>
-                <w:szCs w:val="16"/>
-              </w:rPr>
-            </w:pPr>
-            <w:r>
-              <w:rPr>
-                <w:b w:val="1"/>
-                <w:bCs w:val="1"/>
-                <w:sz w:val="16"/>
-                <w:szCs w:val="16"/>
-                <w:rtl w:val="0"/>
-              </w:rPr>
-              <w:t xml:space="preserve">S 5</w:t>
-            </w:r>
-          </w:p>
-        </w:tc>
-        <w:tc>
-          <w:tcPr/>
-          <w:p>
-            <w:pPr>
-              <w:spacing w:line="360" w:lineRule="auto"/>
-              <w:jc w:val="center"/>
-              <w:rPr>
-                <w:b w:val="1"/>
-                <w:bCs w:val="1"/>
-                <w:sz w:val="16"/>
-                <w:szCs w:val="16"/>
-              </w:rPr>
-            </w:pPr>
-            <w:r>
-              <w:rPr>
-                <w:b w:val="1"/>
-                <w:bCs w:val="1"/>
-                <w:sz w:val="16"/>
-                <w:szCs w:val="16"/>
-                <w:rtl w:val="0"/>
-              </w:rPr>
-              <w:t xml:space="preserve">S 6</w:t>
-            </w:r>
-          </w:p>
-        </w:tc>
-        <w:tc>
-          <w:tcPr/>
-          <w:p>
-            <w:pPr>
-              <w:spacing w:line="360" w:lineRule="auto"/>
-              <w:jc w:val="center"/>
-              <w:rPr>
-                <w:b w:val="1"/>
-                <w:bCs w:val="1"/>
-                <w:sz w:val="16"/>
-                <w:szCs w:val="16"/>
-              </w:rPr>
-            </w:pPr>
-            <w:r>
-              <w:rPr>
-                <w:b w:val="1"/>
-                <w:bCs w:val="1"/>
-                <w:sz w:val="16"/>
-                <w:szCs w:val="16"/>
-                <w:rtl w:val="0"/>
-              </w:rPr>
-              <w:t xml:space="preserve">S 7</w:t>
-            </w:r>
-          </w:p>
-        </w:tc>
-        <w:tc>
-          <w:tcPr/>
-          <w:p>
-            <w:pPr>
-              <w:spacing w:line="360" w:lineRule="auto"/>
-              <w:jc w:val="center"/>
-              <w:rPr>
-                <w:b w:val="1"/>
-                <w:bCs w:val="1"/>
-                <w:sz w:val="16"/>
-                <w:szCs w:val="16"/>
-              </w:rPr>
-            </w:pPr>
-            <w:r>
-              <w:rPr>
-                <w:b w:val="1"/>
-                <w:bCs w:val="1"/>
-                <w:sz w:val="16"/>
-                <w:szCs w:val="16"/>
-                <w:rtl w:val="0"/>
-              </w:rPr>
-              <w:t xml:space="preserve">S 8</w:t>
-            </w:r>
-          </w:p>
-        </w:tc>
-        <w:tc>
-          <w:tcPr/>
-          <w:p>
-            <w:pPr>
-              <w:spacing w:line="360" w:lineRule="auto"/>
-              <w:jc w:val="center"/>
-              <w:rPr>
-                <w:b w:val="1"/>
-                <w:bCs w:val="1"/>
-                <w:sz w:val="16"/>
-                <w:szCs w:val="16"/>
-              </w:rPr>
-            </w:pPr>
-            <w:r>
-              <w:rPr>
-                <w:b w:val="1"/>
-                <w:bCs w:val="1"/>
-                <w:sz w:val="16"/>
-                <w:szCs w:val="16"/>
-                <w:rtl w:val="0"/>
-              </w:rPr>
-              <w:t xml:space="preserve">S 9</w:t>
-            </w:r>
-          </w:p>
-        </w:tc>
-        <w:tc>
-          <w:tcPr/>
-          <w:p>
-            <w:pPr>
-              <w:spacing w:line="360" w:lineRule="auto"/>
-              <w:jc w:val="center"/>
-              <w:rPr>
-                <w:b w:val="1"/>
-                <w:bCs w:val="1"/>
-                <w:sz w:val="16"/>
-                <w:szCs w:val="16"/>
-              </w:rPr>
-            </w:pPr>
-            <w:r>
-              <w:rPr>
-                <w:b w:val="1"/>
-                <w:bCs w:val="1"/>
-                <w:sz w:val="16"/>
-                <w:szCs w:val="16"/>
-                <w:rtl w:val="0"/>
-              </w:rPr>
-              <w:t xml:space="preserve">S 10</w:t>
-            </w:r>
-          </w:p>
-        </w:tc>
-        <w:tc>
-          <w:tcPr/>
-          <w:p>
-            <w:pPr>
-              <w:spacing w:line="360" w:lineRule="auto"/>
-              <w:jc w:val="center"/>
-              <w:rPr>
-                <w:b w:val="1"/>
-                <w:bCs w:val="1"/>
-                <w:sz w:val="16"/>
-                <w:szCs w:val="16"/>
-              </w:rPr>
-            </w:pPr>
-            <w:r>
-              <w:rPr>
-                <w:b w:val="1"/>
-                <w:bCs w:val="1"/>
-                <w:sz w:val="16"/>
-                <w:szCs w:val="16"/>
-                <w:rtl w:val="0"/>
-              </w:rPr>
-              <w:t xml:space="preserve">S 11</w:t>
-            </w:r>
-          </w:p>
-        </w:tc>
-        <w:tc>
-          <w:tcPr/>
-          <w:p>
-            <w:pPr>
-              <w:spacing w:line="360" w:lineRule="auto"/>
-              <w:jc w:val="center"/>
-              <w:rPr>
-                <w:b w:val="1"/>
-                <w:bCs w:val="1"/>
-                <w:sz w:val="16"/>
-                <w:szCs w:val="16"/>
-              </w:rPr>
-            </w:pPr>
-            <w:r>
-              <w:rPr>
-                <w:b w:val="1"/>
-                <w:bCs w:val="1"/>
-                <w:sz w:val="16"/>
-                <w:szCs w:val="16"/>
-                <w:rtl w:val="0"/>
-              </w:rPr>
-              <w:t xml:space="preserve">S 12</w:t>
-            </w:r>
-          </w:p>
-        </w:tc>
-        <w:tc>
-          <w:tcPr/>
-          <w:p>
-            <w:pPr>
-              <w:spacing w:line="360" w:lineRule="auto"/>
-              <w:jc w:val="center"/>
-              <w:rPr>
-                <w:b w:val="1"/>
-                <w:bCs w:val="1"/>
-                <w:sz w:val="16"/>
-                <w:szCs w:val="16"/>
-              </w:rPr>
-            </w:pPr>
-            <w:r>
-              <w:rPr>
-                <w:b w:val="1"/>
-                <w:bCs w:val="1"/>
-                <w:sz w:val="16"/>
-                <w:szCs w:val="16"/>
-                <w:rtl w:val="0"/>
-              </w:rPr>
-              <w:t xml:space="preserve">S 13</w:t>
-            </w:r>
-          </w:p>
-        </w:tc>
-        <w:tc>
-          <w:tcPr/>
-          <w:p>
-            <w:pPr>
-              <w:spacing w:line="360" w:lineRule="auto"/>
-              <w:jc w:val="center"/>
-              <w:rPr>
-                <w:b w:val="1"/>
-                <w:bCs w:val="1"/>
-                <w:sz w:val="16"/>
-                <w:szCs w:val="16"/>
-              </w:rPr>
-            </w:pPr>
-            <w:r>
-              <w:rPr>
-                <w:b w:val="1"/>
-                <w:bCs w:val="1"/>
-                <w:sz w:val="16"/>
-                <w:szCs w:val="16"/>
-                <w:rtl w:val="0"/>
-              </w:rPr>
-              <w:t xml:space="preserve">S 14</w:t>
-            </w:r>
-          </w:p>
-        </w:tc>
-        <w:tc>
-          <w:tcPr/>
-          <w:p>
-            <w:pPr>
-              <w:spacing w:line="360" w:lineRule="auto"/>
-              <w:jc w:val="center"/>
-              <w:rPr>
-                <w:b w:val="1"/>
-                <w:bCs w:val="1"/>
-                <w:sz w:val="16"/>
-                <w:szCs w:val="16"/>
-              </w:rPr>
-            </w:pPr>
-            <w:r>
-              <w:rPr>
-                <w:b w:val="1"/>
-                <w:bCs w:val="1"/>
-                <w:sz w:val="16"/>
-                <w:szCs w:val="16"/>
-                <w:rtl w:val="0"/>
-              </w:rPr>
-              <w:t xml:space="preserve">S 15</w:t>
-            </w:r>
-          </w:p>
-        </w:tc>
-        <w:tc>
-          <w:tcPr>
-            <w:gridSpan w:val="2"/>
-          </w:tcPr>
-          <w:p>
-            <w:pPr>
-              <w:spacing w:line="360" w:lineRule="auto"/>
-              <w:jc w:val="center"/>
-              <w:rPr>
-                <w:b w:val="1"/>
-                <w:bCs w:val="1"/>
-                <w:sz w:val="16"/>
-                <w:szCs w:val="16"/>
-              </w:rPr>
-            </w:pPr>
-            <w:r>
-              <w:rPr>
-                <w:b w:val="1"/>
-                <w:bCs w:val="1"/>
-                <w:sz w:val="16"/>
-                <w:szCs w:val="16"/>
-                <w:rtl w:val="0"/>
-              </w:rPr>
-              <w:t xml:space="preserve">S 16</w:t>
-            </w:r>
-          </w:p>
-        </w:tc>
-        <w:tc>
-          <w:tcPr/>
-          <w:p>
-            <w:pPr>
-              <w:spacing w:line="360" w:lineRule="auto"/>
-              <w:jc w:val="center"/>
-              <w:rPr>
-                <w:b w:val="1"/>
-                <w:bCs w:val="1"/>
-                <w:sz w:val="16"/>
-                <w:szCs w:val="16"/>
-              </w:rPr>
-            </w:pPr>
-            <w:r>
-              <w:rPr>
-                <w:b w:val="1"/>
-                <w:bCs w:val="1"/>
-                <w:sz w:val="16"/>
-                <w:szCs w:val="16"/>
-                <w:rtl w:val="0"/>
-              </w:rPr>
-              <w:t xml:space="preserve">S 17</w:t>
-            </w:r>
-          </w:p>
-        </w:tc>
-        <w:tc>
-          <w:tcPr/>
-          <w:p>
-            <w:pPr>
-              <w:spacing w:line="360" w:lineRule="auto"/>
-              <w:jc w:val="center"/>
-              <w:rPr>
-                <w:b w:val="1"/>
-                <w:bCs w:val="1"/>
-                <w:sz w:val="16"/>
-                <w:szCs w:val="16"/>
-              </w:rPr>
-            </w:pPr>
-            <w:r>
-              <w:rPr>
-                <w:b w:val="1"/>
-                <w:bCs w:val="1"/>
-                <w:sz w:val="16"/>
-                <w:szCs w:val="16"/>
-                <w:rtl w:val="0"/>
-              </w:rPr>
-              <w:t xml:space="preserve">S 18</w:t>
-            </w:r>
-          </w:p>
-        </w:tc>
-      </w:tr>
-      <w:tr>
-        <w:trPr>
-          <w:cantSplit w:val="0"/>
-          <w:trHeight w:val="294" w:hRule="atLeast"/>
-          <w:tblHeader w:val="0"/>
-        </w:trPr>
-        <w:tc>
-          <w:tcPr/>
-          <w:p>
-            <w:pPr>
-              <w:spacing w:line="360" w:lineRule="auto"/>
-              <w:jc w:val="both"/>
-              <w:rPr>
-                <w:b w:val="1"/>
-                <w:bCs w:val="1"/>
-                <w:sz w:val="16"/>
-                <w:szCs w:val="16"/>
-              </w:rPr>
-            </w:pPr>
-            <w:r>
-              <w:rPr>
-                <w:rFonts w:ascii="Calibri" w:cs="Calibri" w:eastAsia="Calibri" w:hAnsi="Calibri"/>
-                <w:i w:val="1"/>
-                <w:iCs w:val="1"/>
-                <w:color w:val="548dd4"/>
-                <w:sz w:val="16"/>
-                <w:szCs w:val="16"/>
-                <w:rtl w:val="0"/>
-              </w:rPr>
-              <w:t xml:space="preserve">Describe actividades del punto anterior</w:t>
-            </w:r>
-            <w:r>
-              <w:rPr>
-                <w:rtl w:val="0"/>
-              </w:rPr>
-            </w:r>
-          </w:p>
-        </w:tc>
-        <w:tc>
-          <w:tcPr/>
-          <w:p>
-            <w:pPr>
-              <w:spacing w:line="360" w:lineRule="auto"/>
-              <w:jc w:val="both"/>
-              <w:rPr>
-                <w:b w:val="1"/>
-                <w:bCs w:val="1"/>
-                <w:sz w:val="16"/>
-                <w:szCs w:val="16"/>
-              </w:rPr>
-            </w:pPr>
-            <w:r>
-              <w:rPr>
-                <w:rtl w:val="0"/>
-              </w:rPr>
-            </w:r>
-          </w:p>
-        </w:tc>
-        <w:tc>
-          <w:tcPr/>
-          <w:p>
-            <w:pPr>
-              <w:spacing w:line="360" w:lineRule="auto"/>
-              <w:jc w:val="both"/>
-              <w:rPr>
-                <w:b w:val="1"/>
-                <w:bCs w:val="1"/>
-                <w:sz w:val="16"/>
-                <w:szCs w:val="16"/>
-              </w:rPr>
-            </w:pPr>
-            <w:r>
-              <w:rPr>
-                <w:rtl w:val="0"/>
-              </w:rPr>
-            </w:r>
-          </w:p>
-        </w:tc>
-        <w:tc>
-          <w:tcPr/>
-          <w:p>
-            <w:pPr>
-              <w:spacing w:line="360" w:lineRule="auto"/>
-              <w:jc w:val="both"/>
-              <w:rPr>
-                <w:b w:val="1"/>
-                <w:bCs w:val="1"/>
-                <w:sz w:val="16"/>
-                <w:szCs w:val="16"/>
-              </w:rPr>
-            </w:pPr>
-            <w:r>
-              <w:rPr>
-                <w:rtl w:val="0"/>
-              </w:rPr>
-            </w:r>
-          </w:p>
-        </w:tc>
-        <w:tc>
-          <w:tcPr/>
-          <w:p>
-            <w:pPr>
-              <w:spacing w:line="360" w:lineRule="auto"/>
-              <w:jc w:val="both"/>
-              <w:rPr>
-                <w:b w:val="1"/>
-                <w:bCs w:val="1"/>
-                <w:sz w:val="16"/>
-                <w:szCs w:val="16"/>
-              </w:rPr>
-            </w:pPr>
-            <w:r>
-              <w:rPr>
-                <w:rtl w:val="0"/>
-              </w:rPr>
-            </w:r>
-          </w:p>
-        </w:tc>
-        <w:tc>
-          <w:tcPr/>
-          <w:p>
-            <w:pPr>
-              <w:spacing w:line="360" w:lineRule="auto"/>
-              <w:jc w:val="both"/>
-              <w:rPr>
-                <w:b w:val="1"/>
-                <w:bCs w:val="1"/>
-                <w:sz w:val="16"/>
-                <w:szCs w:val="16"/>
-              </w:rPr>
-            </w:pPr>
-            <w:r>
-              <w:rPr>
-                <w:rtl w:val="0"/>
-              </w:rPr>
-            </w:r>
-          </w:p>
-        </w:tc>
-        <w:tc>
-          <w:tcPr/>
-          <w:p>
-            <w:pPr>
-              <w:spacing w:line="360" w:lineRule="auto"/>
-              <w:jc w:val="both"/>
-              <w:rPr>
-                <w:b w:val="1"/>
-                <w:bCs w:val="1"/>
-                <w:sz w:val="16"/>
-                <w:szCs w:val="16"/>
-              </w:rPr>
-            </w:pPr>
-            <w:r>
-              <w:rPr>
-                <w:rtl w:val="0"/>
-              </w:rPr>
-            </w:r>
-          </w:p>
-        </w:tc>
-        <w:tc>
-          <w:tcPr/>
-          <w:p>
-            <w:pPr>
-              <w:spacing w:line="360" w:lineRule="auto"/>
-              <w:jc w:val="both"/>
-              <w:rPr>
-                <w:b w:val="1"/>
-                <w:bCs w:val="1"/>
-                <w:sz w:val="16"/>
-                <w:szCs w:val="16"/>
-              </w:rPr>
-            </w:pPr>
-            <w:r>
-              <w:rPr>
-                <w:rtl w:val="0"/>
-              </w:rPr>
-            </w:r>
-          </w:p>
-        </w:tc>
-        <w:tc>
-          <w:tcPr/>
-          <w:p>
-            <w:pPr>
-              <w:spacing w:line="360" w:lineRule="auto"/>
-              <w:jc w:val="both"/>
-              <w:rPr>
-                <w:b w:val="1"/>
-                <w:bCs w:val="1"/>
-                <w:sz w:val="16"/>
-                <w:szCs w:val="16"/>
-              </w:rPr>
-            </w:pPr>
-            <w:r>
-              <w:rPr>
-                <w:rtl w:val="0"/>
-              </w:rPr>
-            </w:r>
-          </w:p>
-        </w:tc>
-        <w:tc>
-          <w:tcPr/>
-          <w:p>
-            <w:pPr>
-              <w:spacing w:line="360" w:lineRule="auto"/>
-              <w:jc w:val="both"/>
-              <w:rPr>
-                <w:b w:val="1"/>
-                <w:bCs w:val="1"/>
-                <w:sz w:val="16"/>
-                <w:szCs w:val="16"/>
-              </w:rPr>
-            </w:pPr>
-            <w:r>
-              <w:rPr>
-                <w:rtl w:val="0"/>
-              </w:rPr>
-            </w:r>
-          </w:p>
-        </w:tc>
-        <w:tc>
-          <w:tcPr/>
-          <w:p>
-            <w:pPr>
-              <w:spacing w:line="360" w:lineRule="auto"/>
-              <w:jc w:val="both"/>
-              <w:rPr>
-                <w:b w:val="1"/>
-                <w:bCs w:val="1"/>
-                <w:sz w:val="16"/>
-                <w:szCs w:val="16"/>
-              </w:rPr>
-            </w:pPr>
-            <w:r>
-              <w:rPr>
-                <w:rtl w:val="0"/>
-              </w:rPr>
-            </w:r>
-          </w:p>
-        </w:tc>
-        <w:tc>
-          <w:tcPr/>
-          <w:p>
-            <w:pPr>
-              <w:spacing w:line="360" w:lineRule="auto"/>
-              <w:jc w:val="both"/>
-              <w:rPr>
-                <w:b w:val="1"/>
-                <w:bCs w:val="1"/>
-                <w:sz w:val="16"/>
-                <w:szCs w:val="16"/>
-              </w:rPr>
-            </w:pPr>
-            <w:r>
-              <w:rPr>
-                <w:rtl w:val="0"/>
-              </w:rPr>
-            </w:r>
-          </w:p>
-        </w:tc>
-        <w:tc>
-          <w:tcPr/>
-          <w:p>
-            <w:pPr>
-              <w:spacing w:line="360" w:lineRule="auto"/>
-              <w:jc w:val="both"/>
-              <w:rPr>
-                <w:b w:val="1"/>
-                <w:bCs w:val="1"/>
-                <w:sz w:val="16"/>
-                <w:szCs w:val="16"/>
-              </w:rPr>
-            </w:pPr>
-            <w:r>
-              <w:rPr>
-                <w:rtl w:val="0"/>
-              </w:rPr>
-            </w:r>
-          </w:p>
-        </w:tc>
-        <w:tc>
-          <w:tcPr/>
-          <w:p>
-            <w:pPr>
-              <w:spacing w:line="360" w:lineRule="auto"/>
-              <w:jc w:val="both"/>
-              <w:rPr>
-                <w:b w:val="1"/>
-                <w:bCs w:val="1"/>
-                <w:sz w:val="16"/>
-                <w:szCs w:val="16"/>
-              </w:rPr>
-            </w:pPr>
-            <w:r>
-              <w:rPr>
-                <w:rtl w:val="0"/>
-              </w:rPr>
-            </w:r>
-          </w:p>
-        </w:tc>
-        <w:tc>
-          <w:tcPr/>
-          <w:p>
-            <w:pPr>
-              <w:spacing w:line="360" w:lineRule="auto"/>
-              <w:jc w:val="both"/>
-              <w:rPr>
-                <w:b w:val="1"/>
-                <w:bCs w:val="1"/>
-                <w:sz w:val="16"/>
-                <w:szCs w:val="16"/>
-              </w:rPr>
-            </w:pPr>
-            <w:r>
-              <w:rPr>
-                <w:rtl w:val="0"/>
-              </w:rPr>
-            </w:r>
-          </w:p>
-        </w:tc>
-        <w:tc>
-          <w:tcPr/>
-          <w:p>
-            <w:pPr>
-              <w:spacing w:line="360" w:lineRule="auto"/>
-              <w:jc w:val="both"/>
-              <w:rPr>
-                <w:b w:val="1"/>
-                <w:bCs w:val="1"/>
-                <w:sz w:val="16"/>
-                <w:szCs w:val="16"/>
-              </w:rPr>
-            </w:pPr>
-            <w:r>
-              <w:rPr>
-                <w:rtl w:val="0"/>
-              </w:rPr>
-            </w:r>
-          </w:p>
-        </w:tc>
-        <w:tc>
-          <w:tcPr>
-            <w:gridSpan w:val="2"/>
-          </w:tcPr>
-          <w:p>
-            <w:pPr>
-              <w:spacing w:line="360" w:lineRule="auto"/>
-              <w:jc w:val="both"/>
-              <w:rPr>
-                <w:b w:val="1"/>
-                <w:bCs w:val="1"/>
-                <w:sz w:val="16"/>
-                <w:szCs w:val="16"/>
-              </w:rPr>
-            </w:pPr>
-            <w:r>
-              <w:rPr>
-                <w:rtl w:val="0"/>
-              </w:rPr>
-            </w:r>
-          </w:p>
-        </w:tc>
-        <w:tc>
-          <w:tcPr/>
-          <w:p>
-            <w:pPr>
-              <w:spacing w:line="360" w:lineRule="auto"/>
-              <w:jc w:val="both"/>
-              <w:rPr>
-                <w:b w:val="1"/>
-                <w:bCs w:val="1"/>
-                <w:sz w:val="16"/>
-                <w:szCs w:val="16"/>
-              </w:rPr>
-            </w:pPr>
-            <w:r>
-              <w:rPr>
-                <w:rtl w:val="0"/>
-              </w:rPr>
-            </w:r>
-          </w:p>
-        </w:tc>
-        <w:tc>
-          <w:tcPr/>
-          <w:p>
-            <w:pPr>
-              <w:spacing w:line="360" w:lineRule="auto"/>
-              <w:jc w:val="both"/>
-              <w:rPr>
-                <w:b w:val="1"/>
-                <w:bCs w:val="1"/>
-                <w:sz w:val="16"/>
-                <w:szCs w:val="16"/>
-              </w:rPr>
-            </w:pPr>
-            <w:r>
-              <w:rPr>
-                <w:rtl w:val="0"/>
-              </w:rPr>
-            </w:r>
-          </w:p>
-        </w:tc>
-      </w:tr>
-      <w:tr>
-        <w:trPr>
-          <w:cantSplit w:val="0"/>
-          <w:trHeight w:val="303" w:hRule="atLeast"/>
-          <w:tblHeader w:val="0"/>
-        </w:trPr>
-        <w:tc>
-          <w:tcPr/>
-          <w:p>
-            <w:pPr>
-              <w:spacing w:line="360" w:lineRule="auto"/>
-              <w:jc w:val="both"/>
-              <w:rPr>
-                <w:b w:val="1"/>
-                <w:bCs w:val="1"/>
-                <w:sz w:val="16"/>
-                <w:szCs w:val="16"/>
-              </w:rPr>
-            </w:pPr>
-            <w:r>
-              <w:rPr>
-                <w:rtl w:val="0"/>
-              </w:rPr>
-            </w:r>
-          </w:p>
-        </w:tc>
-        <w:tc>
-          <w:tcPr/>
-          <w:p>
-            <w:pPr>
-              <w:spacing w:line="360" w:lineRule="auto"/>
-              <w:jc w:val="both"/>
-              <w:rPr>
-                <w:b w:val="1"/>
-                <w:bCs w:val="1"/>
-                <w:sz w:val="16"/>
-                <w:szCs w:val="16"/>
-              </w:rPr>
-            </w:pPr>
-            <w:r>
-              <w:rPr>
-                <w:rtl w:val="0"/>
-              </w:rPr>
-            </w:r>
-          </w:p>
-        </w:tc>
-        <w:tc>
-          <w:tcPr/>
-          <w:p>
-            <w:pPr>
-              <w:spacing w:line="360" w:lineRule="auto"/>
-              <w:jc w:val="both"/>
-              <w:rPr>
-                <w:b w:val="1"/>
-                <w:bCs w:val="1"/>
-                <w:sz w:val="16"/>
-                <w:szCs w:val="16"/>
-              </w:rPr>
-            </w:pPr>
-            <w:r>
-              <w:rPr>
-                <w:rtl w:val="0"/>
-              </w:rPr>
-            </w:r>
-          </w:p>
-        </w:tc>
-        <w:tc>
-          <w:tcPr/>
-          <w:p>
-            <w:pPr>
-              <w:spacing w:line="360" w:lineRule="auto"/>
-              <w:jc w:val="both"/>
-              <w:rPr>
-                <w:b w:val="1"/>
-                <w:bCs w:val="1"/>
-                <w:sz w:val="16"/>
-                <w:szCs w:val="16"/>
-              </w:rPr>
-            </w:pPr>
-            <w:r>
-              <w:rPr>
-                <w:rtl w:val="0"/>
-              </w:rPr>
-            </w:r>
-          </w:p>
-        </w:tc>
-        <w:tc>
-          <w:tcPr/>
-          <w:p>
-            <w:pPr>
-              <w:spacing w:line="360" w:lineRule="auto"/>
-              <w:jc w:val="both"/>
-              <w:rPr>
-                <w:b w:val="1"/>
-                <w:bCs w:val="1"/>
-                <w:sz w:val="16"/>
-                <w:szCs w:val="16"/>
-              </w:rPr>
-            </w:pPr>
-            <w:r>
-              <w:rPr>
-                <w:rtl w:val="0"/>
-              </w:rPr>
-            </w:r>
-          </w:p>
-        </w:tc>
-        <w:tc>
-          <w:tcPr/>
-          <w:p>
-            <w:pPr>
-              <w:spacing w:line="360" w:lineRule="auto"/>
-              <w:jc w:val="both"/>
-              <w:rPr>
-                <w:b w:val="1"/>
-                <w:bCs w:val="1"/>
-                <w:sz w:val="16"/>
-                <w:szCs w:val="16"/>
-              </w:rPr>
-            </w:pPr>
-            <w:r>
-              <w:rPr>
-                <w:rtl w:val="0"/>
-              </w:rPr>
-            </w:r>
-          </w:p>
-        </w:tc>
-        <w:tc>
-          <w:tcPr/>
-          <w:p>
-            <w:pPr>
-              <w:spacing w:line="360" w:lineRule="auto"/>
-              <w:jc w:val="both"/>
-              <w:rPr>
-                <w:b w:val="1"/>
-                <w:bCs w:val="1"/>
-                <w:sz w:val="16"/>
-                <w:szCs w:val="16"/>
-              </w:rPr>
-            </w:pPr>
-            <w:r>
-              <w:rPr>
-                <w:rtl w:val="0"/>
-              </w:rPr>
-            </w:r>
-          </w:p>
-        </w:tc>
-        <w:tc>
-          <w:tcPr/>
-          <w:p>
-            <w:pPr>
-              <w:spacing w:line="360" w:lineRule="auto"/>
-              <w:jc w:val="both"/>
-              <w:rPr>
-                <w:b w:val="1"/>
-                <w:bCs w:val="1"/>
-                <w:sz w:val="16"/>
-                <w:szCs w:val="16"/>
-              </w:rPr>
-            </w:pPr>
-            <w:r>
-              <w:rPr>
-                <w:rtl w:val="0"/>
-              </w:rPr>
-            </w:r>
-          </w:p>
-        </w:tc>
-        <w:tc>
-          <w:tcPr/>
-          <w:p>
-            <w:pPr>
-              <w:spacing w:line="360" w:lineRule="auto"/>
-              <w:jc w:val="both"/>
-              <w:rPr>
-                <w:b w:val="1"/>
-                <w:bCs w:val="1"/>
-                <w:sz w:val="16"/>
-                <w:szCs w:val="16"/>
-              </w:rPr>
-            </w:pPr>
-            <w:r>
-              <w:rPr>
-                <w:rtl w:val="0"/>
-              </w:rPr>
-            </w:r>
-          </w:p>
-        </w:tc>
-        <w:tc>
-          <w:tcPr/>
-          <w:p>
-            <w:pPr>
-              <w:spacing w:line="360" w:lineRule="auto"/>
-              <w:jc w:val="both"/>
-              <w:rPr>
-                <w:b w:val="1"/>
-                <w:bCs w:val="1"/>
-                <w:sz w:val="16"/>
-                <w:szCs w:val="16"/>
-              </w:rPr>
-            </w:pPr>
-            <w:r>
-              <w:rPr>
-                <w:rtl w:val="0"/>
-              </w:rPr>
-            </w:r>
-          </w:p>
-        </w:tc>
-        <w:tc>
-          <w:tcPr/>
-          <w:p>
-            <w:pPr>
-              <w:spacing w:line="360" w:lineRule="auto"/>
-              <w:jc w:val="both"/>
-              <w:rPr>
-                <w:b w:val="1"/>
-                <w:bCs w:val="1"/>
-                <w:sz w:val="16"/>
-                <w:szCs w:val="16"/>
-              </w:rPr>
-            </w:pPr>
-            <w:r>
-              <w:rPr>
-                <w:rtl w:val="0"/>
-              </w:rPr>
-            </w:r>
-          </w:p>
-        </w:tc>
-        <w:tc>
-          <w:tcPr/>
-          <w:p>
-            <w:pPr>
-              <w:spacing w:line="360" w:lineRule="auto"/>
-              <w:jc w:val="both"/>
-              <w:rPr>
-                <w:b w:val="1"/>
-                <w:bCs w:val="1"/>
-                <w:sz w:val="16"/>
-                <w:szCs w:val="16"/>
-              </w:rPr>
-            </w:pPr>
-            <w:r>
-              <w:rPr>
-                <w:rtl w:val="0"/>
-              </w:rPr>
-            </w:r>
-          </w:p>
-        </w:tc>
-        <w:tc>
-          <w:tcPr/>
-          <w:p>
-            <w:pPr>
-              <w:spacing w:line="360" w:lineRule="auto"/>
-              <w:jc w:val="both"/>
-              <w:rPr>
-                <w:b w:val="1"/>
-                <w:bCs w:val="1"/>
-                <w:sz w:val="16"/>
-                <w:szCs w:val="16"/>
-              </w:rPr>
-            </w:pPr>
-            <w:r>
-              <w:rPr>
-                <w:rtl w:val="0"/>
-              </w:rPr>
-            </w:r>
-          </w:p>
-        </w:tc>
-        <w:tc>
-          <w:tcPr/>
-          <w:p>
-            <w:pPr>
-              <w:spacing w:line="360" w:lineRule="auto"/>
-              <w:jc w:val="both"/>
-              <w:rPr>
-                <w:b w:val="1"/>
-                <w:bCs w:val="1"/>
-                <w:sz w:val="16"/>
-                <w:szCs w:val="16"/>
-              </w:rPr>
-            </w:pPr>
-            <w:r>
-              <w:rPr>
-                <w:rtl w:val="0"/>
-              </w:rPr>
-            </w:r>
-          </w:p>
-        </w:tc>
-        <w:tc>
-          <w:tcPr/>
-          <w:p>
-            <w:pPr>
-              <w:spacing w:line="360" w:lineRule="auto"/>
-              <w:jc w:val="both"/>
-              <w:rPr>
-                <w:b w:val="1"/>
-                <w:bCs w:val="1"/>
-                <w:sz w:val="16"/>
-                <w:szCs w:val="16"/>
-              </w:rPr>
-            </w:pPr>
-            <w:r>
-              <w:rPr>
-                <w:rtl w:val="0"/>
-              </w:rPr>
-            </w:r>
-          </w:p>
-        </w:tc>
-        <w:tc>
-          <w:tcPr/>
-          <w:p>
-            <w:pPr>
-              <w:spacing w:line="360" w:lineRule="auto"/>
-              <w:jc w:val="both"/>
-              <w:rPr>
-                <w:b w:val="1"/>
-                <w:bCs w:val="1"/>
-                <w:sz w:val="16"/>
-                <w:szCs w:val="16"/>
-              </w:rPr>
-            </w:pPr>
-            <w:r>
-              <w:rPr>
-                <w:rtl w:val="0"/>
-              </w:rPr>
-            </w:r>
-          </w:p>
-        </w:tc>
-        <w:tc>
-          <w:tcPr>
-            <w:gridSpan w:val="2"/>
-          </w:tcPr>
-          <w:p>
-            <w:pPr>
-              <w:spacing w:line="360" w:lineRule="auto"/>
-              <w:jc w:val="both"/>
-              <w:rPr>
-                <w:b w:val="1"/>
-                <w:bCs w:val="1"/>
-                <w:sz w:val="16"/>
-                <w:szCs w:val="16"/>
-              </w:rPr>
-            </w:pPr>
-            <w:r>
-              <w:rPr>
-                <w:rtl w:val="0"/>
-              </w:rPr>
-            </w:r>
-          </w:p>
-        </w:tc>
-        <w:tc>
-          <w:tcPr/>
-          <w:p>
-            <w:pPr>
-              <w:spacing w:line="360" w:lineRule="auto"/>
-              <w:jc w:val="both"/>
-              <w:rPr>
-                <w:b w:val="1"/>
-                <w:bCs w:val="1"/>
-                <w:sz w:val="16"/>
-                <w:szCs w:val="16"/>
-              </w:rPr>
-            </w:pPr>
-            <w:r>
-              <w:rPr>
-                <w:rtl w:val="0"/>
-              </w:rPr>
-            </w:r>
-          </w:p>
-        </w:tc>
-        <w:tc>
-          <w:tcPr/>
-          <w:p>
-            <w:pPr>
-              <w:spacing w:line="360" w:lineRule="auto"/>
-              <w:jc w:val="both"/>
-              <w:rPr>
-                <w:b w:val="1"/>
-                <w:bCs w:val="1"/>
-                <w:sz w:val="16"/>
-                <w:szCs w:val="16"/>
-              </w:rPr>
-            </w:pPr>
-            <w:r>
-              <w:rPr>
-                <w:rtl w:val="0"/>
-              </w:rPr>
-            </w:r>
-          </w:p>
-        </w:tc>
-      </w:tr>
-      <w:tr>
-        <w:trPr>
-          <w:cantSplit w:val="0"/>
-          <w:trHeight w:val="294" w:hRule="atLeast"/>
-          <w:tblHeader w:val="0"/>
-        </w:trPr>
-        <w:tc>
-          <w:tcPr/>
-          <w:p>
-            <w:pPr>
-              <w:spacing w:line="360" w:lineRule="auto"/>
-              <w:jc w:val="both"/>
-              <w:rPr>
-                <w:b w:val="1"/>
-                <w:bCs w:val="1"/>
-                <w:sz w:val="16"/>
-                <w:szCs w:val="16"/>
-              </w:rPr>
-            </w:pPr>
-            <w:r>
-              <w:rPr>
-                <w:rtl w:val="0"/>
-              </w:rPr>
-            </w:r>
-          </w:p>
-        </w:tc>
-        <w:tc>
-          <w:tcPr/>
-          <w:p>
-            <w:pPr>
-              <w:spacing w:line="360" w:lineRule="auto"/>
-              <w:jc w:val="both"/>
-              <w:rPr>
-                <w:b w:val="1"/>
-                <w:bCs w:val="1"/>
-                <w:sz w:val="16"/>
-                <w:szCs w:val="16"/>
-              </w:rPr>
-            </w:pPr>
-            <w:r>
-              <w:rPr>
-                <w:rtl w:val="0"/>
-              </w:rPr>
-            </w:r>
-          </w:p>
-        </w:tc>
-        <w:tc>
-          <w:tcPr/>
-          <w:p>
-            <w:pPr>
-              <w:spacing w:line="360" w:lineRule="auto"/>
-              <w:jc w:val="both"/>
-              <w:rPr>
-                <w:b w:val="1"/>
-                <w:bCs w:val="1"/>
-                <w:sz w:val="16"/>
-                <w:szCs w:val="16"/>
-              </w:rPr>
-            </w:pPr>
-            <w:r>
-              <w:rPr>
-                <w:rtl w:val="0"/>
-              </w:rPr>
-            </w:r>
-          </w:p>
-        </w:tc>
-        <w:tc>
-          <w:tcPr/>
-          <w:p>
-            <w:pPr>
-              <w:spacing w:line="360" w:lineRule="auto"/>
-              <w:jc w:val="both"/>
-              <w:rPr>
-                <w:b w:val="1"/>
-                <w:bCs w:val="1"/>
-                <w:sz w:val="16"/>
-                <w:szCs w:val="16"/>
-              </w:rPr>
-            </w:pPr>
-            <w:r>
-              <w:rPr>
-                <w:rtl w:val="0"/>
-              </w:rPr>
-            </w:r>
-          </w:p>
-        </w:tc>
-        <w:tc>
-          <w:tcPr/>
-          <w:p>
-            <w:pPr>
-              <w:spacing w:line="360" w:lineRule="auto"/>
-              <w:jc w:val="both"/>
-              <w:rPr>
-                <w:b w:val="1"/>
-                <w:bCs w:val="1"/>
-                <w:sz w:val="16"/>
-                <w:szCs w:val="16"/>
-              </w:rPr>
-            </w:pPr>
-            <w:r>
-              <w:rPr>
-                <w:rtl w:val="0"/>
-              </w:rPr>
-            </w:r>
-          </w:p>
-        </w:tc>
-        <w:tc>
-          <w:tcPr/>
-          <w:p>
-            <w:pPr>
-              <w:spacing w:line="360" w:lineRule="auto"/>
-              <w:jc w:val="both"/>
-              <w:rPr>
-                <w:b w:val="1"/>
-                <w:bCs w:val="1"/>
-                <w:sz w:val="16"/>
-                <w:szCs w:val="16"/>
-              </w:rPr>
-            </w:pPr>
-            <w:r>
-              <w:rPr>
-                <w:rtl w:val="0"/>
-              </w:rPr>
-            </w:r>
-          </w:p>
-        </w:tc>
-        <w:tc>
-          <w:tcPr/>
-          <w:p>
-            <w:pPr>
-              <w:spacing w:line="360" w:lineRule="auto"/>
-              <w:jc w:val="both"/>
-              <w:rPr>
-                <w:b w:val="1"/>
-                <w:bCs w:val="1"/>
-                <w:sz w:val="16"/>
-                <w:szCs w:val="16"/>
-              </w:rPr>
-            </w:pPr>
-            <w:r>
-              <w:rPr>
-                <w:rtl w:val="0"/>
-              </w:rPr>
-            </w:r>
-          </w:p>
-        </w:tc>
-        <w:tc>
-          <w:tcPr/>
-          <w:p>
-            <w:pPr>
-              <w:spacing w:line="360" w:lineRule="auto"/>
-              <w:jc w:val="both"/>
-              <w:rPr>
-                <w:b w:val="1"/>
-                <w:bCs w:val="1"/>
-                <w:sz w:val="16"/>
-                <w:szCs w:val="16"/>
-              </w:rPr>
-            </w:pPr>
-            <w:r>
-              <w:rPr>
-                <w:rtl w:val="0"/>
-              </w:rPr>
-            </w:r>
-          </w:p>
-        </w:tc>
-        <w:tc>
-          <w:tcPr/>
-          <w:p>
-            <w:pPr>
-              <w:spacing w:line="360" w:lineRule="auto"/>
-              <w:jc w:val="both"/>
-              <w:rPr>
-                <w:b w:val="1"/>
-                <w:bCs w:val="1"/>
-                <w:sz w:val="16"/>
-                <w:szCs w:val="16"/>
-              </w:rPr>
-            </w:pPr>
-            <w:r>
-              <w:rPr>
-                <w:rtl w:val="0"/>
-              </w:rPr>
-            </w:r>
-          </w:p>
-        </w:tc>
-        <w:tc>
-          <w:tcPr/>
-          <w:p>
-            <w:pPr>
-              <w:spacing w:line="360" w:lineRule="auto"/>
-              <w:jc w:val="both"/>
-              <w:rPr>
-                <w:b w:val="1"/>
-                <w:bCs w:val="1"/>
-                <w:sz w:val="16"/>
-                <w:szCs w:val="16"/>
-              </w:rPr>
-            </w:pPr>
-            <w:r>
-              <w:rPr>
-                <w:rtl w:val="0"/>
-              </w:rPr>
-            </w:r>
-          </w:p>
-        </w:tc>
-        <w:tc>
-          <w:tcPr/>
-          <w:p>
-            <w:pPr>
-              <w:spacing w:line="360" w:lineRule="auto"/>
-              <w:jc w:val="both"/>
-              <w:rPr>
-                <w:b w:val="1"/>
-                <w:bCs w:val="1"/>
-                <w:sz w:val="16"/>
-                <w:szCs w:val="16"/>
-              </w:rPr>
-            </w:pPr>
-            <w:r>
-              <w:rPr>
-                <w:rtl w:val="0"/>
-              </w:rPr>
-            </w:r>
-          </w:p>
-        </w:tc>
-        <w:tc>
-          <w:tcPr/>
-          <w:p>
-            <w:pPr>
-              <w:spacing w:line="360" w:lineRule="auto"/>
-              <w:jc w:val="both"/>
-              <w:rPr>
-                <w:b w:val="1"/>
-                <w:bCs w:val="1"/>
-                <w:sz w:val="16"/>
-                <w:szCs w:val="16"/>
-              </w:rPr>
-            </w:pPr>
-            <w:r>
-              <w:rPr>
-                <w:rtl w:val="0"/>
-              </w:rPr>
-            </w:r>
-          </w:p>
-        </w:tc>
-        <w:tc>
-          <w:tcPr/>
-          <w:p>
-            <w:pPr>
-              <w:spacing w:line="360" w:lineRule="auto"/>
-              <w:jc w:val="both"/>
-              <w:rPr>
-                <w:b w:val="1"/>
-                <w:bCs w:val="1"/>
-                <w:sz w:val="16"/>
-                <w:szCs w:val="16"/>
-              </w:rPr>
-            </w:pPr>
-            <w:r>
-              <w:rPr>
-                <w:rtl w:val="0"/>
-              </w:rPr>
-            </w:r>
-          </w:p>
-        </w:tc>
-        <w:tc>
-          <w:tcPr/>
-          <w:p>
-            <w:pPr>
-              <w:spacing w:line="360" w:lineRule="auto"/>
-              <w:jc w:val="both"/>
-              <w:rPr>
-                <w:b w:val="1"/>
-                <w:bCs w:val="1"/>
-                <w:sz w:val="16"/>
-                <w:szCs w:val="16"/>
-              </w:rPr>
-            </w:pPr>
-            <w:r>
-              <w:rPr>
-                <w:rtl w:val="0"/>
-              </w:rPr>
-            </w:r>
-          </w:p>
-        </w:tc>
-        <w:tc>
-          <w:tcPr/>
-          <w:p>
-            <w:pPr>
-              <w:spacing w:line="360" w:lineRule="auto"/>
-              <w:jc w:val="both"/>
-              <w:rPr>
-                <w:b w:val="1"/>
-                <w:bCs w:val="1"/>
-                <w:sz w:val="16"/>
-                <w:szCs w:val="16"/>
-              </w:rPr>
-            </w:pPr>
-            <w:r>
-              <w:rPr>
-                <w:rtl w:val="0"/>
-              </w:rPr>
-            </w:r>
-          </w:p>
-        </w:tc>
-        <w:tc>
-          <w:tcPr/>
-          <w:p>
-            <w:pPr>
-              <w:spacing w:line="360" w:lineRule="auto"/>
-              <w:jc w:val="both"/>
-              <w:rPr>
-                <w:b w:val="1"/>
-                <w:bCs w:val="1"/>
-                <w:sz w:val="16"/>
-                <w:szCs w:val="16"/>
-              </w:rPr>
-            </w:pPr>
-            <w:r>
-              <w:rPr>
-                <w:rtl w:val="0"/>
-              </w:rPr>
-            </w:r>
-          </w:p>
-        </w:tc>
-        <w:tc>
-          <w:tcPr>
-            <w:gridSpan w:val="2"/>
-          </w:tcPr>
-          <w:p>
-            <w:pPr>
-              <w:spacing w:line="360" w:lineRule="auto"/>
-              <w:jc w:val="both"/>
-              <w:rPr>
-                <w:b w:val="1"/>
-                <w:bCs w:val="1"/>
-                <w:sz w:val="16"/>
-                <w:szCs w:val="16"/>
-              </w:rPr>
-            </w:pPr>
-            <w:r>
-              <w:rPr>
-                <w:rtl w:val="0"/>
-              </w:rPr>
-            </w:r>
-          </w:p>
-        </w:tc>
-        <w:tc>
-          <w:tcPr/>
-          <w:p>
-            <w:pPr>
-              <w:spacing w:line="360" w:lineRule="auto"/>
-              <w:jc w:val="both"/>
-              <w:rPr>
-                <w:b w:val="1"/>
-                <w:bCs w:val="1"/>
-                <w:sz w:val="16"/>
-                <w:szCs w:val="16"/>
-              </w:rPr>
-            </w:pPr>
-            <w:r>
-              <w:rPr>
-                <w:rtl w:val="0"/>
-              </w:rPr>
-            </w:r>
-          </w:p>
-        </w:tc>
-        <w:tc>
-          <w:tcPr/>
-          <w:p>
-            <w:pPr>
-              <w:spacing w:line="360" w:lineRule="auto"/>
-              <w:jc w:val="both"/>
-              <w:rPr>
-                <w:b w:val="1"/>
-                <w:bCs w:val="1"/>
-                <w:sz w:val="16"/>
-                <w:szCs w:val="16"/>
-              </w:rPr>
-            </w:pPr>
-            <w:r>
-              <w:rPr>
-                <w:rtl w:val="0"/>
-              </w:rPr>
-            </w:r>
-          </w:p>
-        </w:tc>
-      </w:tr>
-    </w:tbl>
-    <w:p>
-      <w:pPr>
-        <w:rPr/>
-      </w:pPr>
+      <w:hyperlink r:id="rId12">
+        <w:r>
+          <w:rPr>
+            <w:b w:val="1"/>
+            <w:bCs w:val="1"/>
+            <w:color w:val="1155cc"/>
+            <w:sz w:val="24"/>
+            <w:szCs w:val="24"/>
+            <w:u w:val="single"/>
+            <w:rtl w:val="0"/>
+          </w:rPr>
+          <w:t xml:space="preserve">Carta Gantt</w:t>
+        </w:r>
+      </w:hyperlink>
       <w:r>
         <w:rPr>
           <w:rtl w:val="0"/>
@@ -8289,415 +9026,13 @@
       </w:r>
     </w:p>
     <w:sectPr>
-      <w:headerReference r:id="rId11" w:type="default"/>
+      <w:headerReference r:id="rId13" w:type="default"/>
       <w:pgSz w:h="16838" w:w="11906" w:orient="portrait"/>
       <w:pgMar w:bottom="1417" w:top="1417" w:left="1701" w:right="1701" w:header="708" w:footer="708"/>
       <w:pgNumType w:start="1"/>
     </w:sectPr>
   </w:body>
 </w:document>
-</file>
-
-<file path=word/comments.xml><?xml version="1.0" encoding="utf-8"?>
-<w:comments xmlns:mc="http://schemas.openxmlformats.org/markup-compatibility/2006" xmlns:o="urn:schemas-microsoft-com:office:office" xmlns:r="http://schemas.openxmlformats.org/officeDocument/2006/relationships" xmlns:m="http://schemas.openxmlformats.org/officeDocument/2006/math" xmlns:v="urn:schemas-microsoft-com:vml" xmlns:wp="http://schemas.openxmlformats.org/drawingml/2006/wordprocessingDrawing" xmlns:w10="urn:schemas-microsoft-com:office:word" xmlns:w="http://schemas.openxmlformats.org/wordprocessingml/2006/main" xmlns:wne="http://schemas.microsoft.com/office/word/2006/wordml" xmlns:sl="http://schemas.openxmlformats.org/schemaLibrary/2006/main" xmlns:a="http://schemas.openxmlformats.org/drawingml/2006/main" xmlns:pic="http://schemas.openxmlformats.org/drawingml/2006/picture" xmlns:c="http://schemas.openxmlformats.org/drawingml/2006/chart" xmlns:lc="http://schemas.openxmlformats.org/drawingml/2006/lockedCanvas" xmlns:dgm="http://schemas.openxmlformats.org/drawingml/2006/diagram" xmlns:wps="http://schemas.microsoft.com/office/word/2010/wordprocessingShape" xmlns:wpg="http://schemas.microsoft.com/office/word/2010/wordprocessingGroup" xmlns:w14="http://schemas.microsoft.com/office/word/2010/wordml" xmlns:w15="http://schemas.microsoft.com/office/word/2012/wordml" xmlns:w16="http://schemas.microsoft.com/office/word/2018/wordml" xmlns:w16cex="http://schemas.microsoft.com/office/word/2018/wordml/cex" xmlns:w16cid="http://schemas.microsoft.com/office/word/2016/wordml/cid" xmlns="http://schemas.microsoft.com/office/tasks/2019/documenttasks" xmlns:cr="http://schemas.microsoft.com/office/comments/2020/reactions">
-  <w:comment w:author="JOAQUIN . PEREZ URZUA" w:id="5" w:date="2026-08-18T23:00:37Z">
-    <w:p>
-      <w:pPr>
-        <w:keepNext w:val="0"/>
-        <w:keepLines w:val="0"/>
-        <w:pageBreakBefore w:val="0"/>
-        <w:widowControl w:val="0"/>
-        <w:pBdr>
-          <w:top w:space="0" w:sz="0" w:val="nil"/>
-          <w:left w:space="0" w:sz="0" w:val="nil"/>
-          <w:bottom w:space="0" w:sz="0" w:val="nil"/>
-          <w:right w:space="0" w:sz="0" w:val="nil"/>
-          <w:between w:space="0" w:sz="0" w:val="nil"/>
-        </w:pBdr>
-        <w:shd w:fill="auto" w:val="clear"/>
-        <w:spacing w:after="0" w:before="0" w:line="240" w:lineRule="auto"/>
-        <w:ind w:left="0" w:right="0" w:firstLine="0"/>
-        <w:jc w:val="left"/>
-        <w:rPr>
-          <w:rFonts w:ascii="Arial" w:cs="Arial" w:eastAsia="Arial" w:hAnsi="Arial"/>
-          <w:b w:val="0"/>
-          <w:bCs w:val="0"/>
-          <w:i w:val="0"/>
-          <w:iCs w:val="0"/>
-          <w:smallCaps w:val="0"/>
-          <w:strike w:val="0"/>
-          <w:color w:val="000000"/>
-          <w:sz w:val="22"/>
-          <w:szCs w:val="22"/>
-          <w:u w:val="none"/>
-          <w:shd w:fill="auto" w:val="clear"/>
-          <w:vertAlign w:val="baseline"/>
-        </w:rPr>
-      </w:pPr>
-      <w:r>
-        <w:rPr>
-          <w:rFonts w:ascii="Arial" w:cs="Arial" w:eastAsia="Arial" w:hAnsi="Arial"/>
-          <w:b w:val="0"/>
-          <w:bCs w:val="0"/>
-          <w:i w:val="0"/>
-          <w:iCs w:val="0"/>
-          <w:smallCaps w:val="0"/>
-          <w:strike w:val="0"/>
-          <w:color w:val="000000"/>
-          <w:sz w:val="22"/>
-          <w:szCs w:val="22"/>
-          <w:u w:val="none"/>
-          <w:shd w:fill="auto" w:val="clear"/>
-          <w:vertAlign w:val="baseline"/>
-          <w:rtl w:val="0"/>
-        </w:rPr>
-        <w:t xml:space="preserve">si usamos agil debemos igualmente hacer la carta gantt?</w:t>
-      </w:r>
-    </w:p>
-  </w:comment>
-  <w:comment w:author="JOAQUIN . PEREZ URZUA" w:id="6" w:date="2026-08-18T23:00:37Z">
-    <w:p>
-      <w:pPr>
-        <w:keepNext w:val="0"/>
-        <w:keepLines w:val="0"/>
-        <w:pageBreakBefore w:val="0"/>
-        <w:widowControl w:val="0"/>
-        <w:pBdr>
-          <w:top w:space="0" w:sz="0" w:val="nil"/>
-          <w:left w:space="0" w:sz="0" w:val="nil"/>
-          <w:bottom w:space="0" w:sz="0" w:val="nil"/>
-          <w:right w:space="0" w:sz="0" w:val="nil"/>
-          <w:between w:space="0" w:sz="0" w:val="nil"/>
-        </w:pBdr>
-        <w:shd w:fill="auto" w:val="clear"/>
-        <w:spacing w:after="0" w:before="0" w:line="240" w:lineRule="auto"/>
-        <w:ind w:left="0" w:right="0" w:firstLine="0"/>
-        <w:jc w:val="left"/>
-        <w:rPr>
-          <w:rFonts w:ascii="Arial" w:cs="Arial" w:eastAsia="Arial" w:hAnsi="Arial"/>
-          <w:b w:val="0"/>
-          <w:bCs w:val="0"/>
-          <w:i w:val="0"/>
-          <w:iCs w:val="0"/>
-          <w:smallCaps w:val="0"/>
-          <w:strike w:val="0"/>
-          <w:color w:val="000000"/>
-          <w:sz w:val="22"/>
-          <w:szCs w:val="22"/>
-          <w:u w:val="none"/>
-          <w:shd w:fill="auto" w:val="clear"/>
-          <w:vertAlign w:val="baseline"/>
-        </w:rPr>
-      </w:pPr>
-      <w:r>
-        <w:rPr>
-          <w:rFonts w:ascii="Arial" w:cs="Arial" w:eastAsia="Arial" w:hAnsi="Arial"/>
-          <w:b w:val="0"/>
-          <w:bCs w:val="0"/>
-          <w:i w:val="0"/>
-          <w:iCs w:val="0"/>
-          <w:smallCaps w:val="0"/>
-          <w:strike w:val="0"/>
-          <w:color w:val="000000"/>
-          <w:sz w:val="22"/>
-          <w:szCs w:val="22"/>
-          <w:u w:val="none"/>
-          <w:shd w:fill="auto" w:val="clear"/>
-          <w:vertAlign w:val="baseline"/>
-          <w:rtl w:val="0"/>
-        </w:rPr>
-        <w:t xml:space="preserve">si usamos agil debemos igualmente hacer la carta gantt?</w:t>
-      </w:r>
-    </w:p>
-  </w:comment>
-  <w:comment w:author="JOAQUIN . PEREZ URZUA" w:id="3" w:date="2026-08-18T23:32:14Z">
-    <w:p>
-      <w:pPr>
-        <w:keepNext w:val="0"/>
-        <w:keepLines w:val="0"/>
-        <w:pageBreakBefore w:val="0"/>
-        <w:widowControl w:val="0"/>
-        <w:pBdr>
-          <w:top w:space="0" w:sz="0" w:val="nil"/>
-          <w:left w:space="0" w:sz="0" w:val="nil"/>
-          <w:bottom w:space="0" w:sz="0" w:val="nil"/>
-          <w:right w:space="0" w:sz="0" w:val="nil"/>
-          <w:between w:space="0" w:sz="0" w:val="nil"/>
-        </w:pBdr>
-        <w:shd w:fill="auto" w:val="clear"/>
-        <w:spacing w:after="0" w:before="0" w:line="240" w:lineRule="auto"/>
-        <w:ind w:left="0" w:right="0" w:firstLine="0"/>
-        <w:jc w:val="left"/>
-        <w:rPr>
-          <w:rFonts w:ascii="Arial" w:cs="Arial" w:eastAsia="Arial" w:hAnsi="Arial"/>
-          <w:b w:val="0"/>
-          <w:bCs w:val="0"/>
-          <w:i w:val="0"/>
-          <w:iCs w:val="0"/>
-          <w:smallCaps w:val="0"/>
-          <w:strike w:val="0"/>
-          <w:color w:val="000000"/>
-          <w:sz w:val="22"/>
-          <w:szCs w:val="22"/>
-          <w:u w:val="none"/>
-          <w:shd w:fill="auto" w:val="clear"/>
-          <w:vertAlign w:val="baseline"/>
-        </w:rPr>
-      </w:pPr>
-      <w:r>
-        <w:rPr>
-          <w:rFonts w:ascii="Arial" w:cs="Arial" w:eastAsia="Arial" w:hAnsi="Arial"/>
-          <w:b w:val="0"/>
-          <w:bCs w:val="0"/>
-          <w:i w:val="0"/>
-          <w:iCs w:val="0"/>
-          <w:smallCaps w:val="0"/>
-          <w:strike w:val="0"/>
-          <w:color w:val="000000"/>
-          <w:sz w:val="22"/>
-          <w:szCs w:val="22"/>
-          <w:u w:val="none"/>
-          <w:shd w:fill="auto" w:val="clear"/>
-          <w:vertAlign w:val="baseline"/>
-          <w:rtl w:val="0"/>
-        </w:rPr>
-        <w:t xml:space="preserve">no se que es estro</w:t>
-      </w:r>
-    </w:p>
-  </w:comment>
-  <w:comment w:author="JOAQUIN . PEREZ URZUA" w:id="4" w:date="2026-08-18T23:32:14Z">
-    <w:p>
-      <w:pPr>
-        <w:keepNext w:val="0"/>
-        <w:keepLines w:val="0"/>
-        <w:pageBreakBefore w:val="0"/>
-        <w:widowControl w:val="0"/>
-        <w:pBdr>
-          <w:top w:space="0" w:sz="0" w:val="nil"/>
-          <w:left w:space="0" w:sz="0" w:val="nil"/>
-          <w:bottom w:space="0" w:sz="0" w:val="nil"/>
-          <w:right w:space="0" w:sz="0" w:val="nil"/>
-          <w:between w:space="0" w:sz="0" w:val="nil"/>
-        </w:pBdr>
-        <w:shd w:fill="auto" w:val="clear"/>
-        <w:spacing w:after="0" w:before="0" w:line="240" w:lineRule="auto"/>
-        <w:ind w:left="0" w:right="0" w:firstLine="0"/>
-        <w:jc w:val="left"/>
-        <w:rPr>
-          <w:rFonts w:ascii="Arial" w:cs="Arial" w:eastAsia="Arial" w:hAnsi="Arial"/>
-          <w:b w:val="0"/>
-          <w:bCs w:val="0"/>
-          <w:i w:val="0"/>
-          <w:iCs w:val="0"/>
-          <w:smallCaps w:val="0"/>
-          <w:strike w:val="0"/>
-          <w:color w:val="000000"/>
-          <w:sz w:val="22"/>
-          <w:szCs w:val="22"/>
-          <w:u w:val="none"/>
-          <w:shd w:fill="auto" w:val="clear"/>
-          <w:vertAlign w:val="baseline"/>
-        </w:rPr>
-      </w:pPr>
-      <w:r>
-        <w:rPr>
-          <w:rFonts w:ascii="Arial" w:cs="Arial" w:eastAsia="Arial" w:hAnsi="Arial"/>
-          <w:b w:val="0"/>
-          <w:bCs w:val="0"/>
-          <w:i w:val="0"/>
-          <w:iCs w:val="0"/>
-          <w:smallCaps w:val="0"/>
-          <w:strike w:val="0"/>
-          <w:color w:val="000000"/>
-          <w:sz w:val="22"/>
-          <w:szCs w:val="22"/>
-          <w:u w:val="none"/>
-          <w:shd w:fill="auto" w:val="clear"/>
-          <w:vertAlign w:val="baseline"/>
-          <w:rtl w:val="0"/>
-        </w:rPr>
-        <w:t xml:space="preserve">no se que es estro</w:t>
-      </w:r>
-    </w:p>
-  </w:comment>
-  <w:comment w:author="JOAQUIN . PEREZ URZUA" w:id="0" w:date="2026-08-25T18:02:00Z">
-    <w:p>
-      <w:pPr>
-        <w:keepNext w:val="0"/>
-        <w:keepLines w:val="0"/>
-        <w:pageBreakBefore w:val="0"/>
-        <w:widowControl w:val="0"/>
-        <w:pBdr>
-          <w:top w:space="0" w:sz="0" w:val="nil"/>
-          <w:left w:space="0" w:sz="0" w:val="nil"/>
-          <w:bottom w:space="0" w:sz="0" w:val="nil"/>
-          <w:right w:space="0" w:sz="0" w:val="nil"/>
-          <w:between w:space="0" w:sz="0" w:val="nil"/>
-        </w:pBdr>
-        <w:shd w:fill="auto" w:val="clear"/>
-        <w:spacing w:after="0" w:before="0" w:line="240" w:lineRule="auto"/>
-        <w:ind w:left="0" w:right="0" w:firstLine="0"/>
-        <w:jc w:val="left"/>
-        <w:rPr>
-          <w:rFonts w:ascii="Arial" w:cs="Arial" w:eastAsia="Arial" w:hAnsi="Arial"/>
-          <w:b w:val="0"/>
-          <w:bCs w:val="0"/>
-          <w:i w:val="0"/>
-          <w:iCs w:val="0"/>
-          <w:smallCaps w:val="0"/>
-          <w:strike w:val="0"/>
-          <w:color w:val="000000"/>
-          <w:sz w:val="22"/>
-          <w:szCs w:val="22"/>
-          <w:u w:val="none"/>
-          <w:shd w:fill="auto" w:val="clear"/>
-          <w:vertAlign w:val="baseline"/>
-        </w:rPr>
-      </w:pPr>
-      <w:r>
-        <w:rPr>
-          <w:rFonts w:ascii="Arial" w:cs="Arial" w:eastAsia="Arial" w:hAnsi="Arial"/>
-          <w:b w:val="0"/>
-          <w:bCs w:val="0"/>
-          <w:i w:val="0"/>
-          <w:iCs w:val="0"/>
-          <w:smallCaps w:val="0"/>
-          <w:strike w:val="0"/>
-          <w:color w:val="000000"/>
-          <w:sz w:val="22"/>
-          <w:szCs w:val="22"/>
-          <w:u w:val="none"/>
-          <w:shd w:fill="auto" w:val="clear"/>
-          <w:vertAlign w:val="baseline"/>
-          <w:rtl w:val="0"/>
-        </w:rPr>
-        <w:t xml:space="preserve">product backlog, scrum seremonias, fases trello -&gt; historias de usuario</w:t>
-      </w:r>
-    </w:p>
-  </w:comment>
-  <w:comment w:author="JOAQUIN . PEREZ URZUA" w:id="1" w:date="2026-08-25T18:02:16Z">
-    <w:p>
-      <w:pPr>
-        <w:keepNext w:val="0"/>
-        <w:keepLines w:val="0"/>
-        <w:pageBreakBefore w:val="0"/>
-        <w:widowControl w:val="0"/>
-        <w:pBdr>
-          <w:top w:space="0" w:sz="0" w:val="nil"/>
-          <w:left w:space="0" w:sz="0" w:val="nil"/>
-          <w:bottom w:space="0" w:sz="0" w:val="nil"/>
-          <w:right w:space="0" w:sz="0" w:val="nil"/>
-          <w:between w:space="0" w:sz="0" w:val="nil"/>
-        </w:pBdr>
-        <w:shd w:fill="auto" w:val="clear"/>
-        <w:spacing w:after="0" w:before="0" w:line="240" w:lineRule="auto"/>
-        <w:ind w:left="0" w:right="0" w:firstLine="0"/>
-        <w:jc w:val="left"/>
-        <w:rPr>
-          <w:rFonts w:ascii="Arial" w:cs="Arial" w:eastAsia="Arial" w:hAnsi="Arial"/>
-          <w:b w:val="0"/>
-          <w:bCs w:val="0"/>
-          <w:i w:val="0"/>
-          <w:iCs w:val="0"/>
-          <w:smallCaps w:val="0"/>
-          <w:strike w:val="0"/>
-          <w:color w:val="000000"/>
-          <w:sz w:val="22"/>
-          <w:szCs w:val="22"/>
-          <w:u w:val="none"/>
-          <w:shd w:fill="auto" w:val="clear"/>
-          <w:vertAlign w:val="baseline"/>
-        </w:rPr>
-      </w:pPr>
-      <w:r>
-        <w:rPr>
-          <w:rFonts w:ascii="Arial" w:cs="Arial" w:eastAsia="Arial" w:hAnsi="Arial"/>
-          <w:b w:val="0"/>
-          <w:bCs w:val="0"/>
-          <w:i w:val="0"/>
-          <w:iCs w:val="0"/>
-          <w:smallCaps w:val="0"/>
-          <w:strike w:val="0"/>
-          <w:color w:val="000000"/>
-          <w:sz w:val="22"/>
-          <w:szCs w:val="22"/>
-          <w:u w:val="none"/>
-          <w:shd w:fill="auto" w:val="clear"/>
-          <w:vertAlign w:val="baseline"/>
-          <w:rtl w:val="0"/>
-        </w:rPr>
-        <w:t xml:space="preserve">hibrido por la carta gantt</w:t>
-      </w:r>
-    </w:p>
-  </w:comment>
-  <w:comment w:author="JOAQUIN . PEREZ URZUA" w:id="2" w:date="2026-08-18T22:59:44Z">
-    <w:p>
-      <w:pPr>
-        <w:keepNext w:val="0"/>
-        <w:keepLines w:val="0"/>
-        <w:pageBreakBefore w:val="0"/>
-        <w:widowControl w:val="0"/>
-        <w:pBdr>
-          <w:top w:space="0" w:sz="0" w:val="nil"/>
-          <w:left w:space="0" w:sz="0" w:val="nil"/>
-          <w:bottom w:space="0" w:sz="0" w:val="nil"/>
-          <w:right w:space="0" w:sz="0" w:val="nil"/>
-          <w:between w:space="0" w:sz="0" w:val="nil"/>
-        </w:pBdr>
-        <w:shd w:fill="auto" w:val="clear"/>
-        <w:spacing w:after="0" w:before="0" w:line="240" w:lineRule="auto"/>
-        <w:ind w:left="0" w:right="0" w:firstLine="0"/>
-        <w:jc w:val="left"/>
-        <w:rPr>
-          <w:rFonts w:ascii="Arial" w:cs="Arial" w:eastAsia="Arial" w:hAnsi="Arial"/>
-          <w:b w:val="0"/>
-          <w:bCs w:val="0"/>
-          <w:i w:val="0"/>
-          <w:iCs w:val="0"/>
-          <w:smallCaps w:val="0"/>
-          <w:strike w:val="0"/>
-          <w:color w:val="000000"/>
-          <w:sz w:val="22"/>
-          <w:szCs w:val="22"/>
-          <w:u w:val="none"/>
-          <w:shd w:fill="auto" w:val="clear"/>
-          <w:vertAlign w:val="baseline"/>
-        </w:rPr>
-      </w:pPr>
-      <w:r>
-        <w:rPr>
-          <w:rFonts w:ascii="Arial" w:cs="Arial" w:eastAsia="Arial" w:hAnsi="Arial"/>
-          <w:b w:val="0"/>
-          <w:bCs w:val="0"/>
-          <w:i w:val="0"/>
-          <w:iCs w:val="0"/>
-          <w:smallCaps w:val="0"/>
-          <w:strike w:val="0"/>
-          <w:color w:val="000000"/>
-          <w:sz w:val="22"/>
-          <w:szCs w:val="22"/>
-          <w:u w:val="none"/>
-          <w:shd w:fill="auto" w:val="clear"/>
-          <w:vertAlign w:val="baseline"/>
-          <w:rtl w:val="0"/>
-        </w:rPr>
-        <w:t xml:space="preserve">esto hay que verlo</w:t>
-      </w:r>
-    </w:p>
-  </w:comment>
-</w:comments>
-</file>
-
-<file path=word/commentsExtended.xml><?xml version="1.0" encoding="utf-8"?>
-<w15:commentsEx xmlns:mc="http://schemas.openxmlformats.org/markup-compatibility/2006" xmlns:o="urn:schemas-microsoft-com:office:office" xmlns:r="http://schemas.openxmlformats.org/officeDocument/2006/relationships" xmlns:m="http://schemas.openxmlformats.org/officeDocument/2006/math" xmlns:v="urn:schemas-microsoft-com:vml" xmlns:wp="http://schemas.openxmlformats.org/drawingml/2006/wordprocessingDrawing" xmlns:w10="urn:schemas-microsoft-com:office:word" xmlns:w="http://schemas.openxmlformats.org/wordprocessingml/2006/main" xmlns:wne="http://schemas.microsoft.com/office/word/2006/wordml" xmlns:sl="http://schemas.openxmlformats.org/schemaLibrary/2006/main" xmlns:a="http://schemas.openxmlformats.org/drawingml/2006/main" xmlns:pic="http://schemas.openxmlformats.org/drawingml/2006/picture" xmlns:c="http://schemas.openxmlformats.org/drawingml/2006/chart" xmlns:lc="http://schemas.openxmlformats.org/drawingml/2006/lockedCanvas" xmlns:dgm="http://schemas.openxmlformats.org/drawingml/2006/diagram" xmlns:wps="http://schemas.microsoft.com/office/word/2010/wordprocessingShape" xmlns:wpg="http://schemas.microsoft.com/office/word/2010/wordprocessingGroup" xmlns:w14="http://schemas.microsoft.com/office/word/2010/wordml" xmlns:w15="http://schemas.microsoft.com/office/word/2012/wordml" xmlns:w16="http://schemas.microsoft.com/office/word/2018/wordml" xmlns:w16cex="http://schemas.microsoft.com/office/word/2018/wordml/cex" xmlns:w16cid="http://schemas.microsoft.com/office/word/2016/wordml/cid" xmlns="http://schemas.microsoft.com/office/tasks/2019/documenttasks" xmlns:cr="http://schemas.microsoft.com/office/comments/2020/reactions">
-  <w15:commentEx w15:paraId="00000129" w15:done="0"/>
-  <w15:commentEx w15:paraId="0000012A" w15:done="0"/>
-  <w15:commentEx w15:paraId="0000012B" w15:done="0"/>
-  <w15:commentEx w15:paraId="0000012C" w15:done="0"/>
-  <w15:commentEx w15:paraId="0000012D" w15:done="0"/>
-  <w15:commentEx w15:paraId="0000012E" w15:paraIdParent="0000012D" w15:done="0"/>
-  <w15:commentEx w15:paraId="0000012F" w15:done="0"/>
-</w15:commentsEx>
 </file>
 
 <file path=word/footnotes.xml><?xml version="1.0" encoding="utf-8"?>
@@ -8829,7 +9164,7 @@
   </w:p>
   <w:tbl>
     <w:tblPr>
-      <w:tblStyle w:val="Table17"/>
+      <w:tblStyle w:val="Table16"/>
       <w:tblW w:w="9923.0" w:type="dxa"/>
       <w:jc w:val="left"/>
       <w:tblInd w:w="-709.0" w:type="dxa"/>
@@ -8946,12 +9281,12 @@
               <wp:inline distB="0" distT="0" distL="0" distR="0">
                 <wp:extent cx="1996440" cy="428625"/>
                 <wp:effectExtent b="0" l="0" r="0" t="0"/>
-                <wp:docPr descr="http://www.duoc.cl/normasgraficas/normasgraficas/marca-duoc/6logo-fondo-transparente/fondo-transparente.png" id="49" name="image1.png"/>
+                <wp:docPr descr="http://www.duoc.cl/normasgraficas/normasgraficas/marca-duoc/6logo-fondo-transparente/fondo-transparente.png" id="50" name="image2.png"/>
                 <a:graphic>
                   <a:graphicData uri="http://schemas.openxmlformats.org/drawingml/2006/picture">
                     <pic:pic>
                       <pic:nvPicPr>
-                        <pic:cNvPr descr="http://www.duoc.cl/normasgraficas/normasgraficas/marca-duoc/6logo-fondo-transparente/fondo-transparente.png" id="0" name="image1.png"/>
+                        <pic:cNvPr descr="http://www.duoc.cl/normasgraficas/normasgraficas/marca-duoc/6logo-fondo-transparente/fondo-transparente.png" id="0" name="image2.png"/>
                         <pic:cNvPicPr preferRelativeResize="0"/>
                       </pic:nvPicPr>
                       <pic:blipFill>
@@ -9035,8 +9370,8 @@
   <w:abstractNum w:abstractNumId="1">
     <w:lvl w:ilvl="0">
       <w:start w:val="1"/>
-      <w:numFmt w:val="decimal"/>
-      <w:lvlText w:val="%1."/>
+      <w:numFmt w:val="bullet"/>
+      <w:lvlText w:val="-"/>
       <w:lvlJc w:val="left"/>
       <w:pPr>
         <w:ind w:left="720" w:hanging="360"/>
@@ -9047,8 +9382,8 @@
     </w:lvl>
     <w:lvl w:ilvl="1">
       <w:start w:val="1"/>
-      <w:numFmt w:val="lowerLetter"/>
-      <w:lvlText w:val="%2."/>
+      <w:numFmt w:val="bullet"/>
+      <w:lvlText w:val="-"/>
       <w:lvlJc w:val="left"/>
       <w:pPr>
         <w:ind w:left="1440" w:hanging="360"/>
@@ -9059,9 +9394,9 @@
     </w:lvl>
     <w:lvl w:ilvl="2">
       <w:start w:val="1"/>
-      <w:numFmt w:val="lowerRoman"/>
-      <w:lvlText w:val="%3."/>
-      <w:lvlJc w:val="right"/>
+      <w:numFmt w:val="bullet"/>
+      <w:lvlText w:val="-"/>
+      <w:lvlJc w:val="left"/>
       <w:pPr>
         <w:ind w:left="2160" w:hanging="360"/>
       </w:pPr>
@@ -9071,8 +9406,8 @@
     </w:lvl>
     <w:lvl w:ilvl="3">
       <w:start w:val="1"/>
-      <w:numFmt w:val="decimal"/>
-      <w:lvlText w:val="%4."/>
+      <w:numFmt w:val="bullet"/>
+      <w:lvlText w:val="-"/>
       <w:lvlJc w:val="left"/>
       <w:pPr>
         <w:ind w:left="2880" w:hanging="360"/>
@@ -9083,8 +9418,8 @@
     </w:lvl>
     <w:lvl w:ilvl="4">
       <w:start w:val="1"/>
-      <w:numFmt w:val="lowerLetter"/>
-      <w:lvlText w:val="%5."/>
+      <w:numFmt w:val="bullet"/>
+      <w:lvlText w:val="-"/>
       <w:lvlJc w:val="left"/>
       <w:pPr>
         <w:ind w:left="3600" w:hanging="360"/>
@@ -9095,9 +9430,9 @@
     </w:lvl>
     <w:lvl w:ilvl="5">
       <w:start w:val="1"/>
-      <w:numFmt w:val="lowerRoman"/>
-      <w:lvlText w:val="%6."/>
-      <w:lvlJc w:val="right"/>
+      <w:numFmt w:val="bullet"/>
+      <w:lvlText w:val="-"/>
+      <w:lvlJc w:val="left"/>
       <w:pPr>
         <w:ind w:left="4320" w:hanging="360"/>
       </w:pPr>
@@ -9107,8 +9442,8 @@
     </w:lvl>
     <w:lvl w:ilvl="6">
       <w:start w:val="1"/>
-      <w:numFmt w:val="decimal"/>
-      <w:lvlText w:val="%7."/>
+      <w:numFmt w:val="bullet"/>
+      <w:lvlText w:val="-"/>
       <w:lvlJc w:val="left"/>
       <w:pPr>
         <w:ind w:left="5040" w:hanging="360"/>
@@ -9119,8 +9454,8 @@
     </w:lvl>
     <w:lvl w:ilvl="7">
       <w:start w:val="1"/>
-      <w:numFmt w:val="lowerLetter"/>
-      <w:lvlText w:val="%8."/>
+      <w:numFmt w:val="bullet"/>
+      <w:lvlText w:val="-"/>
       <w:lvlJc w:val="left"/>
       <w:pPr>
         <w:ind w:left="5760" w:hanging="360"/>
@@ -9131,9 +9466,9 @@
     </w:lvl>
     <w:lvl w:ilvl="8">
       <w:start w:val="1"/>
-      <w:numFmt w:val="lowerRoman"/>
-      <w:lvlText w:val="%9."/>
-      <w:lvlJc w:val="right"/>
+      <w:numFmt w:val="bullet"/>
+      <w:lvlText w:val="-"/>
+      <w:lvlJc w:val="left"/>
       <w:pPr>
         <w:ind w:left="6480" w:hanging="360"/>
       </w:pPr>
@@ -9255,6 +9590,116 @@
   <w:abstractNum w:abstractNumId="3">
     <w:lvl w:ilvl="0">
       <w:start w:val="1"/>
+      <w:numFmt w:val="decimal"/>
+      <w:lvlText w:val="%1."/>
+      <w:lvlJc w:val="left"/>
+      <w:pPr>
+        <w:ind w:left="720" w:hanging="360"/>
+      </w:pPr>
+      <w:rPr>
+        <w:u w:val="none"/>
+      </w:rPr>
+    </w:lvl>
+    <w:lvl w:ilvl="1">
+      <w:start w:val="1"/>
+      <w:numFmt w:val="lowerLetter"/>
+      <w:lvlText w:val="%2."/>
+      <w:lvlJc w:val="left"/>
+      <w:pPr>
+        <w:ind w:left="1440" w:hanging="360"/>
+      </w:pPr>
+      <w:rPr>
+        <w:u w:val="none"/>
+      </w:rPr>
+    </w:lvl>
+    <w:lvl w:ilvl="2">
+      <w:start w:val="1"/>
+      <w:numFmt w:val="lowerRoman"/>
+      <w:lvlText w:val="%3."/>
+      <w:lvlJc w:val="right"/>
+      <w:pPr>
+        <w:ind w:left="2160" w:hanging="360"/>
+      </w:pPr>
+      <w:rPr>
+        <w:u w:val="none"/>
+      </w:rPr>
+    </w:lvl>
+    <w:lvl w:ilvl="3">
+      <w:start w:val="1"/>
+      <w:numFmt w:val="decimal"/>
+      <w:lvlText w:val="%4."/>
+      <w:lvlJc w:val="left"/>
+      <w:pPr>
+        <w:ind w:left="2880" w:hanging="360"/>
+      </w:pPr>
+      <w:rPr>
+        <w:u w:val="none"/>
+      </w:rPr>
+    </w:lvl>
+    <w:lvl w:ilvl="4">
+      <w:start w:val="1"/>
+      <w:numFmt w:val="lowerLetter"/>
+      <w:lvlText w:val="%5."/>
+      <w:lvlJc w:val="left"/>
+      <w:pPr>
+        <w:ind w:left="3600" w:hanging="360"/>
+      </w:pPr>
+      <w:rPr>
+        <w:u w:val="none"/>
+      </w:rPr>
+    </w:lvl>
+    <w:lvl w:ilvl="5">
+      <w:start w:val="1"/>
+      <w:numFmt w:val="lowerRoman"/>
+      <w:lvlText w:val="%6."/>
+      <w:lvlJc w:val="right"/>
+      <w:pPr>
+        <w:ind w:left="4320" w:hanging="360"/>
+      </w:pPr>
+      <w:rPr>
+        <w:u w:val="none"/>
+      </w:rPr>
+    </w:lvl>
+    <w:lvl w:ilvl="6">
+      <w:start w:val="1"/>
+      <w:numFmt w:val="decimal"/>
+      <w:lvlText w:val="%7."/>
+      <w:lvlJc w:val="left"/>
+      <w:pPr>
+        <w:ind w:left="5040" w:hanging="360"/>
+      </w:pPr>
+      <w:rPr>
+        <w:u w:val="none"/>
+      </w:rPr>
+    </w:lvl>
+    <w:lvl w:ilvl="7">
+      <w:start w:val="1"/>
+      <w:numFmt w:val="lowerLetter"/>
+      <w:lvlText w:val="%8."/>
+      <w:lvlJc w:val="left"/>
+      <w:pPr>
+        <w:ind w:left="5760" w:hanging="360"/>
+      </w:pPr>
+      <w:rPr>
+        <w:u w:val="none"/>
+      </w:rPr>
+    </w:lvl>
+    <w:lvl w:ilvl="8">
+      <w:start w:val="1"/>
+      <w:numFmt w:val="lowerRoman"/>
+      <w:lvlText w:val="%9."/>
+      <w:lvlJc w:val="right"/>
+      <w:pPr>
+        <w:ind w:left="6480" w:hanging="360"/>
+      </w:pPr>
+      <w:rPr>
+        <w:u w:val="none"/>
+      </w:rPr>
+    </w:lvl>
+  </w:abstractNum>
+  <w:abstractNum w:abstractNumId="4">
+    <w:lvl w:ilvl="0">
+      <w:start w:val="1"/>
       <w:numFmt w:val="bullet"/>
       <w:lvlText w:val="-"/>
       <w:lvlJc w:val="left"/>
@@ -9362,7 +9807,7 @@
       </w:rPr>
     </w:lvl>
   </w:abstractNum>
-  <w:abstractNum w:abstractNumId="4">
+  <w:abstractNum w:abstractNumId="5">
     <w:lvl w:ilvl="0">
       <w:start w:val="1"/>
       <w:numFmt w:val="upperLetter"/>
@@ -9456,7 +9901,7 @@
       <w:rPr/>
     </w:lvl>
   </w:abstractNum>
-  <w:abstractNum w:abstractNumId="5">
+  <w:abstractNum w:abstractNumId="6">
     <w:lvl w:ilvl="0">
       <w:start w:val="1"/>
       <w:numFmt w:val="bullet"/>
@@ -9580,6 +10025,9 @@
   </w:num>
   <w:num w:numId="5">
     <w:abstractNumId w:val="5"/>
+  </w:num>
+  <w:num w:numId="6">
+    <w:abstractNumId w:val="6"/>
   </w:num>
 </w:numbering>
 </file>
@@ -10312,23 +10760,6 @@
       </w:tblCellMar>
     </w:tblPr>
   </w:style>
-  <w:style w:type="table" w:styleId="Table17">
-    <w:basedOn w:val="TableNormal"/>
-    <w:rPr>
-      <w:sz w:val="22"/>
-      <w:szCs w:val="22"/>
-    </w:rPr>
-    <w:tblPr>
-      <w:tblStyleRowBandSize w:val="1"/>
-      <w:tblStyleColBandSize w:val="1"/>
-      <w:tblCellMar>
-        <w:top w:w="0.0" w:type="dxa"/>
-        <w:left w:w="108.0" w:type="dxa"/>
-        <w:bottom w:w="0.0" w:type="dxa"/>
-        <w:right w:w="108.0" w:type="dxa"/>
-      </w:tblCellMar>
-    </w:tblPr>
-  </w:style>
 </w:styles>
 </file>
 
@@ -10629,7 +11060,7 @@
 
 <file path=customXML/item1.xml><?xml version="1.0" encoding="utf-8"?>
 <go:gDocsCustomXmlDataStorage xmlns:go="http://customooxmlschemas.google.com/" xmlns:r="http://schemas.openxmlformats.org/officeDocument/2006/relationships" uri="GoogleDocsCustomDataVersion2">
-  <go:docsCustomData xmlns:go="http://customooxmlschemas.google.com/" roundtripDataSignature="AMtx7mhkgYgMw4apa3VMhaAwvozSOqJk7w==">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</go:docsCustomData>
+  <go:docsCustomData xmlns:go="http://customooxmlschemas.google.com/" roundtripDataSignature="AMtx7mjrVhSi+3hVOQeYu7t2Yl1d+BReew==">CgMxLjA4AHIhMU9tQVgydl91QkZ2Sk9iT09aUG5FNF9nc3FlcXFWamRN</go:docsCustomData>
 </go:gDocsCustomXmlDataStorage>
 </file>
 
